--- a/SITP/DSA-Notes/M08b_Trees_Balanced_Range.docx
+++ b/SITP/DSA-Notes/M08b_Trees_Balanced_Range.docx
@@ -60,7 +60,7 @@
         </w:p>
       </w:sdtContent>
     </w:sdt>
-    <w:bookmarkStart w:id="54" w:name="module-8b-trees-balanced-range-trees"/>
+    <w:bookmarkStart w:id="68" w:name="module-8b-trees-balanced-range-trees"/>
     <w:p>
       <w:pPr>
         <w:pStyle w:val="Heading1"/>
@@ -233,7 +233,7 @@
         </w:pict>
       </w:r>
     </w:p>
-    <w:bookmarkStart w:id="16" w:name="b.1-avl-trees-height-balanced-bst"/>
+    <w:bookmarkStart w:id="23" w:name="b.1-avl-trees-height-balanced-bst"/>
     <w:p>
       <w:pPr>
         <w:pStyle w:val="Heading2"/>
@@ -694,7 +694,651 @@
       </w:r>
     </w:p>
     <w:bookmarkEnd w:id="13"/>
-    <w:bookmarkStart w:id="14" w:name="complexity"/>
+    <w:bookmarkStart w:id="19" w:name="the-four-rotations-before-after"/>
+    <w:p>
+      <w:pPr>
+        <w:pStyle w:val="Heading3"/>
+      </w:pPr>
+      <w:r>
+        <w:t xml:space="preserve">The four rotations, before → after</w:t>
+      </w:r>
+    </w:p>
+    <w:p>
+      <w:pPr>
+        <w:pStyle w:val="CaptionedFigure"/>
+      </w:pPr>
+      <w:r>
+        <w:drawing>
+          <wp:inline>
+            <wp:extent cx="5334000" cy="3984094"/>
+            <wp:effectExtent b="0" l="0" r="0" t="0"/>
+            <wp:docPr descr="The four AVL rotation cases (LL, RR, LR, RL) shown before and after — the balanced middle value always ends up on top." title="" id="15" name="Picture"/>
+            <a:graphic>
+              <a:graphicData uri="http://schemas.openxmlformats.org/drawingml/2006/picture">
+                <pic:pic>
+                  <pic:nvPicPr>
+                    <pic:cNvPr descr="images/190_avl_four_rotations.png" id="16" name="Picture"/>
+                    <pic:cNvPicPr>
+                      <a:picLocks noChangeArrowheads="1" noChangeAspect="1"/>
+                    </pic:cNvPicPr>
+                  </pic:nvPicPr>
+                  <pic:blipFill>
+                    <a:blip r:embed="rId14"/>
+                    <a:stretch>
+                      <a:fillRect/>
+                    </a:stretch>
+                  </pic:blipFill>
+                  <pic:spPr bwMode="auto">
+                    <a:xfrm>
+                      <a:off x="0" y="0"/>
+                      <a:ext cx="5334000" cy="3984094"/>
+                    </a:xfrm>
+                    <a:prstGeom prst="rect">
+                      <a:avLst/>
+                    </a:prstGeom>
+                    <a:noFill/>
+                    <a:ln w="9525">
+                      <a:noFill/>
+                      <a:headEnd/>
+                      <a:tailEnd/>
+                    </a:ln>
+                  </pic:spPr>
+                </pic:pic>
+              </a:graphicData>
+            </a:graphic>
+          </wp:inline>
+        </w:drawing>
+      </w:r>
+    </w:p>
+    <w:p>
+      <w:pPr>
+        <w:pStyle w:val="ImageCaption"/>
+      </w:pPr>
+      <w:r>
+        <w:t xml:space="preserve">The four AVL rotation cases (LL, RR, LR, RL) shown before and after — the balanced middle value always ends up on top.</w:t>
+      </w:r>
+    </w:p>
+    <w:p>
+      <w:pPr>
+        <w:pStyle w:val="BodyText"/>
+      </w:pPr>
+      <w:r>
+        <w:t xml:space="preserve">Notice the pattern: in</w:t>
+      </w:r>
+      <w:r>
+        <w:t xml:space="preserve"> </w:t>
+      </w:r>
+      <w:r>
+        <w:rPr>
+          <w:b/>
+          <w:bCs/>
+        </w:rPr>
+        <w:t xml:space="preserve">every</w:t>
+      </w:r>
+      <w:r>
+        <w:t xml:space="preserve"> </w:t>
+      </w:r>
+      <w:r>
+        <w:t xml:space="preserve">case the fix promotes the</w:t>
+      </w:r>
+      <w:r>
+        <w:t xml:space="preserve"> </w:t>
+      </w:r>
+      <w:r>
+        <w:rPr>
+          <w:b/>
+          <w:bCs/>
+        </w:rPr>
+        <w:t xml:space="preserve">middle of the three</w:t>
+      </w:r>
+      <w:r>
+        <w:rPr>
+          <w:b/>
+          <w:bCs/>
+        </w:rPr>
+        <w:t xml:space="preserve"> </w:t>
+      </w:r>
+      <w:r>
+        <w:rPr>
+          <w:b/>
+          <w:bCs/>
+        </w:rPr>
+        <w:t xml:space="preserve">values</w:t>
+      </w:r>
+      <w:r>
+        <w:t xml:space="preserve"> </w:t>
+      </w:r>
+      <w:r>
+        <w:t xml:space="preserve">to the top, with the smaller value on its left and the larger on its</w:t>
+      </w:r>
+      <w:r>
+        <w:t xml:space="preserve"> </w:t>
+      </w:r>
+      <w:r>
+        <w:t xml:space="preserve">right. That is why the result is always balanced.</w:t>
+      </w:r>
+    </w:p>
+    <w:bookmarkStart w:id="17" w:name="worked-trace-inserting-1-2-3-an-rr-case"/>
+    <w:p>
+      <w:pPr>
+        <w:pStyle w:val="Heading4"/>
+      </w:pPr>
+      <w:r>
+        <w:t xml:space="preserve">Worked trace: inserting 1, 2, 3 (an RR case)</w:t>
+      </w:r>
+    </w:p>
+    <w:p>
+      <w:pPr>
+        <w:pStyle w:val="SourceCode"/>
+      </w:pPr>
+      <w:r>
+        <w:rPr>
+          <w:rStyle w:val="VerbatimChar"/>
+        </w:rPr>
+        <w:t xml:space="preserve">insert 1:   1              bf(1)=0, fine</w:t>
+      </w:r>
+      <w:r>
+        <w:br/>
+      </w:r>
+      <w:r>
+        <w:rPr>
+          <w:rStyle w:val="VerbatimChar"/>
+        </w:rPr>
+        <w:t xml:space="preserve">insert 2:   1              bf(1) = 0 - 1 = -1, still fine</w:t>
+      </w:r>
+      <w:r>
+        <w:br/>
+      </w:r>
+      <w:r>
+        <w:rPr>
+          <w:rStyle w:val="VerbatimChar"/>
+        </w:rPr>
+        <w:t xml:space="preserve">             \</w:t>
+      </w:r>
+      <w:r>
+        <w:br/>
+      </w:r>
+      <w:r>
+        <w:rPr>
+          <w:rStyle w:val="VerbatimChar"/>
+        </w:rPr>
+        <w:t xml:space="preserve">              2</w:t>
+      </w:r>
+      <w:r>
+        <w:br/>
+      </w:r>
+      <w:r>
+        <w:rPr>
+          <w:rStyle w:val="VerbatimChar"/>
+        </w:rPr>
+        <w:t xml:space="preserve">insert 3:   1   bf(1) = -2  -&gt; RIGHT-RIGHT heavy -&gt; single LEFT rotation</w:t>
+      </w:r>
+      <w:r>
+        <w:br/>
+      </w:r>
+      <w:r>
+        <w:rPr>
+          <w:rStyle w:val="VerbatimChar"/>
+        </w:rPr>
+        <w:t xml:space="preserve">             \</w:t>
+      </w:r>
+      <w:r>
+        <w:br/>
+      </w:r>
+      <w:r>
+        <w:rPr>
+          <w:rStyle w:val="VerbatimChar"/>
+        </w:rPr>
+        <w:t xml:space="preserve">              2</w:t>
+      </w:r>
+      <w:r>
+        <w:br/>
+      </w:r>
+      <w:r>
+        <w:rPr>
+          <w:rStyle w:val="VerbatimChar"/>
+        </w:rPr>
+        <w:t xml:space="preserve">               \</w:t>
+      </w:r>
+      <w:r>
+        <w:br/>
+      </w:r>
+      <w:r>
+        <w:rPr>
+          <w:rStyle w:val="VerbatimChar"/>
+        </w:rPr>
+        <w:t xml:space="preserve">                3</w:t>
+      </w:r>
+      <w:r>
+        <w:br/>
+      </w:r>
+      <w:r>
+        <w:rPr>
+          <w:rStyle w:val="VerbatimChar"/>
+        </w:rPr>
+        <w:t xml:space="preserve">after LEFT rotation about 1:</w:t>
+      </w:r>
+      <w:r>
+        <w:br/>
+      </w:r>
+      <w:r>
+        <w:rPr>
+          <w:rStyle w:val="VerbatimChar"/>
+        </w:rPr>
+        <w:t xml:space="preserve">                2          balanced: bf(2)=0</w:t>
+      </w:r>
+      <w:r>
+        <w:br/>
+      </w:r>
+      <w:r>
+        <w:rPr>
+          <w:rStyle w:val="VerbatimChar"/>
+        </w:rPr>
+        <w:t xml:space="preserve">               / \</w:t>
+      </w:r>
+      <w:r>
+        <w:br/>
+      </w:r>
+      <w:r>
+        <w:rPr>
+          <w:rStyle w:val="VerbatimChar"/>
+        </w:rPr>
+        <w:t xml:space="preserve">              1   3</w:t>
+      </w:r>
+    </w:p>
+    <w:bookmarkEnd w:id="17"/>
+    <w:bookmarkStart w:id="18" w:name="X41c1d715b4b8199732c60a97e320ac5a2ec81a1"/>
+    <w:p>
+      <w:pPr>
+        <w:pStyle w:val="Heading4"/>
+      </w:pPr>
+      <w:r>
+        <w:t xml:space="preserve">Worked trace: inserting 3, 1, 2 (an LR case, the tricky one)</w:t>
+      </w:r>
+    </w:p>
+    <w:p>
+      <w:pPr>
+        <w:pStyle w:val="SourceCode"/>
+      </w:pPr>
+      <w:r>
+        <w:rPr>
+          <w:rStyle w:val="VerbatimChar"/>
+        </w:rPr>
+        <w:t xml:space="preserve">insert 3:   3</w:t>
+      </w:r>
+      <w:r>
+        <w:br/>
+      </w:r>
+      <w:r>
+        <w:rPr>
+          <w:rStyle w:val="VerbatimChar"/>
+        </w:rPr>
+        <w:t xml:space="preserve">insert 1:   3      (left child)</w:t>
+      </w:r>
+      <w:r>
+        <w:br/>
+      </w:r>
+      <w:r>
+        <w:rPr>
+          <w:rStyle w:val="VerbatimChar"/>
+        </w:rPr>
+        <w:t xml:space="preserve">           /</w:t>
+      </w:r>
+      <w:r>
+        <w:br/>
+      </w:r>
+      <w:r>
+        <w:rPr>
+          <w:rStyle w:val="VerbatimChar"/>
+        </w:rPr>
+        <w:t xml:space="preserve">          1</w:t>
+      </w:r>
+      <w:r>
+        <w:br/>
+      </w:r>
+      <w:r>
+        <w:rPr>
+          <w:rStyle w:val="VerbatimChar"/>
+        </w:rPr>
+        <w:t xml:space="preserve">insert 2:   3     bf(3) = +2, and the heavy path goes LEFT then RIGHT -&gt; LR</w:t>
+      </w:r>
+      <w:r>
+        <w:br/>
+      </w:r>
+      <w:r>
+        <w:rPr>
+          <w:rStyle w:val="VerbatimChar"/>
+        </w:rPr>
+        <w:t xml:space="preserve">           /</w:t>
+      </w:r>
+      <w:r>
+        <w:br/>
+      </w:r>
+      <w:r>
+        <w:rPr>
+          <w:rStyle w:val="VerbatimChar"/>
+        </w:rPr>
+        <w:t xml:space="preserve">          1</w:t>
+      </w:r>
+      <w:r>
+        <w:br/>
+      </w:r>
+      <w:r>
+        <w:rPr>
+          <w:rStyle w:val="VerbatimChar"/>
+        </w:rPr>
+        <w:t xml:space="preserve">           \</w:t>
+      </w:r>
+      <w:r>
+        <w:br/>
+      </w:r>
+      <w:r>
+        <w:rPr>
+          <w:rStyle w:val="VerbatimChar"/>
+        </w:rPr>
+        <w:t xml:space="preserve">            2</w:t>
+      </w:r>
+      <w:r>
+        <w:br/>
+      </w:r>
+      <w:r>
+        <w:rPr>
+          <w:rStyle w:val="VerbatimChar"/>
+        </w:rPr>
+        <w:t xml:space="preserve">Step 1 - LEFT-rotate the left child (1):    3</w:t>
+      </w:r>
+      <w:r>
+        <w:br/>
+      </w:r>
+      <w:r>
+        <w:rPr>
+          <w:rStyle w:val="VerbatimChar"/>
+        </w:rPr>
+        <w:t xml:space="preserve">                                           /</w:t>
+      </w:r>
+      <w:r>
+        <w:br/>
+      </w:r>
+      <w:r>
+        <w:rPr>
+          <w:rStyle w:val="VerbatimChar"/>
+        </w:rPr>
+        <w:t xml:space="preserve">                                          2</w:t>
+      </w:r>
+      <w:r>
+        <w:br/>
+      </w:r>
+      <w:r>
+        <w:rPr>
+          <w:rStyle w:val="VerbatimChar"/>
+        </w:rPr>
+        <w:t xml:space="preserve">                                         /</w:t>
+      </w:r>
+      <w:r>
+        <w:br/>
+      </w:r>
+      <w:r>
+        <w:rPr>
+          <w:rStyle w:val="VerbatimChar"/>
+        </w:rPr>
+        <w:t xml:space="preserve">                                        1</w:t>
+      </w:r>
+      <w:r>
+        <w:br/>
+      </w:r>
+      <w:r>
+        <w:rPr>
+          <w:rStyle w:val="VerbatimChar"/>
+        </w:rPr>
+        <w:t xml:space="preserve">Step 2 - RIGHT-rotate the root (3):       2</w:t>
+      </w:r>
+      <w:r>
+        <w:br/>
+      </w:r>
+      <w:r>
+        <w:rPr>
+          <w:rStyle w:val="VerbatimChar"/>
+        </w:rPr>
+        <w:t xml:space="preserve">                                         / \</w:t>
+      </w:r>
+      <w:r>
+        <w:br/>
+      </w:r>
+      <w:r>
+        <w:rPr>
+          <w:rStyle w:val="VerbatimChar"/>
+        </w:rPr>
+        <w:t xml:space="preserve">                                        1   3   -&gt; balanced (bf=0 everywhere)</w:t>
+      </w:r>
+    </w:p>
+    <w:p>
+      <w:pPr>
+        <w:pStyle w:val="Compact"/>
+        <w:numPr>
+          <w:ilvl w:val="0"/>
+          <w:numId w:val="1001"/>
+        </w:numPr>
+      </w:pPr>
+      <w:r>
+        <w:rPr>
+          <w:b/>
+          <w:bCs/>
+        </w:rPr>
+        <w:t xml:space="preserve">Why two rotations for LR/RL:</w:t>
+      </w:r>
+      <w:r>
+        <w:t xml:space="preserve"> </w:t>
+      </w:r>
+      <w:r>
+        <w:t xml:space="preserve">a single rotation on a zig-zag just turns it</w:t>
+      </w:r>
+      <w:r>
+        <w:t xml:space="preserve"> </w:t>
+      </w:r>
+      <w:r>
+        <w:t xml:space="preserve">into the</w:t>
+      </w:r>
+      <w:r>
+        <w:t xml:space="preserve"> </w:t>
+      </w:r>
+      <w:r>
+        <w:rPr>
+          <w:i/>
+          <w:iCs/>
+        </w:rPr>
+        <w:t xml:space="preserve">other</w:t>
+      </w:r>
+      <w:r>
+        <w:t xml:space="preserve"> </w:t>
+      </w:r>
+      <w:r>
+        <w:t xml:space="preserve">zig-zag — it does not shorten the tree. The first rotation</w:t>
+      </w:r>
+      <w:r>
+        <w:t xml:space="preserve"> </w:t>
+      </w:r>
+      <w:r>
+        <w:t xml:space="preserve">straightens the zig-zag into a straight line; the second then fixes it like an</w:t>
+      </w:r>
+      <w:r>
+        <w:t xml:space="preserve"> </w:t>
+      </w:r>
+      <w:r>
+        <w:t xml:space="preserve">LL/RR case.</w:t>
+      </w:r>
+    </w:p>
+    <w:bookmarkEnd w:id="18"/>
+    <w:bookmarkEnd w:id="19"/>
+    <w:bookmarkStart w:id="20" w:name="avl-insert-the-fix-up-procedure"/>
+    <w:p>
+      <w:pPr>
+        <w:pStyle w:val="Heading3"/>
+      </w:pPr>
+      <w:r>
+        <w:t xml:space="preserve">AVL insert: the fix-up procedure</w:t>
+      </w:r>
+    </w:p>
+    <w:p>
+      <w:pPr>
+        <w:pStyle w:val="SourceCode"/>
+      </w:pPr>
+      <w:r>
+        <w:rPr>
+          <w:rStyle w:val="VerbatimChar"/>
+        </w:rPr>
+        <w:t xml:space="preserve">insert like an ordinary BST, then walk back up to the root:</w:t>
+      </w:r>
+      <w:r>
+        <w:br/>
+      </w:r>
+      <w:r>
+        <w:rPr>
+          <w:rStyle w:val="VerbatimChar"/>
+        </w:rPr>
+        <w:t xml:space="preserve">  at each ancestor, update its height</w:t>
+      </w:r>
+      <w:r>
+        <w:br/>
+      </w:r>
+      <w:r>
+        <w:rPr>
+          <w:rStyle w:val="VerbatimChar"/>
+        </w:rPr>
+        <w:t xml:space="preserve">  compute balance factor bf = height(left) - height(right)</w:t>
+      </w:r>
+      <w:r>
+        <w:br/>
+      </w:r>
+      <w:r>
+        <w:rPr>
+          <w:rStyle w:val="VerbatimChar"/>
+        </w:rPr>
+        <w:t xml:space="preserve">  if bf == +2:  (left heavy)</w:t>
+      </w:r>
+      <w:r>
+        <w:br/>
+      </w:r>
+      <w:r>
+        <w:rPr>
+          <w:rStyle w:val="VerbatimChar"/>
+        </w:rPr>
+        <w:t xml:space="preserve">      if the new key went into the LEFT-LEFT  -&gt; single right rotation</w:t>
+      </w:r>
+      <w:r>
+        <w:br/>
+      </w:r>
+      <w:r>
+        <w:rPr>
+          <w:rStyle w:val="VerbatimChar"/>
+        </w:rPr>
+        <w:t xml:space="preserve">      else (LEFT-RIGHT)                       -&gt; left-rotate child, then right</w:t>
+      </w:r>
+      <w:r>
+        <w:br/>
+      </w:r>
+      <w:r>
+        <w:rPr>
+          <w:rStyle w:val="VerbatimChar"/>
+        </w:rPr>
+        <w:t xml:space="preserve">  if bf == -2:  (right heavy)</w:t>
+      </w:r>
+      <w:r>
+        <w:br/>
+      </w:r>
+      <w:r>
+        <w:rPr>
+          <w:rStyle w:val="VerbatimChar"/>
+        </w:rPr>
+        <w:t xml:space="preserve">      if RIGHT-RIGHT -&gt; single left rotation</w:t>
+      </w:r>
+      <w:r>
+        <w:br/>
+      </w:r>
+      <w:r>
+        <w:rPr>
+          <w:rStyle w:val="VerbatimChar"/>
+        </w:rPr>
+        <w:t xml:space="preserve">      else (RIGHT-LEFT) -&gt; right-rotate child, then left</w:t>
+      </w:r>
+    </w:p>
+    <w:p>
+      <w:pPr>
+        <w:pStyle w:val="Compact"/>
+        <w:numPr>
+          <w:ilvl w:val="0"/>
+          <w:numId w:val="1002"/>
+        </w:numPr>
+      </w:pPr>
+      <w:r>
+        <w:t xml:space="preserve">On</w:t>
+      </w:r>
+      <w:r>
+        <w:t xml:space="preserve"> </w:t>
+      </w:r>
+      <w:r>
+        <w:rPr>
+          <w:b/>
+          <w:bCs/>
+        </w:rPr>
+        <w:t xml:space="preserve">insert</w:t>
+      </w:r>
+      <w:r>
+        <w:t xml:space="preserve">, exactly</w:t>
+      </w:r>
+      <w:r>
+        <w:t xml:space="preserve"> </w:t>
+      </w:r>
+      <w:r>
+        <w:rPr>
+          <w:b/>
+          <w:bCs/>
+        </w:rPr>
+        <w:t xml:space="preserve">one</w:t>
+      </w:r>
+      <w:r>
+        <w:t xml:space="preserve"> </w:t>
+      </w:r>
+      <w:r>
+        <w:t xml:space="preserve">rotation (single or double) restores the whole</w:t>
+      </w:r>
+      <w:r>
+        <w:t xml:space="preserve"> </w:t>
+      </w:r>
+      <w:r>
+        <w:t xml:space="preserve">tree. On</w:t>
+      </w:r>
+      <w:r>
+        <w:t xml:space="preserve"> </w:t>
+      </w:r>
+      <w:r>
+        <w:rPr>
+          <w:b/>
+          <w:bCs/>
+        </w:rPr>
+        <w:t xml:space="preserve">delete</w:t>
+      </w:r>
+      <w:r>
+        <w:t xml:space="preserve">, you may need up to</w:t>
+      </w:r>
+      <w:r>
+        <w:t xml:space="preserve"> </w:t>
+      </w:r>
+      <w:r>
+        <w:rPr>
+          <w:b/>
+          <w:bCs/>
+        </w:rPr>
+        <w:t xml:space="preserve">O(log n)</w:t>
+      </w:r>
+      <w:r>
+        <w:t xml:space="preserve"> </w:t>
+      </w:r>
+      <w:r>
+        <w:t xml:space="preserve">rotations climbing up.</w:t>
+      </w:r>
+    </w:p>
+    <w:bookmarkEnd w:id="20"/>
+    <w:bookmarkStart w:id="21" w:name="complexity"/>
     <w:p>
       <w:pPr>
         <w:pStyle w:val="Heading3"/>
@@ -805,8 +1449,8 @@
         <w:t xml:space="preserve">The cost: more rotations on insert/delete than a Red-Black tree.</w:t>
       </w:r>
     </w:p>
-    <w:bookmarkEnd w:id="14"/>
-    <w:bookmarkStart w:id="15" w:name="mcqs"/>
+    <w:bookmarkEnd w:id="21"/>
+    <w:bookmarkStart w:id="22" w:name="mcqs"/>
     <w:p>
       <w:pPr>
         <w:pStyle w:val="Heading3"/>
@@ -820,7 +1464,7 @@
         <w:pStyle w:val="Compact"/>
         <w:numPr>
           <w:ilvl w:val="0"/>
-          <w:numId w:val="1001"/>
+          <w:numId w:val="1003"/>
         </w:numPr>
       </w:pPr>
       <w:r>
@@ -845,7 +1489,7 @@
         <w:pStyle w:val="Compact"/>
         <w:numPr>
           <w:ilvl w:val="0"/>
-          <w:numId w:val="1001"/>
+          <w:numId w:val="1003"/>
         </w:numPr>
       </w:pPr>
       <w:r>
@@ -873,7 +1517,7 @@
         <w:pStyle w:val="Compact"/>
         <w:numPr>
           <w:ilvl w:val="0"/>
-          <w:numId w:val="1001"/>
+          <w:numId w:val="1003"/>
         </w:numPr>
       </w:pPr>
       <w:r>
@@ -891,6 +1535,103 @@
       </w:r>
       <w:r>
         <w:t xml:space="preserve">.</w:t>
+      </w:r>
+    </w:p>
+    <w:p>
+      <w:pPr>
+        <w:pStyle w:val="Compact"/>
+        <w:numPr>
+          <w:ilvl w:val="0"/>
+          <w:numId w:val="1003"/>
+        </w:numPr>
+      </w:pPr>
+      <w:r>
+        <w:t xml:space="preserve">LR case fix? →</w:t>
+      </w:r>
+      <w:r>
+        <w:t xml:space="preserve"> </w:t>
+      </w:r>
+      <w:r>
+        <w:rPr>
+          <w:b/>
+          <w:bCs/>
+        </w:rPr>
+        <w:t xml:space="preserve">double</w:t>
+      </w:r>
+      <w:r>
+        <w:t xml:space="preserve"> </w:t>
+      </w:r>
+      <w:r>
+        <w:t xml:space="preserve">rotation (left-rotate child, then right-rotate).</w:t>
+      </w:r>
+    </w:p>
+    <w:p>
+      <w:pPr>
+        <w:pStyle w:val="Compact"/>
+        <w:numPr>
+          <w:ilvl w:val="0"/>
+          <w:numId w:val="1003"/>
+        </w:numPr>
+      </w:pPr>
+      <w:r>
+        <w:t xml:space="preserve">Rotations to fix one AVL</w:t>
+      </w:r>
+      <w:r>
+        <w:t xml:space="preserve"> </w:t>
+      </w:r>
+      <w:r>
+        <w:rPr>
+          <w:b/>
+          <w:bCs/>
+        </w:rPr>
+        <w:t xml:space="preserve">insert</w:t>
+      </w:r>
+      <w:r>
+        <w:t xml:space="preserve">? → at most</w:t>
+      </w:r>
+      <w:r>
+        <w:t xml:space="preserve"> </w:t>
+      </w:r>
+      <w:r>
+        <w:rPr>
+          <w:b/>
+          <w:bCs/>
+        </w:rPr>
+        <w:t xml:space="preserve">one</w:t>
+      </w:r>
+      <w:r>
+        <w:t xml:space="preserve"> </w:t>
+      </w:r>
+      <w:r>
+        <w:t xml:space="preserve">(single or double).</w:t>
+      </w:r>
+    </w:p>
+    <w:p>
+      <w:pPr>
+        <w:pStyle w:val="Compact"/>
+        <w:numPr>
+          <w:ilvl w:val="0"/>
+          <w:numId w:val="1003"/>
+        </w:numPr>
+      </w:pPr>
+      <w:r>
+        <w:t xml:space="preserve">Value that ends up on top after any rotation? → the</w:t>
+      </w:r>
+      <w:r>
+        <w:t xml:space="preserve"> </w:t>
+      </w:r>
+      <w:r>
+        <w:rPr>
+          <w:b/>
+          <w:bCs/>
+        </w:rPr>
+        <w:t xml:space="preserve">middle</w:t>
+      </w:r>
+      <w:r>
+        <w:t xml:space="preserve"> </w:t>
+      </w:r>
+      <w:r>
+        <w:t xml:space="preserve">of the three.</w:t>
       </w:r>
     </w:p>
     <w:p>
@@ -900,9 +1641,9 @@
         </w:pict>
       </w:r>
     </w:p>
-    <w:bookmarkEnd w:id="15"/>
-    <w:bookmarkEnd w:id="16"/>
-    <w:bookmarkStart w:id="24" w:name="X811b5e9e9ac1a2e3eea55d8c211ebb367769de8"/>
+    <w:bookmarkEnd w:id="22"/>
+    <w:bookmarkEnd w:id="23"/>
+    <w:bookmarkStart w:id="32" w:name="X811b5e9e9ac1a2e3eea55d8c211ebb367769de8"/>
     <w:p>
       <w:pPr>
         <w:pStyle w:val="Heading2"/>
@@ -911,7 +1652,7 @@
         <w:t xml:space="preserve">8b.2 Red-Black Trees (the practical balancer)</w:t>
       </w:r>
     </w:p>
-    <w:bookmarkStart w:id="20" w:name="the-idea-1"/>
+    <w:bookmarkStart w:id="27" w:name="the-idea-1"/>
     <w:p>
       <w:pPr>
         <w:pStyle w:val="Heading3"/>
@@ -1001,18 +1742,18 @@
           <wp:inline>
             <wp:extent cx="5334000" cy="2723029"/>
             <wp:effectExtent b="0" l="0" r="0" t="0"/>
-            <wp:docPr descr="Red-Black tree: colour rules (no two reds in a row, equal black-height on every path) keep it balanced." title="" id="18" name="Picture"/>
+            <wp:docPr descr="Red-Black tree: colour rules (no two reds in a row, equal black-height on every path) keep it balanced." title="" id="25" name="Picture"/>
             <a:graphic>
               <a:graphicData uri="http://schemas.openxmlformats.org/drawingml/2006/picture">
                 <pic:pic>
                   <pic:nvPicPr>
-                    <pic:cNvPr descr="images/68_redblack.png" id="19" name="Picture"/>
+                    <pic:cNvPr descr="images/68_redblack.png" id="26" name="Picture"/>
                     <pic:cNvPicPr>
                       <a:picLocks noChangeArrowheads="1" noChangeAspect="1"/>
                     </pic:cNvPicPr>
                   </pic:nvPicPr>
                   <pic:blipFill>
-                    <a:blip r:embed="rId17"/>
+                    <a:blip r:embed="rId24"/>
                     <a:stretch>
                       <a:fillRect/>
                     </a:stretch>
@@ -1047,8 +1788,8 @@
         <w:t xml:space="preserve">Red-Black tree: colour rules (no two reds in a row, equal black-height on every path) keep it balanced.</w:t>
       </w:r>
     </w:p>
-    <w:bookmarkEnd w:id="20"/>
-    <w:bookmarkStart w:id="21" w:name="the-five-rules"/>
+    <w:bookmarkEnd w:id="27"/>
+    <w:bookmarkStart w:id="28" w:name="the-five-rules"/>
     <w:p>
       <w:pPr>
         <w:pStyle w:val="Heading3"/>
@@ -1062,7 +1803,7 @@
         <w:pStyle w:val="Compact"/>
         <w:numPr>
           <w:ilvl w:val="0"/>
-          <w:numId w:val="1002"/>
+          <w:numId w:val="1004"/>
         </w:numPr>
       </w:pPr>
       <w:r>
@@ -1087,7 +1828,7 @@
         <w:pStyle w:val="Compact"/>
         <w:numPr>
           <w:ilvl w:val="0"/>
-          <w:numId w:val="1002"/>
+          <w:numId w:val="1004"/>
         </w:numPr>
       </w:pPr>
       <w:r>
@@ -1112,7 +1853,7 @@
         <w:pStyle w:val="Compact"/>
         <w:numPr>
           <w:ilvl w:val="0"/>
-          <w:numId w:val="1002"/>
+          <w:numId w:val="1004"/>
         </w:numPr>
       </w:pPr>
       <w:r>
@@ -1137,7 +1878,7 @@
         <w:pStyle w:val="Compact"/>
         <w:numPr>
           <w:ilvl w:val="0"/>
-          <w:numId w:val="1002"/>
+          <w:numId w:val="1004"/>
         </w:numPr>
       </w:pPr>
       <w:r>
@@ -1165,7 +1906,7 @@
         <w:pStyle w:val="Compact"/>
         <w:numPr>
           <w:ilvl w:val="0"/>
-          <w:numId w:val="1002"/>
+          <w:numId w:val="1004"/>
         </w:numPr>
       </w:pPr>
       <w:r>
@@ -1221,8 +1962,350 @@
         <w:t xml:space="preserve">).</w:t>
       </w:r>
     </w:p>
-    <w:bookmarkEnd w:id="21"/>
-    <w:bookmarkStart w:id="22" w:name="X76ff77d453eeae6230d2a608025ec1adebc593f"/>
+    <w:bookmarkEnd w:id="28"/>
+    <w:bookmarkStart w:id="29" w:name="why-these-rules-force-olog-n-height"/>
+    <w:p>
+      <w:pPr>
+        <w:pStyle w:val="Heading3"/>
+      </w:pPr>
+      <w:r>
+        <w:t xml:space="preserve">Why these rules force O(log n) height</w:t>
+      </w:r>
+    </w:p>
+    <w:p>
+      <w:pPr>
+        <w:pStyle w:val="FirstParagraph"/>
+      </w:pPr>
+      <w:r>
+        <w:t xml:space="preserve">Two rules do the heavy lifting together:</w:t>
+      </w:r>
+    </w:p>
+    <w:p>
+      <w:pPr>
+        <w:pStyle w:val="Compact"/>
+        <w:numPr>
+          <w:ilvl w:val="0"/>
+          <w:numId w:val="1005"/>
+        </w:numPr>
+      </w:pPr>
+      <w:r>
+        <w:t xml:space="preserve">Rule 5 says every root-to-leaf path has the</w:t>
+      </w:r>
+      <w:r>
+        <w:t xml:space="preserve"> </w:t>
+      </w:r>
+      <w:r>
+        <w:rPr>
+          <w:b/>
+          <w:bCs/>
+        </w:rPr>
+        <w:t xml:space="preserve">same black count</w:t>
+      </w:r>
+      <w:r>
+        <w:t xml:space="preserve"> </w:t>
+      </w:r>
+      <w:r>
+        <w:t xml:space="preserve">— so all paths</w:t>
+      </w:r>
+      <w:r>
+        <w:t xml:space="preserve"> </w:t>
+      </w:r>
+      <w:r>
+        <w:t xml:space="preserve">are</w:t>
+      </w:r>
+      <w:r>
+        <w:t xml:space="preserve"> </w:t>
+      </w:r>
+      <w:r>
+        <w:t xml:space="preserve">“black-equal”</w:t>
+      </w:r>
+      <w:r>
+        <w:t xml:space="preserve">.</w:t>
+      </w:r>
+    </w:p>
+    <w:p>
+      <w:pPr>
+        <w:pStyle w:val="Compact"/>
+        <w:numPr>
+          <w:ilvl w:val="0"/>
+          <w:numId w:val="1005"/>
+        </w:numPr>
+      </w:pPr>
+      <w:r>
+        <w:t xml:space="preserve">Rule 4 says</w:t>
+      </w:r>
+      <w:r>
+        <w:t xml:space="preserve"> </w:t>
+      </w:r>
+      <w:r>
+        <w:rPr>
+          <w:b/>
+          <w:bCs/>
+        </w:rPr>
+        <w:t xml:space="preserve">no two reds in a row</w:t>
+      </w:r>
+      <w:r>
+        <w:t xml:space="preserve"> </w:t>
+      </w:r>
+      <w:r>
+        <w:t xml:space="preserve">— so on any path, reds are at most half the</w:t>
+      </w:r>
+      <w:r>
+        <w:t xml:space="preserve"> </w:t>
+      </w:r>
+      <w:r>
+        <w:t xml:space="preserve">nodes; a path can be at most</w:t>
+      </w:r>
+      <w:r>
+        <w:t xml:space="preserve"> </w:t>
+      </w:r>
+      <w:r>
+        <w:rPr>
+          <w:b/>
+          <w:bCs/>
+        </w:rPr>
+        <w:t xml:space="preserve">twice</w:t>
+      </w:r>
+      <w:r>
+        <w:t xml:space="preserve"> </w:t>
+      </w:r>
+      <w:r>
+        <w:t xml:space="preserve">as long as an all-black path.</w:t>
+      </w:r>
+    </w:p>
+    <w:p>
+      <w:pPr>
+        <w:pStyle w:val="FirstParagraph"/>
+      </w:pPr>
+      <w:r>
+        <w:t xml:space="preserve">Let</w:t>
+      </w:r>
+      <w:r>
+        <w:t xml:space="preserve"> </w:t>
+      </w:r>
+      <w:r>
+        <w:rPr>
+          <w:rStyle w:val="VerbatimChar"/>
+        </w:rPr>
+        <w:t xml:space="preserve">b</w:t>
+      </w:r>
+      <w:r>
+        <w:t xml:space="preserve"> </w:t>
+      </w:r>
+      <w:r>
+        <w:t xml:space="preserve">= black height. The shortest possible path is all black (length</w:t>
+      </w:r>
+      <w:r>
+        <w:t xml:space="preserve"> </w:t>
+      </w:r>
+      <w:r>
+        <w:rPr>
+          <w:rStyle w:val="VerbatimChar"/>
+        </w:rPr>
+        <w:t xml:space="preserve">b</w:t>
+      </w:r>
+      <w:r>
+        <w:t xml:space="preserve">); the</w:t>
+      </w:r>
+      <w:r>
+        <w:t xml:space="preserve"> </w:t>
+      </w:r>
+      <w:r>
+        <w:t xml:space="preserve">longest alternates red/black (length ≤</w:t>
+      </w:r>
+      <w:r>
+        <w:t xml:space="preserve"> </w:t>
+      </w:r>
+      <w:r>
+        <w:rPr>
+          <w:rStyle w:val="VerbatimChar"/>
+        </w:rPr>
+        <w:t xml:space="preserve">2b</w:t>
+      </w:r>
+      <w:r>
+        <w:t xml:space="preserve">). So the longest path is at most</w:t>
+      </w:r>
+      <w:r>
+        <w:t xml:space="preserve"> </w:t>
+      </w:r>
+      <w:r>
+        <w:rPr>
+          <w:b/>
+          <w:bCs/>
+        </w:rPr>
+        <w:t xml:space="preserve">twice</w:t>
+      </w:r>
+      <w:r>
+        <w:t xml:space="preserve"> </w:t>
+      </w:r>
+      <w:r>
+        <w:t xml:space="preserve">the shortest → the tree is</w:t>
+      </w:r>
+      <w:r>
+        <w:t xml:space="preserve"> </w:t>
+      </w:r>
+      <w:r>
+        <w:t xml:space="preserve">“balanced enough”</w:t>
+      </w:r>
+      <w:r>
+        <w:t xml:space="preserve">. Working the counting out</w:t>
+      </w:r>
+      <w:r>
+        <w:t xml:space="preserve"> </w:t>
+      </w:r>
+      <w:r>
+        <w:t xml:space="preserve">gives height</w:t>
+      </w:r>
+      <w:r>
+        <w:t xml:space="preserve"> </w:t>
+      </w:r>
+      <w:r>
+        <w:rPr>
+          <w:b/>
+          <w:bCs/>
+        </w:rPr>
+        <w:t xml:space="preserve">≤ 2·log₂(n+1)</w:t>
+      </w:r>
+      <w:r>
+        <w:t xml:space="preserve">, hence</w:t>
+      </w:r>
+      <w:r>
+        <w:t xml:space="preserve"> </w:t>
+      </w:r>
+      <w:r>
+        <w:rPr>
+          <w:b/>
+          <w:bCs/>
+        </w:rPr>
+        <w:t xml:space="preserve">O(log n)</w:t>
+      </w:r>
+      <w:r>
+        <w:t xml:space="preserve"> </w:t>
+      </w:r>
+      <w:r>
+        <w:t xml:space="preserve">search/insert/delete.</w:t>
+      </w:r>
+    </w:p>
+    <w:p>
+      <w:pPr>
+        <w:pStyle w:val="BlockText"/>
+      </w:pPr>
+      <w:r>
+        <w:rPr>
+          <w:b/>
+          <w:bCs/>
+        </w:rPr>
+        <w:t xml:space="preserve">Memory hook:</w:t>
+      </w:r>
+      <w:r>
+        <w:t xml:space="preserve"> </w:t>
+      </w:r>
+      <w:r>
+        <w:t xml:space="preserve">“same black on every path”</w:t>
+      </w:r>
+      <w:r>
+        <w:t xml:space="preserve"> </w:t>
+      </w:r>
+      <w:r>
+        <w:t xml:space="preserve">+</w:t>
+      </w:r>
+      <w:r>
+        <w:t xml:space="preserve"> </w:t>
+      </w:r>
+      <w:r>
+        <w:t xml:space="preserve">“no red-red”</w:t>
+      </w:r>
+      <w:r>
+        <w:t xml:space="preserve"> </w:t>
+      </w:r>
+      <w:r>
+        <w:t xml:space="preserve">⇒ longest path ≤</w:t>
+      </w:r>
+      <w:r>
+        <w:t xml:space="preserve"> </w:t>
+      </w:r>
+      <w:r>
+        <w:rPr>
+          <w:b/>
+          <w:bCs/>
+        </w:rPr>
+        <w:t xml:space="preserve">2×</w:t>
+      </w:r>
+      <w:r>
+        <w:t xml:space="preserve"> </w:t>
+      </w:r>
+      <w:r>
+        <w:t xml:space="preserve">shortest ⇒ height stays logarithmic.</w:t>
+      </w:r>
+    </w:p>
+    <w:p>
+      <w:pPr>
+        <w:pStyle w:val="Compact"/>
+        <w:numPr>
+          <w:ilvl w:val="0"/>
+          <w:numId w:val="1006"/>
+        </w:numPr>
+      </w:pPr>
+      <w:r>
+        <w:rPr>
+          <w:b/>
+          <w:bCs/>
+        </w:rPr>
+        <w:t xml:space="preserve">Repair cost:</w:t>
+      </w:r>
+      <w:r>
+        <w:t xml:space="preserve"> </w:t>
+      </w:r>
+      <w:r>
+        <w:t xml:space="preserve">inserts/deletes are fixed with</w:t>
+      </w:r>
+      <w:r>
+        <w:t xml:space="preserve"> </w:t>
+      </w:r>
+      <w:r>
+        <w:rPr>
+          <w:b/>
+          <w:bCs/>
+        </w:rPr>
+        <w:t xml:space="preserve">recolouring</w:t>
+      </w:r>
+      <w:r>
+        <w:t xml:space="preserve"> </w:t>
+      </w:r>
+      <w:r>
+        <w:t xml:space="preserve">(cheap) plus at</w:t>
+      </w:r>
+      <w:r>
+        <w:t xml:space="preserve"> </w:t>
+      </w:r>
+      <w:r>
+        <w:t xml:space="preserve">most</w:t>
+      </w:r>
+      <w:r>
+        <w:t xml:space="preserve"> </w:t>
+      </w:r>
+      <w:r>
+        <w:rPr>
+          <w:b/>
+          <w:bCs/>
+        </w:rPr>
+        <w:t xml:space="preserve">O(1) rotations</w:t>
+      </w:r>
+      <w:r>
+        <w:t xml:space="preserve"> </w:t>
+      </w:r>
+      <w:r>
+        <w:t xml:space="preserve">for insert (up to O(log n) recolourings while climbing).</w:t>
+      </w:r>
+      <w:r>
+        <w:t xml:space="preserve"> </w:t>
+      </w:r>
+      <w:r>
+        <w:t xml:space="preserve">That is the practical win over AVL: fewer structural rotations.</w:t>
+      </w:r>
+    </w:p>
+    <w:bookmarkEnd w:id="29"/>
+    <w:bookmarkStart w:id="30" w:name="X76ff77d453eeae6230d2a608025ec1adebc593f"/>
     <w:p>
       <w:pPr>
         <w:pStyle w:val="Heading3"/>
@@ -1497,8 +2580,8 @@
         <w:t xml:space="preserve">which is why general-purpose libraries prefer it.</w:t>
       </w:r>
     </w:p>
-    <w:bookmarkEnd w:id="22"/>
-    <w:bookmarkStart w:id="23" w:name="mcqs-1"/>
+    <w:bookmarkEnd w:id="30"/>
+    <w:bookmarkStart w:id="31" w:name="mcqs-1"/>
     <w:p>
       <w:pPr>
         <w:pStyle w:val="Heading3"/>
@@ -1512,7 +2595,7 @@
         <w:pStyle w:val="Compact"/>
         <w:numPr>
           <w:ilvl w:val="0"/>
-          <w:numId w:val="1003"/>
+          <w:numId w:val="1007"/>
         </w:numPr>
       </w:pPr>
       <w:r>
@@ -1537,7 +2620,7 @@
         <w:pStyle w:val="Compact"/>
         <w:numPr>
           <w:ilvl w:val="0"/>
-          <w:numId w:val="1003"/>
+          <w:numId w:val="1007"/>
         </w:numPr>
       </w:pPr>
       <w:r>
@@ -1562,7 +2645,7 @@
         <w:pStyle w:val="Compact"/>
         <w:numPr>
           <w:ilvl w:val="0"/>
-          <w:numId w:val="1003"/>
+          <w:numId w:val="1007"/>
         </w:numPr>
       </w:pPr>
       <w:r>
@@ -1617,6 +2700,81 @@
       </w:r>
       <w:r>
         <w:t xml:space="preserve">.</w:t>
+      </w:r>
+    </w:p>
+    <w:p>
+      <w:pPr>
+        <w:pStyle w:val="Compact"/>
+        <w:numPr>
+          <w:ilvl w:val="0"/>
+          <w:numId w:val="1007"/>
+        </w:numPr>
+      </w:pPr>
+      <w:r>
+        <w:t xml:space="preserve">Why is a Red-Black tree’s height O(log n)? → longest path ≤</w:t>
+      </w:r>
+      <w:r>
+        <w:t xml:space="preserve"> </w:t>
+      </w:r>
+      <w:r>
+        <w:rPr>
+          <w:b/>
+          <w:bCs/>
+        </w:rPr>
+        <w:t xml:space="preserve">2×</w:t>
+      </w:r>
+      <w:r>
+        <w:t xml:space="preserve"> </w:t>
+      </w:r>
+      <w:r>
+        <w:t xml:space="preserve">shortest</w:t>
+      </w:r>
+      <w:r>
+        <w:t xml:space="preserve"> </w:t>
+      </w:r>
+      <w:r>
+        <w:t xml:space="preserve">(no red-red + equal black-height) → height ≤</w:t>
+      </w:r>
+      <w:r>
+        <w:t xml:space="preserve"> </w:t>
+      </w:r>
+      <w:r>
+        <w:rPr>
+          <w:b/>
+          <w:bCs/>
+        </w:rPr>
+        <w:t xml:space="preserve">2·log₂(n+1)</w:t>
+      </w:r>
+      <w:r>
+        <w:t xml:space="preserve">.</w:t>
+      </w:r>
+    </w:p>
+    <w:p>
+      <w:pPr>
+        <w:pStyle w:val="Compact"/>
+        <w:numPr>
+          <w:ilvl w:val="0"/>
+          <w:numId w:val="1007"/>
+        </w:numPr>
+      </w:pPr>
+      <w:r>
+        <w:t xml:space="preserve">Red-Black insert repair cost? → recolour + at most</w:t>
+      </w:r>
+      <w:r>
+        <w:t xml:space="preserve"> </w:t>
+      </w:r>
+      <w:r>
+        <w:rPr>
+          <w:b/>
+          <w:bCs/>
+        </w:rPr>
+        <w:t xml:space="preserve">O(1)</w:t>
+      </w:r>
+      <w:r>
+        <w:t xml:space="preserve"> </w:t>
+      </w:r>
+      <w:r>
+        <w:t xml:space="preserve">rotations.</w:t>
       </w:r>
     </w:p>
     <w:p>
@@ -1626,9 +2784,9 @@
         </w:pict>
       </w:r>
     </w:p>
-    <w:bookmarkEnd w:id="23"/>
-    <w:bookmarkEnd w:id="24"/>
-    <w:bookmarkStart w:id="33" w:name="b.3-segment-tree-range-queries-updates"/>
+    <w:bookmarkEnd w:id="31"/>
+    <w:bookmarkEnd w:id="32"/>
+    <w:bookmarkStart w:id="43" w:name="b.3-segment-tree-range-queries-updates"/>
     <w:p>
       <w:pPr>
         <w:pStyle w:val="Heading2"/>
@@ -1637,7 +2795,7 @@
         <w:t xml:space="preserve">8b.3 Segment Tree (range queries + updates)</w:t>
       </w:r>
     </w:p>
-    <w:bookmarkStart w:id="25" w:name="the-problem-it-solves"/>
+    <w:bookmarkStart w:id="33" w:name="the-problem-it-solves"/>
     <w:p>
       <w:pPr>
         <w:pStyle w:val="Heading3"/>
@@ -1737,8 +2895,8 @@
         <w:t xml:space="preserve">.</w:t>
       </w:r>
     </w:p>
-    <w:bookmarkEnd w:id="25"/>
-    <w:bookmarkStart w:id="29" w:name="the-idea-2"/>
+    <w:bookmarkEnd w:id="33"/>
+    <w:bookmarkStart w:id="39" w:name="the-idea-2"/>
     <w:p>
       <w:pPr>
         <w:pStyle w:val="Heading3"/>
@@ -1786,18 +2944,18 @@
           <wp:inline>
             <wp:extent cx="5334000" cy="2835088"/>
             <wp:effectExtent b="0" l="0" r="0" t="0"/>
-            <wp:docPr descr="Segment tree: each node stores the aggregate of a range; queries and updates touch O(log n) nodes." title="" id="27" name="Picture"/>
+            <wp:docPr descr="Segment tree: each node stores the aggregate of a range; queries and updates touch O(log n) nodes." title="" id="35" name="Picture"/>
             <a:graphic>
               <a:graphicData uri="http://schemas.openxmlformats.org/drawingml/2006/picture">
                 <pic:pic>
                   <pic:nvPicPr>
-                    <pic:cNvPr descr="images/69_segment_tree.png" id="28" name="Picture"/>
+                    <pic:cNvPr descr="images/69_segment_tree.png" id="36" name="Picture"/>
                     <pic:cNvPicPr>
                       <a:picLocks noChangeArrowheads="1" noChangeAspect="1"/>
                     </pic:cNvPicPr>
                   </pic:nvPicPr>
                   <pic:blipFill>
-                    <a:blip r:embed="rId26"/>
+                    <a:blip r:embed="rId34"/>
                     <a:stretch>
                       <a:fillRect/>
                     </a:stretch>
@@ -1866,7 +3024,7 @@
         <w:pStyle w:val="Compact"/>
         <w:numPr>
           <w:ilvl w:val="0"/>
-          <w:numId w:val="1004"/>
+          <w:numId w:val="1008"/>
         </w:numPr>
       </w:pPr>
       <w:r>
@@ -1911,8 +3069,487 @@
         <w:t xml:space="preserve">) in O(log n) by deferring updates to children until needed.</w:t>
       </w:r>
     </w:p>
-    <w:bookmarkEnd w:id="29"/>
-    <w:bookmarkStart w:id="30" w:name="Xb4219d6a1d5f92401538162454727d9c265a2dd"/>
+    <w:bookmarkStart w:id="37" w:name="X34249e57c4e08329c5a7ea607a9d53cc42a70ab"/>
+    <w:p>
+      <w:pPr>
+        <w:pStyle w:val="Heading4"/>
+      </w:pPr>
+      <w:r>
+        <w:t xml:space="preserve">Worked example: build, query, update (sum tree)</w:t>
+      </w:r>
+    </w:p>
+    <w:p>
+      <w:pPr>
+        <w:pStyle w:val="FirstParagraph"/>
+      </w:pPr>
+      <w:r>
+        <w:t xml:space="preserve">Array</w:t>
+      </w:r>
+      <w:r>
+        <w:t xml:space="preserve"> </w:t>
+      </w:r>
+      <w:r>
+        <w:rPr>
+          <w:rStyle w:val="VerbatimChar"/>
+        </w:rPr>
+        <w:t xml:space="preserve">A = [2, 1, 5, 3]</w:t>
+      </w:r>
+      <w:r>
+        <w:t xml:space="preserve"> </w:t>
+      </w:r>
+      <w:r>
+        <w:t xml:space="preserve">(indices 0..3). Each node stores the</w:t>
+      </w:r>
+      <w:r>
+        <w:t xml:space="preserve"> </w:t>
+      </w:r>
+      <w:r>
+        <w:rPr>
+          <w:b/>
+          <w:bCs/>
+        </w:rPr>
+        <w:t xml:space="preserve">sum</w:t>
+      </w:r>
+      <w:r>
+        <w:t xml:space="preserve"> </w:t>
+      </w:r>
+      <w:r>
+        <w:t xml:space="preserve">of its</w:t>
+      </w:r>
+      <w:r>
+        <w:t xml:space="preserve"> </w:t>
+      </w:r>
+      <w:r>
+        <w:t xml:space="preserve">range</w:t>
+      </w:r>
+      <w:r>
+        <w:t xml:space="preserve"> </w:t>
+      </w:r>
+      <w:r>
+        <w:rPr>
+          <w:rStyle w:val="VerbatimChar"/>
+        </w:rPr>
+        <w:t xml:space="preserve">[lo,hi]</w:t>
+      </w:r>
+      <w:r>
+        <w:t xml:space="preserve">:</w:t>
+      </w:r>
+    </w:p>
+    <w:p>
+      <w:pPr>
+        <w:pStyle w:val="SourceCode"/>
+      </w:pPr>
+      <w:r>
+        <w:rPr>
+          <w:rStyle w:val="VerbatimChar"/>
+        </w:rPr>
+        <w:t xml:space="preserve">                 [0..3]=11</w:t>
+      </w:r>
+      <w:r>
+        <w:br/>
+      </w:r>
+      <w:r>
+        <w:rPr>
+          <w:rStyle w:val="VerbatimChar"/>
+        </w:rPr>
+        <w:t xml:space="preserve">                /         \</w:t>
+      </w:r>
+      <w:r>
+        <w:br/>
+      </w:r>
+      <w:r>
+        <w:rPr>
+          <w:rStyle w:val="VerbatimChar"/>
+        </w:rPr>
+        <w:t xml:space="preserve">         [0..1]=3         [2..3]=8</w:t>
+      </w:r>
+      <w:r>
+        <w:br/>
+      </w:r>
+      <w:r>
+        <w:rPr>
+          <w:rStyle w:val="VerbatimChar"/>
+        </w:rPr>
+        <w:t xml:space="preserve">         /     \          /      \</w:t>
+      </w:r>
+      <w:r>
+        <w:br/>
+      </w:r>
+      <w:r>
+        <w:rPr>
+          <w:rStyle w:val="VerbatimChar"/>
+        </w:rPr>
+        <w:t xml:space="preserve">   [0..0]=2 [1..1]=1  [2..2]=5 [3..3]=3</w:t>
+      </w:r>
+    </w:p>
+    <w:p>
+      <w:pPr>
+        <w:pStyle w:val="FirstParagraph"/>
+      </w:pPr>
+      <w:r>
+        <w:rPr>
+          <w:b/>
+          <w:bCs/>
+        </w:rPr>
+        <w:t xml:space="preserve">Query sum of [1..3]</w:t>
+      </w:r>
+      <w:r>
+        <w:t xml:space="preserve"> </w:t>
+      </w:r>
+      <w:r>
+        <w:t xml:space="preserve">(expected 1+5+3 = 9):</w:t>
+      </w:r>
+    </w:p>
+    <w:p>
+      <w:pPr>
+        <w:pStyle w:val="SourceCode"/>
+      </w:pPr>
+      <w:r>
+        <w:rPr>
+          <w:rStyle w:val="VerbatimChar"/>
+        </w:rPr>
+        <w:t xml:space="preserve">start at root [0..3]: partial overlap -&gt; recurse both children</w:t>
+      </w:r>
+      <w:r>
+        <w:br/>
+      </w:r>
+      <w:r>
+        <w:rPr>
+          <w:rStyle w:val="VerbatimChar"/>
+        </w:rPr>
+        <w:t xml:space="preserve">  [0..1]: partial -&gt; recurse</w:t>
+      </w:r>
+      <w:r>
+        <w:br/>
+      </w:r>
+      <w:r>
+        <w:rPr>
+          <w:rStyle w:val="VerbatimChar"/>
+        </w:rPr>
+        <w:t xml:space="preserve">     [0..0]: no overlap with [1..3] -&gt; return 0</w:t>
+      </w:r>
+      <w:r>
+        <w:br/>
+      </w:r>
+      <w:r>
+        <w:rPr>
+          <w:rStyle w:val="VerbatimChar"/>
+        </w:rPr>
+        <w:t xml:space="preserve">     [1..1]: fully inside [1..3]    -&gt; return 1</w:t>
+      </w:r>
+      <w:r>
+        <w:br/>
+      </w:r>
+      <w:r>
+        <w:rPr>
+          <w:rStyle w:val="VerbatimChar"/>
+        </w:rPr>
+        <w:t xml:space="preserve">  [2..3]: fully inside [1..3]       -&gt; return 8      (no need to go deeper)</w:t>
+      </w:r>
+      <w:r>
+        <w:br/>
+      </w:r>
+      <w:r>
+        <w:rPr>
+          <w:rStyle w:val="VerbatimChar"/>
+        </w:rPr>
+        <w:t xml:space="preserve">total = 0 + 1 + 8 = 9   (touched only O(log n) nodes)</w:t>
+      </w:r>
+    </w:p>
+    <w:p>
+      <w:pPr>
+        <w:pStyle w:val="FirstParagraph"/>
+      </w:pPr>
+      <w:r>
+        <w:rPr>
+          <w:b/>
+          <w:bCs/>
+        </w:rPr>
+        <w:t xml:space="preserve">Point update: A[2] += 4</w:t>
+      </w:r>
+      <w:r>
+        <w:t xml:space="preserve"> </w:t>
+      </w:r>
+      <w:r>
+        <w:t xml:space="preserve">(5 becomes 9):</w:t>
+      </w:r>
+    </w:p>
+    <w:p>
+      <w:pPr>
+        <w:pStyle w:val="SourceCode"/>
+      </w:pPr>
+      <w:r>
+        <w:rPr>
+          <w:rStyle w:val="VerbatimChar"/>
+        </w:rPr>
+        <w:t xml:space="preserve">update leaf [2..2]: 5 -&gt; 9</w:t>
+      </w:r>
+      <w:r>
+        <w:br/>
+      </w:r>
+      <w:r>
+        <w:rPr>
+          <w:rStyle w:val="VerbatimChar"/>
+        </w:rPr>
+        <w:t xml:space="preserve">fix ancestors on the way up:</w:t>
+      </w:r>
+      <w:r>
+        <w:br/>
+      </w:r>
+      <w:r>
+        <w:rPr>
+          <w:rStyle w:val="VerbatimChar"/>
+        </w:rPr>
+        <w:t xml:space="preserve">  [2..3]: 8 -&gt; 12</w:t>
+      </w:r>
+      <w:r>
+        <w:br/>
+      </w:r>
+      <w:r>
+        <w:rPr>
+          <w:rStyle w:val="VerbatimChar"/>
+        </w:rPr>
+        <w:t xml:space="preserve">  [0..3]: 11 -&gt; 15</w:t>
+      </w:r>
+      <w:r>
+        <w:br/>
+      </w:r>
+      <w:r>
+        <w:rPr>
+          <w:rStyle w:val="VerbatimChar"/>
+        </w:rPr>
+        <w:t xml:space="preserve">Only the path from that leaf to the root changes -&gt; O(log n).</w:t>
+      </w:r>
+    </w:p>
+    <w:bookmarkEnd w:id="37"/>
+    <w:bookmarkStart w:id="38" w:name="lazy-propagation-the-intuition"/>
+    <w:p>
+      <w:pPr>
+        <w:pStyle w:val="Heading4"/>
+      </w:pPr>
+      <w:r>
+        <w:t xml:space="preserve">Lazy propagation — the intuition</w:t>
+      </w:r>
+    </w:p>
+    <w:p>
+      <w:pPr>
+        <w:pStyle w:val="FirstParagraph"/>
+      </w:pPr>
+      <w:r>
+        <w:t xml:space="preserve">For a</w:t>
+      </w:r>
+      <w:r>
+        <w:t xml:space="preserve"> </w:t>
+      </w:r>
+      <w:r>
+        <w:rPr>
+          <w:b/>
+          <w:bCs/>
+        </w:rPr>
+        <w:t xml:space="preserve">range</w:t>
+      </w:r>
+      <w:r>
+        <w:t xml:space="preserve"> </w:t>
+      </w:r>
+      <w:r>
+        <w:t xml:space="preserve">update like</w:t>
+      </w:r>
+      <w:r>
+        <w:t xml:space="preserve"> </w:t>
+      </w:r>
+      <w:r>
+        <w:t xml:space="preserve">“add 5 to all of [L,R]”</w:t>
+      </w:r>
+      <w:r>
+        <w:t xml:space="preserve">, updating every leaf would be</w:t>
+      </w:r>
+      <w:r>
+        <w:t xml:space="preserve"> </w:t>
+      </w:r>
+      <w:r>
+        <w:t xml:space="preserve">O(n). Instead, when a node’s range is</w:t>
+      </w:r>
+      <w:r>
+        <w:t xml:space="preserve"> </w:t>
+      </w:r>
+      <w:r>
+        <w:rPr>
+          <w:b/>
+          <w:bCs/>
+        </w:rPr>
+        <w:t xml:space="preserve">fully inside</w:t>
+      </w:r>
+      <w:r>
+        <w:t xml:space="preserve"> </w:t>
+      </w:r>
+      <w:r>
+        <w:t xml:space="preserve">[L,R], we update that one</w:t>
+      </w:r>
+      <w:r>
+        <w:t xml:space="preserve"> </w:t>
+      </w:r>
+      <w:r>
+        <w:t xml:space="preserve">node’s aggregate and park a</w:t>
+      </w:r>
+      <w:r>
+        <w:t xml:space="preserve"> </w:t>
+      </w:r>
+      <w:r>
+        <w:rPr>
+          <w:b/>
+          <w:bCs/>
+        </w:rPr>
+        <w:t xml:space="preserve">“lazy”</w:t>
+      </w:r>
+      <w:r>
+        <w:rPr>
+          <w:b/>
+          <w:bCs/>
+        </w:rPr>
+        <w:t xml:space="preserve"> </w:t>
+      </w:r>
+      <w:r>
+        <w:rPr>
+          <w:b/>
+          <w:bCs/>
+        </w:rPr>
+        <w:t xml:space="preserve">tag</w:t>
+      </w:r>
+      <w:r>
+        <w:t xml:space="preserve"> </w:t>
+      </w:r>
+      <w:r>
+        <w:t xml:space="preserve">(</w:t>
+      </w:r>
+      <w:r>
+        <w:t xml:space="preserve">“+5 still owed to my children”</w:t>
+      </w:r>
+      <w:r>
+        <w:t xml:space="preserve">) on it</w:t>
+      </w:r>
+      <w:r>
+        <w:t xml:space="preserve"> </w:t>
+      </w:r>
+      <w:r>
+        <w:t xml:space="preserve">— we do</w:t>
+      </w:r>
+      <w:r>
+        <w:t xml:space="preserve"> </w:t>
+      </w:r>
+      <w:r>
+        <w:rPr>
+          <w:b/>
+          <w:bCs/>
+        </w:rPr>
+        <w:t xml:space="preserve">not</w:t>
+      </w:r>
+      <w:r>
+        <w:t xml:space="preserve"> </w:t>
+      </w:r>
+      <w:r>
+        <w:t xml:space="preserve">descend. Later, if a query or update needs to go</w:t>
+      </w:r>
+      <w:r>
+        <w:t xml:space="preserve"> </w:t>
+      </w:r>
+      <w:r>
+        <w:rPr>
+          <w:i/>
+          <w:iCs/>
+        </w:rPr>
+        <w:t xml:space="preserve">below</w:t>
+      </w:r>
+      <w:r>
+        <w:t xml:space="preserve"> </w:t>
+      </w:r>
+      <w:r>
+        <w:t xml:space="preserve">that</w:t>
+      </w:r>
+      <w:r>
+        <w:t xml:space="preserve"> </w:t>
+      </w:r>
+      <w:r>
+        <w:t xml:space="preserve">node, we first</w:t>
+      </w:r>
+      <w:r>
+        <w:t xml:space="preserve"> </w:t>
+      </w:r>
+      <w:r>
+        <w:rPr>
+          <w:b/>
+          <w:bCs/>
+        </w:rPr>
+        <w:t xml:space="preserve">push down</w:t>
+      </w:r>
+      <w:r>
+        <w:t xml:space="preserve"> </w:t>
+      </w:r>
+      <w:r>
+        <w:t xml:space="preserve">the parked tag to its two children (applying it and</w:t>
+      </w:r>
+      <w:r>
+        <w:t xml:space="preserve"> </w:t>
+      </w:r>
+      <w:r>
+        <w:t xml:space="preserve">moving the tag one level down), then continue. This keeps range updates at</w:t>
+      </w:r>
+      <w:r>
+        <w:t xml:space="preserve"> </w:t>
+      </w:r>
+      <w:r>
+        <w:rPr>
+          <w:b/>
+          <w:bCs/>
+        </w:rPr>
+        <w:t xml:space="preserve">O(log n)</w:t>
+      </w:r>
+      <w:r>
+        <w:t xml:space="preserve">.</w:t>
+      </w:r>
+    </w:p>
+    <w:p>
+      <w:pPr>
+        <w:pStyle w:val="BlockText"/>
+      </w:pPr>
+      <w:r>
+        <w:rPr>
+          <w:b/>
+          <w:bCs/>
+        </w:rPr>
+        <w:t xml:space="preserve">Memory hook:</w:t>
+      </w:r>
+      <w:r>
+        <w:t xml:space="preserve"> </w:t>
+      </w:r>
+      <w:r>
+        <w:t xml:space="preserve">lazy =</w:t>
+      </w:r>
+      <w:r>
+        <w:t xml:space="preserve"> </w:t>
+      </w:r>
+      <w:r>
+        <w:rPr>
+          <w:b/>
+          <w:bCs/>
+        </w:rPr>
+        <w:t xml:space="preserve">“I’ll tell my children later.”</w:t>
+      </w:r>
+      <w:r>
+        <w:t xml:space="preserve"> </w:t>
+      </w:r>
+      <w:r>
+        <w:t xml:space="preserve">Park the update high</w:t>
+      </w:r>
+      <w:r>
+        <w:t xml:space="preserve"> </w:t>
+      </w:r>
+      <w:r>
+        <w:t xml:space="preserve">up; only push it down when someone actually visits below.</w:t>
+      </w:r>
+    </w:p>
+    <w:bookmarkEnd w:id="38"/>
+    <w:bookmarkEnd w:id="39"/>
+    <w:bookmarkStart w:id="40" w:name="Xb4219d6a1d5f92401538162454727d9c265a2dd"/>
     <w:p>
       <w:pPr>
         <w:pStyle w:val="Heading3"/>
@@ -2104,8 +3741,8 @@
         </w:tc>
       </w:tr>
     </w:tbl>
-    <w:bookmarkEnd w:id="30"/>
-    <w:bookmarkStart w:id="31" w:name="mcqs-2"/>
+    <w:bookmarkEnd w:id="40"/>
+    <w:bookmarkStart w:id="41" w:name="mcqs-2"/>
     <w:p>
       <w:pPr>
         <w:pStyle w:val="Heading3"/>
@@ -2119,7 +3756,7 @@
         <w:pStyle w:val="Compact"/>
         <w:numPr>
           <w:ilvl w:val="0"/>
-          <w:numId w:val="1005"/>
+          <w:numId w:val="1009"/>
         </w:numPr>
       </w:pPr>
       <w:r>
@@ -2144,7 +3781,7 @@
         <w:pStyle w:val="Compact"/>
         <w:numPr>
           <w:ilvl w:val="0"/>
-          <w:numId w:val="1005"/>
+          <w:numId w:val="1009"/>
         </w:numPr>
       </w:pPr>
       <w:r>
@@ -2185,7 +3822,7 @@
         <w:pStyle w:val="Compact"/>
         <w:numPr>
           <w:ilvl w:val="0"/>
-          <w:numId w:val="1005"/>
+          <w:numId w:val="1009"/>
         </w:numPr>
       </w:pPr>
       <w:r>
@@ -2203,16 +3840,6 @@
       </w:r>
       <w:r>
         <w:t xml:space="preserve">.</w:t>
-      </w:r>
-    </w:p>
-    <w:bookmarkEnd w:id="31"/>
-    <w:bookmarkStart w:id="32" w:name="problems"/>
-    <w:p>
-      <w:pPr>
-        <w:pStyle w:val="Heading3"/>
-      </w:pPr>
-      <w:r>
-        <w:t xml:space="preserve">Problems</w:t>
       </w:r>
     </w:p>
     <w:p>
@@ -2220,7 +3847,107 @@
         <w:pStyle w:val="Compact"/>
         <w:numPr>
           <w:ilvl w:val="0"/>
-          <w:numId w:val="1006"/>
+          <w:numId w:val="1009"/>
+        </w:numPr>
+      </w:pPr>
+      <w:r>
+        <w:t xml:space="preserve">Segment tree array size (safe)? → about</w:t>
+      </w:r>
+      <w:r>
+        <w:t xml:space="preserve"> </w:t>
+      </w:r>
+      <w:r>
+        <w:rPr>
+          <w:b/>
+          <w:bCs/>
+        </w:rPr>
+        <w:t xml:space="preserve">4n</w:t>
+      </w:r>
+      <w:r>
+        <w:t xml:space="preserve">.</w:t>
+      </w:r>
+    </w:p>
+    <w:p>
+      <w:pPr>
+        <w:pStyle w:val="Compact"/>
+        <w:numPr>
+          <w:ilvl w:val="0"/>
+          <w:numId w:val="1009"/>
+        </w:numPr>
+      </w:pPr>
+      <w:r>
+        <w:t xml:space="preserve">When does lazy</w:t>
+      </w:r>
+      <w:r>
+        <w:t xml:space="preserve"> </w:t>
+      </w:r>
+      <w:r>
+        <w:t xml:space="preserve">“push down”</w:t>
+      </w:r>
+      <w:r>
+        <w:t xml:space="preserve"> </w:t>
+      </w:r>
+      <w:r>
+        <w:t xml:space="preserve">happen? → only when a query/update must go</w:t>
+      </w:r>
+      <w:r>
+        <w:t xml:space="preserve"> </w:t>
+      </w:r>
+      <w:r>
+        <w:rPr>
+          <w:b/>
+          <w:bCs/>
+        </w:rPr>
+        <w:t xml:space="preserve">below</w:t>
+      </w:r>
+      <w:r>
+        <w:t xml:space="preserve"> </w:t>
+      </w:r>
+      <w:r>
+        <w:t xml:space="preserve">a tagged node.</w:t>
+      </w:r>
+    </w:p>
+    <w:p>
+      <w:pPr>
+        <w:pStyle w:val="Compact"/>
+        <w:numPr>
+          <w:ilvl w:val="0"/>
+          <w:numId w:val="1009"/>
+        </w:numPr>
+      </w:pPr>
+      <w:r>
+        <w:t xml:space="preserve">Nodes touched by one query? →</w:t>
+      </w:r>
+      <w:r>
+        <w:t xml:space="preserve"> </w:t>
+      </w:r>
+      <w:r>
+        <w:rPr>
+          <w:b/>
+          <w:bCs/>
+        </w:rPr>
+        <w:t xml:space="preserve">O(log n)</w:t>
+      </w:r>
+      <w:r>
+        <w:t xml:space="preserve">.</w:t>
+      </w:r>
+    </w:p>
+    <w:bookmarkEnd w:id="41"/>
+    <w:bookmarkStart w:id="42" w:name="problems"/>
+    <w:p>
+      <w:pPr>
+        <w:pStyle w:val="Heading3"/>
+      </w:pPr>
+      <w:r>
+        <w:t xml:space="preserve">Problems</w:t>
+      </w:r>
+    </w:p>
+    <w:p>
+      <w:pPr>
+        <w:pStyle w:val="Compact"/>
+        <w:numPr>
+          <w:ilvl w:val="0"/>
+          <w:numId w:val="1010"/>
         </w:numPr>
       </w:pPr>
       <w:r>
@@ -2240,9 +3967,9 @@
         </w:pict>
       </w:r>
     </w:p>
-    <w:bookmarkEnd w:id="32"/>
-    <w:bookmarkEnd w:id="33"/>
-    <w:bookmarkStart w:id="40" w:name="b.4-fenwick-tree-binary-indexed-tree-bit"/>
+    <w:bookmarkEnd w:id="42"/>
+    <w:bookmarkEnd w:id="43"/>
+    <w:bookmarkStart w:id="51" w:name="b.4-fenwick-tree-binary-indexed-tree-bit"/>
     <w:p>
       <w:pPr>
         <w:pStyle w:val="Heading2"/>
@@ -2251,7 +3978,7 @@
         <w:t xml:space="preserve">8b.4 Fenwick Tree / Binary Indexed Tree (BIT)</w:t>
       </w:r>
     </w:p>
-    <w:bookmarkStart w:id="37" w:name="the-idea-3"/>
+    <w:bookmarkStart w:id="48" w:name="the-idea-3"/>
     <w:p>
       <w:pPr>
         <w:pStyle w:val="Heading3"/>
@@ -2351,18 +4078,18 @@
           <wp:inline>
             <wp:extent cx="5334000" cy="2386852"/>
             <wp:effectExtent b="0" l="0" r="0" t="0"/>
-            <wp:docPr descr="Fenwick tree: jump by the lowest set bit (i &amp; −i) to cover a prefix in O(log n) steps." title="" id="35" name="Picture"/>
+            <wp:docPr descr="Fenwick tree: jump by the lowest set bit (i &amp; −i) to cover a prefix in O(log n) steps." title="" id="45" name="Picture"/>
             <a:graphic>
               <a:graphicData uri="http://schemas.openxmlformats.org/drawingml/2006/picture">
                 <pic:pic>
                   <pic:nvPicPr>
-                    <pic:cNvPr descr="images/70_fenwick.png" id="36" name="Picture"/>
+                    <pic:cNvPr descr="images/70_fenwick.png" id="46" name="Picture"/>
                     <pic:cNvPicPr>
                       <a:picLocks noChangeArrowheads="1" noChangeAspect="1"/>
                     </pic:cNvPicPr>
                   </pic:nvPicPr>
                   <pic:blipFill>
-                    <a:blip r:embed="rId34"/>
+                    <a:blip r:embed="rId44"/>
                     <a:stretch>
                       <a:fillRect/>
                     </a:stretch>
@@ -2431,7 +4158,7 @@
         <w:pStyle w:val="Compact"/>
         <w:numPr>
           <w:ilvl w:val="0"/>
-          <w:numId w:val="1007"/>
+          <w:numId w:val="1011"/>
         </w:numPr>
       </w:pPr>
       <w:r>
@@ -2460,7 +4187,7 @@
         <w:pStyle w:val="Compact"/>
         <w:numPr>
           <w:ilvl w:val="0"/>
-          <w:numId w:val="1007"/>
+          <w:numId w:val="1011"/>
         </w:numPr>
       </w:pPr>
       <w:r>
@@ -2554,14 +4281,192 @@
         <w:t xml:space="preserve">.</w:t>
       </w:r>
     </w:p>
-    <w:bookmarkEnd w:id="37"/>
-    <w:bookmarkStart w:id="38" w:name="mcqs-3"/>
-    <w:p>
-      <w:pPr>
-        <w:pStyle w:val="Heading3"/>
-      </w:pPr>
-      <w:r>
-        <w:t xml:space="preserve">MCQs</w:t>
+    <w:bookmarkStart w:id="47" w:name="worked-bit-trick-trace-1-indexed"/>
+    <w:p>
+      <w:pPr>
+        <w:pStyle w:val="Heading4"/>
+      </w:pPr>
+      <w:r>
+        <w:t xml:space="preserve">Worked bit-trick trace (1-indexed)</w:t>
+      </w:r>
+    </w:p>
+    <w:p>
+      <w:pPr>
+        <w:pStyle w:val="FirstParagraph"/>
+      </w:pPr>
+      <w:r>
+        <w:rPr>
+          <w:rStyle w:val="VerbatimChar"/>
+        </w:rPr>
+        <w:t xml:space="preserve">i &amp; (-i)</w:t>
+      </w:r>
+      <w:r>
+        <w:t xml:space="preserve"> </w:t>
+      </w:r>
+      <w:r>
+        <w:t xml:space="preserve">peels off the lowest set bit. Two’s-complement makes</w:t>
+      </w:r>
+      <w:r>
+        <w:t xml:space="preserve"> </w:t>
+      </w:r>
+      <w:r>
+        <w:rPr>
+          <w:rStyle w:val="VerbatimChar"/>
+        </w:rPr>
+        <w:t xml:space="preserve">-i</w:t>
+      </w:r>
+      <w:r>
+        <w:t xml:space="preserve"> </w:t>
+      </w:r>
+      <w:r>
+        <w:t xml:space="preserve">flip all</w:t>
+      </w:r>
+      <w:r>
+        <w:t xml:space="preserve"> </w:t>
+      </w:r>
+      <w:r>
+        <w:t xml:space="preserve">bits and add 1, so ANDing keeps exactly the lowest 1-bit:</w:t>
+      </w:r>
+    </w:p>
+    <w:p>
+      <w:pPr>
+        <w:pStyle w:val="SourceCode"/>
+      </w:pPr>
+      <w:r>
+        <w:rPr>
+          <w:rStyle w:val="VerbatimChar"/>
+        </w:rPr>
+        <w:t xml:space="preserve">i = 6  = 110b     -i = ...010b (two's comp)   i &amp; -i = 010b = 2</w:t>
+      </w:r>
+      <w:r>
+        <w:br/>
+      </w:r>
+      <w:r>
+        <w:rPr>
+          <w:rStyle w:val="VerbatimChar"/>
+        </w:rPr>
+        <w:t xml:space="preserve">i = 12 = 1100b                                 i &amp; -i = 100b = 4</w:t>
+      </w:r>
+      <w:r>
+        <w:br/>
+      </w:r>
+      <w:r>
+        <w:rPr>
+          <w:rStyle w:val="VerbatimChar"/>
+        </w:rPr>
+        <w:t xml:space="preserve">i = 8  = 1000b                                 i &amp; -i = 1000b = 8</w:t>
+      </w:r>
+      <w:r>
+        <w:br/>
+      </w:r>
+      <w:r>
+        <w:rPr>
+          <w:rStyle w:val="VerbatimChar"/>
+        </w:rPr>
+        <w:t xml:space="preserve">i = 7  = 111b                                  i &amp; -i = 001b = 1</w:t>
+      </w:r>
+    </w:p>
+    <w:p>
+      <w:pPr>
+        <w:pStyle w:val="FirstParagraph"/>
+      </w:pPr>
+      <w:r>
+        <w:rPr>
+          <w:b/>
+          <w:bCs/>
+        </w:rPr>
+        <w:t xml:space="preserve">prefix_sum(6)</w:t>
+      </w:r>
+      <w:r>
+        <w:t xml:space="preserve"> </w:t>
+      </w:r>
+      <w:r>
+        <w:t xml:space="preserve">— keep subtracting the lowest set bit until 0:</w:t>
+      </w:r>
+    </w:p>
+    <w:p>
+      <w:pPr>
+        <w:pStyle w:val="SourceCode"/>
+      </w:pPr>
+      <w:r>
+        <w:rPr>
+          <w:rStyle w:val="VerbatimChar"/>
+        </w:rPr>
+        <w:t xml:space="preserve">i=6 (110): s += tree[6];  6 - (6&amp;-6=2) = 4</w:t>
+      </w:r>
+      <w:r>
+        <w:br/>
+      </w:r>
+      <w:r>
+        <w:rPr>
+          <w:rStyle w:val="VerbatimChar"/>
+        </w:rPr>
+        <w:t xml:space="preserve">i=4 (100): s += tree[4];  4 - (4&amp;-4=4) = 0</w:t>
+      </w:r>
+      <w:r>
+        <w:br/>
+      </w:r>
+      <w:r>
+        <w:rPr>
+          <w:rStyle w:val="VerbatimChar"/>
+        </w:rPr>
+        <w:t xml:space="preserve">stop. sum = tree[6] + tree[4]        (covers indices 1..6 in 2 hops)</w:t>
+      </w:r>
+    </w:p>
+    <w:p>
+      <w:pPr>
+        <w:pStyle w:val="FirstParagraph"/>
+      </w:pPr>
+      <w:r>
+        <w:rPr>
+          <w:b/>
+          <w:bCs/>
+        </w:rPr>
+        <w:t xml:space="preserve">update(5, +3)</w:t>
+      </w:r>
+      <w:r>
+        <w:t xml:space="preserve"> </w:t>
+      </w:r>
+      <w:r>
+        <w:t xml:space="preserve">— keep adding the lowest set bit until you pass n (say n=8):</w:t>
+      </w:r>
+    </w:p>
+    <w:p>
+      <w:pPr>
+        <w:pStyle w:val="SourceCode"/>
+      </w:pPr>
+      <w:r>
+        <w:rPr>
+          <w:rStyle w:val="VerbatimChar"/>
+        </w:rPr>
+        <w:t xml:space="preserve">i=5 (101): tree[5] += 3;  5 + (5&amp;-5=1) = 6</w:t>
+      </w:r>
+      <w:r>
+        <w:br/>
+      </w:r>
+      <w:r>
+        <w:rPr>
+          <w:rStyle w:val="VerbatimChar"/>
+        </w:rPr>
+        <w:t xml:space="preserve">i=6 (110): tree[6] += 3;  6 + (6&amp;-6=2) = 8</w:t>
+      </w:r>
+      <w:r>
+        <w:br/>
+      </w:r>
+      <w:r>
+        <w:rPr>
+          <w:rStyle w:val="VerbatimChar"/>
+        </w:rPr>
+        <w:t xml:space="preserve">i=8 (1000):tree[8] += 3;  8 + (8&amp;-8=8) = 16 &gt; 8 -&gt; stop</w:t>
+      </w:r>
+      <w:r>
+        <w:br/>
+      </w:r>
+      <w:r>
+        <w:rPr>
+          <w:rStyle w:val="VerbatimChar"/>
+        </w:rPr>
+        <w:t xml:space="preserve">Three nodes updated -&gt; O(log n).</w:t>
       </w:r>
     </w:p>
     <w:p>
@@ -2569,24 +4474,86 @@
         <w:pStyle w:val="Compact"/>
         <w:numPr>
           <w:ilvl w:val="0"/>
-          <w:numId w:val="1008"/>
+          <w:numId w:val="1012"/>
         </w:numPr>
       </w:pPr>
       <w:r>
-        <w:t xml:space="preserve">Fenwick update/query time? →</w:t>
-      </w:r>
-      <w:r>
-        <w:t xml:space="preserve"> </w:t>
-      </w:r>
-      <w:r>
-        <w:rPr>
-          <w:b/>
-          <w:bCs/>
-        </w:rPr>
-        <w:t xml:space="preserve">O(log n)</w:t>
-      </w:r>
-      <w:r>
-        <w:t xml:space="preserve">.</w:t>
+        <w:rPr>
+          <w:b/>
+          <w:bCs/>
+        </w:rPr>
+        <w:t xml:space="preserve">query subtracts</w:t>
+      </w:r>
+      <w:r>
+        <w:t xml:space="preserve"> </w:t>
+      </w:r>
+      <w:r>
+        <w:t xml:space="preserve">the lowest bit (walk</w:t>
+      </w:r>
+      <w:r>
+        <w:t xml:space="preserve"> </w:t>
+      </w:r>
+      <w:r>
+        <w:rPr>
+          <w:i/>
+          <w:iCs/>
+        </w:rPr>
+        <w:t xml:space="preserve">down</w:t>
+      </w:r>
+      <w:r>
+        <w:t xml:space="preserve"> </w:t>
+      </w:r>
+      <w:r>
+        <w:t xml:space="preserve">the responsibility ranges);</w:t>
+      </w:r>
+      <w:r>
+        <w:t xml:space="preserve"> </w:t>
+      </w:r>
+      <w:r>
+        <w:rPr>
+          <w:b/>
+          <w:bCs/>
+        </w:rPr>
+        <w:t xml:space="preserve">update adds</w:t>
+      </w:r>
+      <w:r>
+        <w:t xml:space="preserve"> </w:t>
+      </w:r>
+      <w:r>
+        <w:t xml:space="preserve">it (walk</w:t>
+      </w:r>
+      <w:r>
+        <w:t xml:space="preserve"> </w:t>
+      </w:r>
+      <w:r>
+        <w:rPr>
+          <w:i/>
+          <w:iCs/>
+        </w:rPr>
+        <w:t xml:space="preserve">up</w:t>
+      </w:r>
+      <w:r>
+        <w:t xml:space="preserve"> </w:t>
+      </w:r>
+      <w:r>
+        <w:t xml:space="preserve">to every range that includes index i). They move</w:t>
+      </w:r>
+      <w:r>
+        <w:t xml:space="preserve"> </w:t>
+      </w:r>
+      <w:r>
+        <w:t xml:space="preserve">in opposite directions — a common exam point.</w:t>
+      </w:r>
+    </w:p>
+    <w:bookmarkEnd w:id="47"/>
+    <w:bookmarkEnd w:id="48"/>
+    <w:bookmarkStart w:id="49" w:name="mcqs-3"/>
+    <w:p>
+      <w:pPr>
+        <w:pStyle w:val="Heading3"/>
+      </w:pPr>
+      <w:r>
+        <w:t xml:space="preserve">MCQs</w:t>
       </w:r>
     </w:p>
     <w:p>
@@ -2594,36 +4561,21 @@
         <w:pStyle w:val="Compact"/>
         <w:numPr>
           <w:ilvl w:val="0"/>
-          <w:numId w:val="1008"/>
+          <w:numId w:val="1013"/>
         </w:numPr>
       </w:pPr>
       <w:r>
-        <w:t xml:space="preserve">What does</w:t>
-      </w:r>
-      <w:r>
-        <w:t xml:space="preserve"> </w:t>
-      </w:r>
-      <w:r>
-        <w:rPr>
-          <w:rStyle w:val="VerbatimChar"/>
-        </w:rPr>
-        <w:t xml:space="preserve">i &amp; (-i)</w:t>
-      </w:r>
-      <w:r>
-        <w:t xml:space="preserve"> </w:t>
-      </w:r>
-      <w:r>
-        <w:t xml:space="preserve">give? → the</w:t>
-      </w:r>
-      <w:r>
-        <w:t xml:space="preserve"> </w:t>
-      </w:r>
-      <w:r>
-        <w:rPr>
-          <w:b/>
-          <w:bCs/>
-        </w:rPr>
-        <w:t xml:space="preserve">lowest set bit</w:t>
+        <w:t xml:space="preserve">Fenwick update/query time? →</w:t>
+      </w:r>
+      <w:r>
+        <w:t xml:space="preserve"> </w:t>
+      </w:r>
+      <w:r>
+        <w:rPr>
+          <w:b/>
+          <w:bCs/>
+        </w:rPr>
+        <w:t xml:space="preserve">O(log n)</w:t>
       </w:r>
       <w:r>
         <w:t xml:space="preserve">.</w:t>
@@ -2634,43 +4586,39 @@
         <w:pStyle w:val="Compact"/>
         <w:numPr>
           <w:ilvl w:val="0"/>
-          <w:numId w:val="1008"/>
+          <w:numId w:val="1013"/>
         </w:numPr>
       </w:pPr>
       <w:r>
-        <w:t xml:space="preserve">Fenwick vs segment tree trade-off? → smaller/simpler</w:t>
-      </w:r>
-      <w:r>
-        <w:t xml:space="preserve"> </w:t>
-      </w:r>
-      <w:r>
-        <w:rPr>
-          <w:b/>
-          <w:bCs/>
-        </w:rPr>
-        <w:t xml:space="preserve">but</w:t>
-      </w:r>
-      <w:r>
-        <w:t xml:space="preserve"> </w:t>
-      </w:r>
-      <w:r>
-        <w:t xml:space="preserve">mainly for</w:t>
-      </w:r>
-      <w:r>
-        <w:t xml:space="preserve"> </w:t>
-      </w:r>
-      <w:r>
-        <w:t xml:space="preserve">sums (invertible ops).</w:t>
-      </w:r>
-    </w:p>
-    <w:bookmarkEnd w:id="38"/>
-    <w:bookmarkStart w:id="39" w:name="problems-1"/>
-    <w:p>
-      <w:pPr>
-        <w:pStyle w:val="Heading3"/>
-      </w:pPr>
-      <w:r>
-        <w:t xml:space="preserve">Problems</w:t>
+        <w:t xml:space="preserve">What does</w:t>
+      </w:r>
+      <w:r>
+        <w:t xml:space="preserve"> </w:t>
+      </w:r>
+      <w:r>
+        <w:rPr>
+          <w:rStyle w:val="VerbatimChar"/>
+        </w:rPr>
+        <w:t xml:space="preserve">i &amp; (-i)</w:t>
+      </w:r>
+      <w:r>
+        <w:t xml:space="preserve"> </w:t>
+      </w:r>
+      <w:r>
+        <w:t xml:space="preserve">give? → the</w:t>
+      </w:r>
+      <w:r>
+        <w:t xml:space="preserve"> </w:t>
+      </w:r>
+      <w:r>
+        <w:rPr>
+          <w:b/>
+          <w:bCs/>
+        </w:rPr>
+        <w:t xml:space="preserve">lowest set bit</w:t>
+      </w:r>
+      <w:r>
+        <w:t xml:space="preserve">.</w:t>
       </w:r>
     </w:p>
     <w:p>
@@ -2678,7 +4626,183 @@
         <w:pStyle w:val="Compact"/>
         <w:numPr>
           <w:ilvl w:val="0"/>
-          <w:numId w:val="1009"/>
+          <w:numId w:val="1013"/>
+        </w:numPr>
+      </w:pPr>
+      <w:r>
+        <w:t xml:space="preserve">Fenwick vs segment tree trade-off? → smaller/simpler</w:t>
+      </w:r>
+      <w:r>
+        <w:t xml:space="preserve"> </w:t>
+      </w:r>
+      <w:r>
+        <w:rPr>
+          <w:b/>
+          <w:bCs/>
+        </w:rPr>
+        <w:t xml:space="preserve">but</w:t>
+      </w:r>
+      <w:r>
+        <w:t xml:space="preserve"> </w:t>
+      </w:r>
+      <w:r>
+        <w:t xml:space="preserve">mainly for</w:t>
+      </w:r>
+      <w:r>
+        <w:t xml:space="preserve"> </w:t>
+      </w:r>
+      <w:r>
+        <w:t xml:space="preserve">sums (invertible ops).</w:t>
+      </w:r>
+    </w:p>
+    <w:p>
+      <w:pPr>
+        <w:pStyle w:val="Compact"/>
+        <w:numPr>
+          <w:ilvl w:val="0"/>
+          <w:numId w:val="1013"/>
+        </w:numPr>
+      </w:pPr>
+      <w:r>
+        <w:t xml:space="preserve">In</w:t>
+      </w:r>
+      <w:r>
+        <w:t xml:space="preserve"> </w:t>
+      </w:r>
+      <w:r>
+        <w:rPr>
+          <w:rStyle w:val="VerbatimChar"/>
+        </w:rPr>
+        <w:t xml:space="preserve">prefix_sum</w:t>
+      </w:r>
+      <w:r>
+        <w:t xml:space="preserve"> </w:t>
+      </w:r>
+      <w:r>
+        <w:t xml:space="preserve">and</w:t>
+      </w:r>
+      <w:r>
+        <w:t xml:space="preserve"> </w:t>
+      </w:r>
+      <w:r>
+        <w:rPr>
+          <w:rStyle w:val="VerbatimChar"/>
+        </w:rPr>
+        <w:t xml:space="preserve">update</w:t>
+      </w:r>
+      <w:r>
+        <w:t xml:space="preserve">, which direction is the lowest-bit step? → query</w:t>
+      </w:r>
+      <w:r>
+        <w:t xml:space="preserve"> </w:t>
+      </w:r>
+      <w:r>
+        <w:rPr>
+          <w:b/>
+          <w:bCs/>
+        </w:rPr>
+        <w:t xml:space="preserve">subtracts</w:t>
+      </w:r>
+      <w:r>
+        <w:t xml:space="preserve"> </w:t>
+      </w:r>
+      <w:r>
+        <w:t xml:space="preserve">(goes down), update</w:t>
+      </w:r>
+      <w:r>
+        <w:t xml:space="preserve"> </w:t>
+      </w:r>
+      <w:r>
+        <w:rPr>
+          <w:b/>
+          <w:bCs/>
+        </w:rPr>
+        <w:t xml:space="preserve">adds</w:t>
+      </w:r>
+      <w:r>
+        <w:t xml:space="preserve"> </w:t>
+      </w:r>
+      <w:r>
+        <w:t xml:space="preserve">(goes up).</w:t>
+      </w:r>
+    </w:p>
+    <w:p>
+      <w:pPr>
+        <w:pStyle w:val="Compact"/>
+        <w:numPr>
+          <w:ilvl w:val="0"/>
+          <w:numId w:val="1013"/>
+        </w:numPr>
+      </w:pPr>
+      <w:r>
+        <w:t xml:space="preserve">Why 1-indexed? → so</w:t>
+      </w:r>
+      <w:r>
+        <w:t xml:space="preserve"> </w:t>
+      </w:r>
+      <w:r>
+        <w:rPr>
+          <w:rStyle w:val="VerbatimChar"/>
+        </w:rPr>
+        <w:t xml:space="preserve">i &amp; (-i)</w:t>
+      </w:r>
+      <w:r>
+        <w:t xml:space="preserve"> </w:t>
+      </w:r>
+      <w:r>
+        <w:t xml:space="preserve">is well-defined (index 0 would loop forever).</w:t>
+      </w:r>
+    </w:p>
+    <w:p>
+      <w:pPr>
+        <w:pStyle w:val="Compact"/>
+        <w:numPr>
+          <w:ilvl w:val="0"/>
+          <w:numId w:val="1013"/>
+        </w:numPr>
+      </w:pPr>
+      <w:r>
+        <w:rPr>
+          <w:rStyle w:val="VerbatimChar"/>
+        </w:rPr>
+        <w:t xml:space="preserve">i &amp; (-i)</w:t>
+      </w:r>
+      <w:r>
+        <w:t xml:space="preserve"> </w:t>
+      </w:r>
+      <w:r>
+        <w:t xml:space="preserve">for i = 12? →</w:t>
+      </w:r>
+      <w:r>
+        <w:t xml:space="preserve"> </w:t>
+      </w:r>
+      <w:r>
+        <w:rPr>
+          <w:b/>
+          <w:bCs/>
+        </w:rPr>
+        <w:t xml:space="preserve">4</w:t>
+      </w:r>
+      <w:r>
+        <w:t xml:space="preserve">.</w:t>
+      </w:r>
+    </w:p>
+    <w:bookmarkEnd w:id="49"/>
+    <w:bookmarkStart w:id="50" w:name="problems-1"/>
+    <w:p>
+      <w:pPr>
+        <w:pStyle w:val="Heading3"/>
+      </w:pPr>
+      <w:r>
+        <w:t xml:space="preserve">Problems</w:t>
+      </w:r>
+    </w:p>
+    <w:p>
+      <w:pPr>
+        <w:pStyle w:val="Compact"/>
+        <w:numPr>
+          <w:ilvl w:val="0"/>
+          <w:numId w:val="1014"/>
         </w:numPr>
       </w:pPr>
       <w:r>
@@ -2698,9 +4822,9 @@
         </w:pict>
       </w:r>
     </w:p>
-    <w:bookmarkEnd w:id="39"/>
-    <w:bookmarkEnd w:id="40"/>
-    <w:bookmarkStart w:id="48" w:name="X9ac98e18f0e5514120029e5fbf0a7f05b6dc5a8"/>
+    <w:bookmarkEnd w:id="50"/>
+    <w:bookmarkEnd w:id="51"/>
+    <w:bookmarkStart w:id="62" w:name="X9ac98e18f0e5514120029e5fbf0a7f05b6dc5a8"/>
     <w:p>
       <w:pPr>
         <w:pStyle w:val="Heading2"/>
@@ -2709,7 +4833,7 @@
         <w:t xml:space="preserve">8b.5 B-Trees and B+ Trees (disk / database trees)</w:t>
       </w:r>
     </w:p>
-    <w:bookmarkStart w:id="44" w:name="why-they-exist"/>
+    <w:bookmarkStart w:id="55" w:name="why-they-exist"/>
     <w:p>
       <w:pPr>
         <w:pStyle w:val="Heading3"/>
@@ -2851,18 +4975,18 @@
           <wp:inline>
             <wp:extent cx="5334000" cy="2610970"/>
             <wp:effectExtent b="0" l="0" r="0" t="0"/>
-            <wp:docPr descr="B+ tree: a wide, shallow tree; all data lives in linked leaves while internal nodes hold only keys." title="" id="42" name="Picture"/>
+            <wp:docPr descr="B+ tree: a wide, shallow tree; all data lives in linked leaves while internal nodes hold only keys." title="" id="53" name="Picture"/>
             <a:graphic>
               <a:graphicData uri="http://schemas.openxmlformats.org/drawingml/2006/picture">
                 <pic:pic>
                   <pic:nvPicPr>
-                    <pic:cNvPr descr="images/71_bplus_tree.png" id="43" name="Picture"/>
+                    <pic:cNvPr descr="images/71_bplus_tree.png" id="54" name="Picture"/>
                     <pic:cNvPicPr>
                       <a:picLocks noChangeArrowheads="1" noChangeAspect="1"/>
                     </pic:cNvPicPr>
                   </pic:nvPicPr>
                   <pic:blipFill>
-                    <a:blip r:embed="rId41"/>
+                    <a:blip r:embed="rId52"/>
                     <a:stretch>
                       <a:fillRect/>
                     </a:stretch>
@@ -2897,8 +5021,8 @@
         <w:t xml:space="preserve">B+ tree: a wide, shallow tree; all data lives in linked leaves while internal nodes hold only keys.</w:t>
       </w:r>
     </w:p>
-    <w:bookmarkEnd w:id="44"/>
-    <w:bookmarkStart w:id="45" w:name="b-tree-vs-b-tree"/>
+    <w:bookmarkEnd w:id="55"/>
+    <w:bookmarkStart w:id="56" w:name="b-tree-vs-b-tree"/>
     <w:p>
       <w:pPr>
         <w:pStyle w:val="Heading3"/>
@@ -3150,7 +5274,7 @@
         <w:pStyle w:val="Compact"/>
         <w:numPr>
           <w:ilvl w:val="0"/>
-          <w:numId w:val="1010"/>
+          <w:numId w:val="1015"/>
         </w:numPr>
       </w:pPr>
       <w:r>
@@ -3202,684 +5326,6 @@
       </w:r>
       <w:r>
         <w:t xml:space="preserve">fast.</w:t>
-      </w:r>
-    </w:p>
-    <w:p>
-      <w:pPr>
-        <w:pStyle w:val="Compact"/>
-        <w:numPr>
-          <w:ilvl w:val="0"/>
-          <w:numId w:val="1010"/>
-        </w:numPr>
-      </w:pPr>
-      <w:r>
-        <w:t xml:space="preserve">Operations are O(log n), but with a</w:t>
-      </w:r>
-      <w:r>
-        <w:t xml:space="preserve"> </w:t>
-      </w:r>
-      <w:r>
-        <w:rPr>
-          <w:b/>
-          <w:bCs/>
-        </w:rPr>
-        <w:t xml:space="preserve">large base</w:t>
-      </w:r>
-      <w:r>
-        <w:t xml:space="preserve"> </w:t>
-      </w:r>
-      <w:r>
-        <w:t xml:space="preserve">(branching factor m), so the</w:t>
-      </w:r>
-      <w:r>
-        <w:t xml:space="preserve"> </w:t>
-      </w:r>
-      <w:r>
-        <w:t xml:space="preserve">height is tiny (often 3–4 levels for millions of rows).</w:t>
-      </w:r>
-    </w:p>
-    <w:p>
-      <w:pPr>
-        <w:pStyle w:val="BlockText"/>
-      </w:pPr>
-      <w:r>
-        <w:rPr>
-          <w:b/>
-          <w:bCs/>
-        </w:rPr>
-        <w:t xml:space="preserve">Memory hook:</w:t>
-      </w:r>
-      <w:r>
-        <w:t xml:space="preserve"> </w:t>
-      </w:r>
-      <w:r>
-        <w:t xml:space="preserve">B+ tree = a</w:t>
-      </w:r>
-      <w:r>
-        <w:t xml:space="preserve"> </w:t>
-      </w:r>
-      <w:r>
-        <w:rPr>
-          <w:b/>
-          <w:bCs/>
-        </w:rPr>
-        <w:t xml:space="preserve">library catalogue</w:t>
-      </w:r>
-      <w:r>
-        <w:t xml:space="preserve">: the index cards (internal</w:t>
-      </w:r>
-      <w:r>
-        <w:t xml:space="preserve"> </w:t>
-      </w:r>
-      <w:r>
-        <w:t xml:space="preserve">nodes) only point you toward the shelves; the actual books (data) sit on the</w:t>
-      </w:r>
-      <w:r>
-        <w:t xml:space="preserve"> </w:t>
-      </w:r>
-      <w:r>
-        <w:t xml:space="preserve">linked shelves (leaves) you can walk along.</w:t>
-      </w:r>
-    </w:p>
-    <w:bookmarkEnd w:id="45"/>
-    <w:bookmarkStart w:id="46" w:name="mcqs-4"/>
-    <w:p>
-      <w:pPr>
-        <w:pStyle w:val="Heading3"/>
-      </w:pPr>
-      <w:r>
-        <w:t xml:space="preserve">MCQs</w:t>
-      </w:r>
-    </w:p>
-    <w:p>
-      <w:pPr>
-        <w:pStyle w:val="Compact"/>
-        <w:numPr>
-          <w:ilvl w:val="0"/>
-          <w:numId w:val="1011"/>
-        </w:numPr>
-      </w:pPr>
-      <w:r>
-        <w:t xml:space="preserve">Why do databases use B+ trees over binary trees? →</w:t>
-      </w:r>
-      <w:r>
-        <w:t xml:space="preserve"> </w:t>
-      </w:r>
-      <w:r>
-        <w:rPr>
-          <w:b/>
-          <w:bCs/>
-        </w:rPr>
-        <w:t xml:space="preserve">wide &amp; shallow → fewer</w:t>
-      </w:r>
-      <w:r>
-        <w:rPr>
-          <w:b/>
-          <w:bCs/>
-        </w:rPr>
-        <w:t xml:space="preserve"> </w:t>
-      </w:r>
-      <w:r>
-        <w:rPr>
-          <w:b/>
-          <w:bCs/>
-        </w:rPr>
-        <w:t xml:space="preserve">disk reads</w:t>
-      </w:r>
-      <w:r>
-        <w:t xml:space="preserve">; linked leaves → fast range scans.</w:t>
-      </w:r>
-    </w:p>
-    <w:p>
-      <w:pPr>
-        <w:pStyle w:val="Compact"/>
-        <w:numPr>
-          <w:ilvl w:val="0"/>
-          <w:numId w:val="1011"/>
-        </w:numPr>
-      </w:pPr>
-      <w:r>
-        <w:t xml:space="preserve">Where is the data in a B+ tree? → only in the</w:t>
-      </w:r>
-      <w:r>
-        <w:t xml:space="preserve"> </w:t>
-      </w:r>
-      <w:r>
-        <w:rPr>
-          <w:b/>
-          <w:bCs/>
-        </w:rPr>
-        <w:t xml:space="preserve">leaves</w:t>
-      </w:r>
-      <w:r>
-        <w:t xml:space="preserve">.</w:t>
-      </w:r>
-    </w:p>
-    <w:p>
-      <w:pPr>
-        <w:pStyle w:val="Compact"/>
-        <w:numPr>
-          <w:ilvl w:val="0"/>
-          <w:numId w:val="1011"/>
-        </w:numPr>
-      </w:pPr>
-      <w:r>
-        <w:t xml:space="preserve">B-tree vs B+ tree key difference? → B+ keeps data</w:t>
-      </w:r>
-      <w:r>
-        <w:t xml:space="preserve"> </w:t>
-      </w:r>
-      <w:r>
-        <w:rPr>
-          <w:b/>
-          <w:bCs/>
-        </w:rPr>
-        <w:t xml:space="preserve">only in leaves</w:t>
-      </w:r>
-      <w:r>
-        <w:t xml:space="preserve"> </w:t>
-      </w:r>
-      <w:r>
-        <w:t xml:space="preserve">and</w:t>
-      </w:r>
-      <w:r>
-        <w:t xml:space="preserve"> </w:t>
-      </w:r>
-      <w:r>
-        <w:rPr>
-          <w:b/>
-          <w:bCs/>
-        </w:rPr>
-        <w:t xml:space="preserve">links</w:t>
-      </w:r>
-      <w:r>
-        <w:t xml:space="preserve"> </w:t>
-      </w:r>
-      <w:r>
-        <w:t xml:space="preserve">them.</w:t>
-      </w:r>
-    </w:p>
-    <w:bookmarkEnd w:id="46"/>
-    <w:bookmarkStart w:id="47" w:name="problems-context"/>
-    <w:p>
-      <w:pPr>
-        <w:pStyle w:val="Heading3"/>
-      </w:pPr>
-      <w:r>
-        <w:t xml:space="preserve">Problems / context</w:t>
-      </w:r>
-    </w:p>
-    <w:p>
-      <w:pPr>
-        <w:pStyle w:val="Compact"/>
-        <w:numPr>
-          <w:ilvl w:val="0"/>
-          <w:numId w:val="1012"/>
-        </w:numPr>
-      </w:pPr>
-      <w:r>
-        <w:t xml:space="preserve">Mostly</w:t>
-      </w:r>
-      <w:r>
-        <w:t xml:space="preserve"> </w:t>
-      </w:r>
-      <w:r>
-        <w:rPr>
-          <w:b/>
-          <w:bCs/>
-        </w:rPr>
-        <w:t xml:space="preserve">DBMS + system design</w:t>
-      </w:r>
-      <w:r>
-        <w:t xml:space="preserve">: index design,</w:t>
-      </w:r>
-      <w:r>
-        <w:t xml:space="preserve"> </w:t>
-      </w:r>
-      <w:r>
-        <w:t xml:space="preserve">“why B+ tree not hash index”</w:t>
-      </w:r>
-      <w:r>
-        <w:t xml:space="preserve"> </w:t>
-      </w:r>
-      <w:r>
-        <w:t xml:space="preserve">(range queries!), page size and branching factor.</w:t>
-      </w:r>
-    </w:p>
-    <w:p>
-      <w:r>
-        <w:pict>
-          <v:rect style="width:0;height:1.5pt" o:hralign="center" o:hrstd="t" o:hr="t"/>
-        </w:pict>
-      </w:r>
-    </w:p>
-    <w:bookmarkEnd w:id="47"/>
-    <w:bookmarkEnd w:id="48"/>
-    <w:bookmarkStart w:id="49" w:name="module-8b-concept-review-one-page"/>
-    <w:p>
-      <w:pPr>
-        <w:pStyle w:val="Heading2"/>
-      </w:pPr>
-      <w:r>
-        <w:t xml:space="preserve">Module 8b — Concept Review (one page)</w:t>
-      </w:r>
-    </w:p>
-    <w:p>
-      <w:pPr>
-        <w:pStyle w:val="Compact"/>
-        <w:numPr>
-          <w:ilvl w:val="0"/>
-          <w:numId w:val="1013"/>
-        </w:numPr>
-      </w:pPr>
-      <w:r>
-        <w:rPr>
-          <w:b/>
-          <w:bCs/>
-        </w:rPr>
-        <w:t xml:space="preserve">AVL:</w:t>
-      </w:r>
-      <w:r>
-        <w:t xml:space="preserve"> </w:t>
-      </w:r>
-      <w:r>
-        <w:t xml:space="preserve">strict balance (bf ∈ {−1,0,+1}); 4 rotation cases (LL/RR single,</w:t>
-      </w:r>
-      <w:r>
-        <w:t xml:space="preserve"> </w:t>
-      </w:r>
-      <w:r>
-        <w:t xml:space="preserve">LR/RL double); O(log n), lookup-friendly.</w:t>
-      </w:r>
-    </w:p>
-    <w:p>
-      <w:pPr>
-        <w:pStyle w:val="Compact"/>
-        <w:numPr>
-          <w:ilvl w:val="0"/>
-          <w:numId w:val="1013"/>
-        </w:numPr>
-      </w:pPr>
-      <w:r>
-        <w:rPr>
-          <w:b/>
-          <w:bCs/>
-        </w:rPr>
-        <w:t xml:space="preserve">Red-Black:</w:t>
-      </w:r>
-      <w:r>
-        <w:t xml:space="preserve"> </w:t>
-      </w:r>
-      <w:r>
-        <w:t xml:space="preserve">colour rules (no two reds; equal black-height) → height ≤</w:t>
-      </w:r>
-      <w:r>
-        <w:t xml:space="preserve"> </w:t>
-      </w:r>
-      <w:r>
-        <w:t xml:space="preserve">2·log(n+1); fewer rotations → used by Linux CFS,</w:t>
-      </w:r>
-      <w:r>
-        <w:t xml:space="preserve"> </w:t>
-      </w:r>
-      <w:r>
-        <w:rPr>
-          <w:rStyle w:val="VerbatimChar"/>
-        </w:rPr>
-        <w:t xml:space="preserve">std::map</w:t>
-      </w:r>
-      <w:r>
-        <w:t xml:space="preserve">, Java</w:t>
-      </w:r>
-      <w:r>
-        <w:t xml:space="preserve"> </w:t>
-      </w:r>
-      <w:r>
-        <w:rPr>
-          <w:rStyle w:val="VerbatimChar"/>
-        </w:rPr>
-        <w:t xml:space="preserve">TreeMap</w:t>
-      </w:r>
-      <w:r>
-        <w:t xml:space="preserve">.</w:t>
-      </w:r>
-    </w:p>
-    <w:p>
-      <w:pPr>
-        <w:pStyle w:val="Compact"/>
-        <w:numPr>
-          <w:ilvl w:val="0"/>
-          <w:numId w:val="1013"/>
-        </w:numPr>
-      </w:pPr>
-      <w:r>
-        <w:rPr>
-          <w:b/>
-          <w:bCs/>
-        </w:rPr>
-        <w:t xml:space="preserve">Segment tree:</w:t>
-      </w:r>
-      <w:r>
-        <w:t xml:space="preserve"> </w:t>
-      </w:r>
-      <w:r>
-        <w:t xml:space="preserve">range query</w:t>
-      </w:r>
-      <w:r>
-        <w:t xml:space="preserve"> </w:t>
-      </w:r>
-      <w:r>
-        <w:rPr>
-          <w:b/>
-          <w:bCs/>
-        </w:rPr>
-        <w:t xml:space="preserve">and</w:t>
-      </w:r>
-      <w:r>
-        <w:t xml:space="preserve"> </w:t>
-      </w:r>
-      <w:r>
-        <w:t xml:space="preserve">update in O(log n); lazy propagation for</w:t>
-      </w:r>
-      <w:r>
-        <w:t xml:space="preserve"> </w:t>
-      </w:r>
-      <w:r>
-        <w:t xml:space="preserve">range updates; general (sum/min/max).</w:t>
-      </w:r>
-    </w:p>
-    <w:p>
-      <w:pPr>
-        <w:pStyle w:val="Compact"/>
-        <w:numPr>
-          <w:ilvl w:val="0"/>
-          <w:numId w:val="1013"/>
-        </w:numPr>
-      </w:pPr>
-      <w:r>
-        <w:rPr>
-          <w:b/>
-          <w:bCs/>
-        </w:rPr>
-        <w:t xml:space="preserve">Fenwick/BIT:</w:t>
-      </w:r>
-      <w:r>
-        <w:t xml:space="preserve"> </w:t>
-      </w:r>
-      <w:r>
-        <w:t xml:space="preserve">compact prefix-sum + point update O(log n) via</w:t>
-      </w:r>
-      <w:r>
-        <w:t xml:space="preserve"> </w:t>
-      </w:r>
-      <w:r>
-        <w:rPr>
-          <w:rStyle w:val="VerbatimChar"/>
-        </w:rPr>
-        <w:t xml:space="preserve">i &amp; (-i)</w:t>
-      </w:r>
-      <w:r>
-        <w:t xml:space="preserve">;</w:t>
-      </w:r>
-      <w:r>
-        <w:t xml:space="preserve"> </w:t>
-      </w:r>
-      <w:r>
-        <w:t xml:space="preserve">best for sums.</w:t>
-      </w:r>
-    </w:p>
-    <w:p>
-      <w:pPr>
-        <w:pStyle w:val="Compact"/>
-        <w:numPr>
-          <w:ilvl w:val="0"/>
-          <w:numId w:val="1013"/>
-        </w:numPr>
-      </w:pPr>
-      <w:r>
-        <w:rPr>
-          <w:b/>
-          <w:bCs/>
-        </w:rPr>
-        <w:t xml:space="preserve">B/B+ trees:</w:t>
-      </w:r>
-      <w:r>
-        <w:t xml:space="preserve"> </w:t>
-      </w:r>
-      <w:r>
-        <w:t xml:space="preserve">wide, shallow, disk-friendly; B+ keeps data in</w:t>
-      </w:r>
-      <w:r>
-        <w:t xml:space="preserve"> </w:t>
-      </w:r>
-      <w:r>
-        <w:rPr>
-          <w:b/>
-          <w:bCs/>
-        </w:rPr>
-        <w:t xml:space="preserve">linked</w:t>
-      </w:r>
-      <w:r>
-        <w:rPr>
-          <w:b/>
-          <w:bCs/>
-        </w:rPr>
-        <w:t xml:space="preserve"> </w:t>
-      </w:r>
-      <w:r>
-        <w:rPr>
-          <w:b/>
-          <w:bCs/>
-        </w:rPr>
-        <w:t xml:space="preserve">leaves</w:t>
-      </w:r>
-      <w:r>
-        <w:t xml:space="preserve"> </w:t>
-      </w:r>
-      <w:r>
-        <w:t xml:space="preserve">→ database indexes (MySQL/Postgres).</w:t>
-      </w:r>
-    </w:p>
-    <w:p>
-      <w:pPr>
-        <w:pStyle w:val="Compact"/>
-        <w:numPr>
-          <w:ilvl w:val="0"/>
-          <w:numId w:val="1013"/>
-        </w:numPr>
-      </w:pPr>
-      <w:r>
-        <w:rPr>
-          <w:b/>
-          <w:bCs/>
-        </w:rPr>
-        <w:t xml:space="preserve">Tool choice:</w:t>
-      </w:r>
-      <w:r>
-        <w:t xml:space="preserve"> </w:t>
-      </w:r>
-      <w:r>
-        <w:t xml:space="preserve">no updates → prefix sum; sum + updates → Fenwick; min/max +</w:t>
-      </w:r>
-      <w:r>
-        <w:t xml:space="preserve"> </w:t>
-      </w:r>
-      <w:r>
-        <w:t xml:space="preserve">updates → segment tree; on-disk ordered data → B+ tree.</w:t>
-      </w:r>
-    </w:p>
-    <w:bookmarkEnd w:id="49"/>
-    <w:bookmarkStart w:id="50" w:name="module-8b-flash-cards"/>
-    <w:p>
-      <w:pPr>
-        <w:pStyle w:val="Heading2"/>
-      </w:pPr>
-      <w:r>
-        <w:t xml:space="preserve">Module 8b — Flash Cards</w:t>
-      </w:r>
-    </w:p>
-    <w:p>
-      <w:pPr>
-        <w:pStyle w:val="Compact"/>
-        <w:numPr>
-          <w:ilvl w:val="0"/>
-          <w:numId w:val="1014"/>
-        </w:numPr>
-      </w:pPr>
-      <w:r>
-        <w:t xml:space="preserve">Q: AVL balance factor range?</w:t>
-      </w:r>
-      <w:r>
-        <w:t xml:space="preserve"> </w:t>
-      </w:r>
-      <w:r>
-        <w:rPr>
-          <w:b/>
-          <w:bCs/>
-        </w:rPr>
-        <w:t xml:space="preserve">A: {−1, 0, +1}.</w:t>
-      </w:r>
-    </w:p>
-    <w:p>
-      <w:pPr>
-        <w:pStyle w:val="Compact"/>
-        <w:numPr>
-          <w:ilvl w:val="0"/>
-          <w:numId w:val="1014"/>
-        </w:numPr>
-      </w:pPr>
-      <w:r>
-        <w:t xml:space="preserve">Q: LR imbalance fix?</w:t>
-      </w:r>
-      <w:r>
-        <w:t xml:space="preserve"> </w:t>
-      </w:r>
-      <w:r>
-        <w:rPr>
-          <w:b/>
-          <w:bCs/>
-        </w:rPr>
-        <w:t xml:space="preserve">A: double rotation (left then right).</w:t>
-      </w:r>
-    </w:p>
-    <w:p>
-      <w:pPr>
-        <w:pStyle w:val="Compact"/>
-        <w:numPr>
-          <w:ilvl w:val="0"/>
-          <w:numId w:val="1014"/>
-        </w:numPr>
-      </w:pPr>
-      <w:r>
-        <w:t xml:space="preserve">Q: Red node’s children?</w:t>
-      </w:r>
-      <w:r>
-        <w:t xml:space="preserve"> </w:t>
-      </w:r>
-      <w:r>
-        <w:rPr>
-          <w:b/>
-          <w:bCs/>
-        </w:rPr>
-        <w:t xml:space="preserve">A: must be black (no two reds).</w:t>
-      </w:r>
-    </w:p>
-    <w:p>
-      <w:pPr>
-        <w:pStyle w:val="Compact"/>
-        <w:numPr>
-          <w:ilvl w:val="0"/>
-          <w:numId w:val="1014"/>
-        </w:numPr>
-      </w:pPr>
-      <w:r>
-        <w:t xml:space="preserve">Q: Red-Black real uses?</w:t>
-      </w:r>
-      <w:r>
-        <w:t xml:space="preserve"> </w:t>
-      </w:r>
-      <w:r>
-        <w:rPr>
-          <w:b/>
-          <w:bCs/>
-        </w:rPr>
-        <w:t xml:space="preserve">A: Linux CFS, std::map, Java TreeMap.</w:t>
-      </w:r>
-    </w:p>
-    <w:p>
-      <w:pPr>
-        <w:pStyle w:val="Compact"/>
-        <w:numPr>
-          <w:ilvl w:val="0"/>
-          <w:numId w:val="1014"/>
-        </w:numPr>
-      </w:pPr>
-      <w:r>
-        <w:t xml:space="preserve">Q: Segment tree query/update?</w:t>
-      </w:r>
-      <w:r>
-        <w:t xml:space="preserve"> </w:t>
-      </w:r>
-      <w:r>
-        <w:rPr>
-          <w:b/>
-          <w:bCs/>
-        </w:rPr>
-        <w:t xml:space="preserve">A: O(log n) (lazy → range updates).</w:t>
-      </w:r>
-    </w:p>
-    <w:p>
-      <w:pPr>
-        <w:pStyle w:val="Compact"/>
-        <w:numPr>
-          <w:ilvl w:val="0"/>
-          <w:numId w:val="1014"/>
-        </w:numPr>
-      </w:pPr>
-      <w:r>
-        <w:t xml:space="preserve">Q: Fenwick lowest-set-bit op?</w:t>
-      </w:r>
-      <w:r>
-        <w:t xml:space="preserve"> </w:t>
-      </w:r>
-      <w:r>
-        <w:rPr>
-          <w:b/>
-          <w:bCs/>
-        </w:rPr>
-        <w:t xml:space="preserve">A: i &amp; (-i).</w:t>
-      </w:r>
-    </w:p>
-    <w:p>
-      <w:pPr>
-        <w:pStyle w:val="Compact"/>
-        <w:numPr>
-          <w:ilvl w:val="0"/>
-          <w:numId w:val="1014"/>
-        </w:numPr>
-      </w:pPr>
-      <w:r>
-        <w:t xml:space="preserve">Q: Where is B+ tree data?</w:t>
-      </w:r>
-      <w:r>
-        <w:t xml:space="preserve"> </w:t>
-      </w:r>
-      <w:r>
-        <w:rPr>
-          <w:b/>
-          <w:bCs/>
-        </w:rPr>
-        <w:t xml:space="preserve">A: only in linked leaves.</w:t>
-      </w:r>
-    </w:p>
-    <w:bookmarkEnd w:id="50"/>
-    <w:bookmarkStart w:id="51" w:name="module-8b-pattern-recognition"/>
-    <w:p>
-      <w:pPr>
-        <w:pStyle w:val="Heading2"/>
-      </w:pPr>
-      <w:r>
-        <w:t xml:space="preserve">Module 8b — Pattern Recognition</w:t>
       </w:r>
     </w:p>
     <w:p>
@@ -3891,157 +5337,101 @@
         </w:numPr>
       </w:pPr>
       <w:r>
-        <w:t xml:space="preserve">“Ordered set with guaranteed fast ops”</w:t>
-      </w:r>
-      <w:r>
-        <w:t xml:space="preserve"> </w:t>
-      </w:r>
-      <w:r>
-        <w:t xml:space="preserve">→</w:t>
-      </w:r>
-      <w:r>
-        <w:t xml:space="preserve"> </w:t>
-      </w:r>
-      <w:r>
-        <w:rPr>
-          <w:b/>
-          <w:bCs/>
-        </w:rPr>
-        <w:t xml:space="preserve">balanced BST (AVL / Red-Black)</w:t>
-      </w:r>
-      <w:r>
-        <w:t xml:space="preserve">.</w:t>
-      </w:r>
-    </w:p>
-    <w:p>
-      <w:pPr>
-        <w:pStyle w:val="Compact"/>
-        <w:numPr>
-          <w:ilvl w:val="0"/>
-          <w:numId w:val="1015"/>
-        </w:numPr>
-      </w:pPr>
-      <w:r>
-        <w:t xml:space="preserve">“Range sum, no updates”</w:t>
-      </w:r>
-      <w:r>
-        <w:t xml:space="preserve"> </w:t>
-      </w:r>
-      <w:r>
-        <w:t xml:space="preserve">→</w:t>
-      </w:r>
-      <w:r>
-        <w:t xml:space="preserve"> </w:t>
-      </w:r>
-      <w:r>
-        <w:rPr>
-          <w:b/>
-          <w:bCs/>
-        </w:rPr>
-        <w:t xml:space="preserve">prefix sum</w:t>
-      </w:r>
-      <w:r>
-        <w:t xml:space="preserve">;</w:t>
-      </w:r>
-      <w:r>
-        <w:t xml:space="preserve"> </w:t>
-      </w:r>
-      <w:r>
-        <w:t xml:space="preserve">“+ point updates”</w:t>
-      </w:r>
-      <w:r>
-        <w:t xml:space="preserve"> </w:t>
-      </w:r>
-      <w:r>
-        <w:t xml:space="preserve">→</w:t>
-      </w:r>
-      <w:r>
-        <w:t xml:space="preserve"> </w:t>
-      </w:r>
-      <w:r>
-        <w:rPr>
-          <w:b/>
-          <w:bCs/>
-        </w:rPr>
-        <w:t xml:space="preserve">Fenwick</w:t>
-      </w:r>
-      <w:r>
-        <w:t xml:space="preserve">.</w:t>
-      </w:r>
-    </w:p>
-    <w:p>
-      <w:pPr>
-        <w:pStyle w:val="Compact"/>
-        <w:numPr>
-          <w:ilvl w:val="0"/>
-          <w:numId w:val="1015"/>
-        </w:numPr>
-      </w:pPr>
-      <w:r>
-        <w:t xml:space="preserve">“Range min/max/gcd with updates”</w:t>
-      </w:r>
-      <w:r>
-        <w:t xml:space="preserve"> </w:t>
-      </w:r>
-      <w:r>
-        <w:t xml:space="preserve">→</w:t>
-      </w:r>
-      <w:r>
-        <w:t xml:space="preserve"> </w:t>
-      </w:r>
-      <w:r>
-        <w:rPr>
-          <w:b/>
-          <w:bCs/>
-        </w:rPr>
-        <w:t xml:space="preserve">segment tree</w:t>
-      </w:r>
-      <w:r>
-        <w:t xml:space="preserve"> </w:t>
-      </w:r>
-      <w:r>
-        <w:t xml:space="preserve">(+ lazy for range updates).</w:t>
-      </w:r>
-    </w:p>
-    <w:p>
-      <w:pPr>
-        <w:pStyle w:val="Compact"/>
-        <w:numPr>
-          <w:ilvl w:val="0"/>
-          <w:numId w:val="1015"/>
-        </w:numPr>
-      </w:pPr>
-      <w:r>
-        <w:t xml:space="preserve">“Billions of records on disk / database index / range scan”</w:t>
-      </w:r>
-      <w:r>
-        <w:t xml:space="preserve"> </w:t>
-      </w:r>
-      <w:r>
-        <w:t xml:space="preserve">→</w:t>
-      </w:r>
-      <w:r>
-        <w:t xml:space="preserve"> </w:t>
-      </w:r>
-      <w:r>
-        <w:rPr>
-          <w:b/>
-          <w:bCs/>
-        </w:rPr>
-        <w:t xml:space="preserve">B+ tree</w:t>
-      </w:r>
-      <w:r>
-        <w:t xml:space="preserve">.</w:t>
-      </w:r>
-    </w:p>
-    <w:bookmarkEnd w:id="51"/>
-    <w:bookmarkStart w:id="52" w:name="X9c723b3807213e06a1b0d9a3e4a3f54d21b2f87"/>
-    <w:p>
-      <w:pPr>
-        <w:pStyle w:val="Heading2"/>
-      </w:pPr>
-      <w:r>
-        <w:t xml:space="preserve">Module 8b — Interview Questions (with follow-ups)</w:t>
+        <w:t xml:space="preserve">Operations are O(log n), but with a</w:t>
+      </w:r>
+      <w:r>
+        <w:t xml:space="preserve"> </w:t>
+      </w:r>
+      <w:r>
+        <w:rPr>
+          <w:b/>
+          <w:bCs/>
+        </w:rPr>
+        <w:t xml:space="preserve">large base</w:t>
+      </w:r>
+      <w:r>
+        <w:t xml:space="preserve"> </w:t>
+      </w:r>
+      <w:r>
+        <w:t xml:space="preserve">(branching factor m), so the</w:t>
+      </w:r>
+      <w:r>
+        <w:t xml:space="preserve"> </w:t>
+      </w:r>
+      <w:r>
+        <w:t xml:space="preserve">height is tiny (often 3–4 levels for millions of rows).</w:t>
+      </w:r>
+    </w:p>
+    <w:bookmarkEnd w:id="56"/>
+    <w:bookmarkStart w:id="58" w:name="Xd21442342f4586ec406c4286772e5dca148ce2e"/>
+    <w:p>
+      <w:pPr>
+        <w:pStyle w:val="Heading3"/>
+      </w:pPr>
+      <w:r>
+        <w:t xml:space="preserve">B-tree order and node fullness (a GATE staple)</w:t>
+      </w:r>
+    </w:p>
+    <w:p>
+      <w:pPr>
+        <w:pStyle w:val="FirstParagraph"/>
+      </w:pPr>
+      <w:r>
+        <w:t xml:space="preserve">A B-tree of</w:t>
+      </w:r>
+      <w:r>
+        <w:t xml:space="preserve"> </w:t>
+      </w:r>
+      <w:r>
+        <w:rPr>
+          <w:b/>
+          <w:bCs/>
+        </w:rPr>
+        <w:t xml:space="preserve">order m</w:t>
+      </w:r>
+      <w:r>
+        <w:t xml:space="preserve"> </w:t>
+      </w:r>
+      <w:r>
+        <w:t xml:space="preserve">obeys simple capacity rules:</w:t>
+      </w:r>
+    </w:p>
+    <w:p>
+      <w:pPr>
+        <w:pStyle w:val="SourceCode"/>
+      </w:pPr>
+      <w:r>
+        <w:rPr>
+          <w:rStyle w:val="VerbatimChar"/>
+        </w:rPr>
+        <w:t xml:space="preserve">each node has at most  m children  and  m-1 keys</w:t>
+      </w:r>
+      <w:r>
+        <w:br/>
+      </w:r>
+      <w:r>
+        <w:rPr>
+          <w:rStyle w:val="VerbatimChar"/>
+        </w:rPr>
+        <w:t xml:space="preserve">each node (except root) has at least  ceil(m/2)  children</w:t>
+      </w:r>
+      <w:r>
+        <w:br/>
+      </w:r>
+      <w:r>
+        <w:rPr>
+          <w:rStyle w:val="VerbatimChar"/>
+        </w:rPr>
+        <w:t xml:space="preserve">                                 i.e. ceil(m/2) - 1  keys</w:t>
+      </w:r>
+      <w:r>
+        <w:br/>
+      </w:r>
+      <w:r>
+        <w:rPr>
+          <w:rStyle w:val="VerbatimChar"/>
+        </w:rPr>
+        <w:t xml:space="preserve">keys inside a node are kept SORTED; children sit between/around them</w:t>
       </w:r>
     </w:p>
     <w:p>
@@ -4054,26 +5444,82 @@
       </w:pPr>
       <w:r>
         <w:rPr>
-          <w:i/>
-          <w:iCs/>
-        </w:rPr>
-        <w:t xml:space="preserve">Why does a BST need balancing?</w:t>
-      </w:r>
-      <w:r>
-        <w:t xml:space="preserve"> </w:t>
-      </w:r>
-      <w:r>
-        <w:t xml:space="preserve">FU:</w:t>
-      </w:r>
-      <w:r>
-        <w:t xml:space="preserve"> </w:t>
-      </w:r>
-      <w:r>
-        <w:rPr>
-          <w:i/>
-          <w:iCs/>
-        </w:rPr>
-        <w:t xml:space="preserve">AVL vs Red-Black trade-offs.</w:t>
+          <w:b/>
+          <w:bCs/>
+        </w:rPr>
+        <w:t xml:space="preserve">Insertion split:</w:t>
+      </w:r>
+      <w:r>
+        <w:t xml:space="preserve"> </w:t>
+      </w:r>
+      <w:r>
+        <w:t xml:space="preserve">insert into the correct leaf; if it</w:t>
+      </w:r>
+      <w:r>
+        <w:t xml:space="preserve"> </w:t>
+      </w:r>
+      <w:r>
+        <w:rPr>
+          <w:b/>
+          <w:bCs/>
+        </w:rPr>
+        <w:t xml:space="preserve">overflows</w:t>
+      </w:r>
+      <w:r>
+        <w:t xml:space="preserve"> </w:t>
+      </w:r>
+      <w:r>
+        <w:t xml:space="preserve">(m</w:t>
+      </w:r>
+      <w:r>
+        <w:t xml:space="preserve"> </w:t>
+      </w:r>
+      <w:r>
+        <w:t xml:space="preserve">keys), split it in two and push the</w:t>
+      </w:r>
+      <w:r>
+        <w:t xml:space="preserve"> </w:t>
+      </w:r>
+      <w:r>
+        <w:rPr>
+          <w:b/>
+          <w:bCs/>
+        </w:rPr>
+        <w:t xml:space="preserve">middle key up</w:t>
+      </w:r>
+      <w:r>
+        <w:t xml:space="preserve"> </w:t>
+      </w:r>
+      <w:r>
+        <w:t xml:space="preserve">to the parent. That push</w:t>
+      </w:r>
+      <w:r>
+        <w:t xml:space="preserve"> </w:t>
+      </w:r>
+      <w:r>
+        <w:t xml:space="preserve">can cascade upward and, at the root,</w:t>
+      </w:r>
+      <w:r>
+        <w:t xml:space="preserve"> </w:t>
+      </w:r>
+      <w:r>
+        <w:rPr>
+          <w:b/>
+          <w:bCs/>
+        </w:rPr>
+        <w:t xml:space="preserve">increase the height by one</w:t>
+      </w:r>
+      <w:r>
+        <w:t xml:space="preserve"> </w:t>
+      </w:r>
+      <w:r>
+        <w:t xml:space="preserve">— the only</w:t>
+      </w:r>
+      <w:r>
+        <w:t xml:space="preserve"> </w:t>
+      </w:r>
+      <w:r>
+        <w:t xml:space="preserve">way a B-tree grows taller.</w:t>
       </w:r>
     </w:p>
     <w:p>
@@ -4086,114 +5532,340 @@
       </w:pPr>
       <w:r>
         <w:rPr>
-          <w:i/>
-          <w:iCs/>
-        </w:rPr>
-        <w:t xml:space="preserve">Design a structure for range-sum with updates.</w:t>
-      </w:r>
-      <w:r>
-        <w:t xml:space="preserve"> </w:t>
-      </w:r>
-      <w:r>
-        <w:t xml:space="preserve">FU:</w:t>
-      </w:r>
-      <w:r>
-        <w:t xml:space="preserve"> </w:t>
-      </w:r>
-      <w:r>
-        <w:rPr>
-          <w:i/>
-          <w:iCs/>
-        </w:rPr>
-        <w:t xml:space="preserve">Fenwick vs segment</w:t>
-      </w:r>
-      <w:r>
-        <w:rPr>
-          <w:i/>
-          <w:iCs/>
-        </w:rPr>
-        <w:t xml:space="preserve"> </w:t>
-      </w:r>
-      <w:r>
-        <w:rPr>
-          <w:i/>
-          <w:iCs/>
-        </w:rPr>
-        <w:t xml:space="preserve">tree.</w:t>
-      </w:r>
-    </w:p>
-    <w:p>
-      <w:pPr>
-        <w:pStyle w:val="Compact"/>
-        <w:numPr>
-          <w:ilvl w:val="0"/>
-          <w:numId w:val="1016"/>
-        </w:numPr>
-      </w:pPr>
-      <w:r>
-        <w:rPr>
-          <w:i/>
-          <w:iCs/>
-        </w:rPr>
-        <w:t xml:space="preserve">Why do databases use B+ trees, not hash indexes?</w:t>
-      </w:r>
-      <w:r>
-        <w:t xml:space="preserve"> </w:t>
-      </w:r>
-      <w:r>
-        <w:t xml:space="preserve">FU:</w:t>
-      </w:r>
-      <w:r>
-        <w:t xml:space="preserve"> </w:t>
-      </w:r>
-      <w:r>
-        <w:rPr>
-          <w:i/>
-          <w:iCs/>
-        </w:rPr>
-        <w:t xml:space="preserve">range queries.</w:t>
-      </w:r>
-    </w:p>
-    <w:p>
-      <w:pPr>
-        <w:pStyle w:val="Compact"/>
-        <w:numPr>
-          <w:ilvl w:val="0"/>
-          <w:numId w:val="1016"/>
-        </w:numPr>
-      </w:pPr>
-      <w:r>
-        <w:rPr>
-          <w:i/>
-          <w:iCs/>
-        </w:rPr>
-        <w:t xml:space="preserve">Implement a segment tree.</w:t>
-      </w:r>
-      <w:r>
-        <w:t xml:space="preserve"> </w:t>
-      </w:r>
-      <w:r>
-        <w:t xml:space="preserve">FU:</w:t>
-      </w:r>
-      <w:r>
-        <w:t xml:space="preserve"> </w:t>
-      </w:r>
-      <w:r>
-        <w:rPr>
-          <w:i/>
-          <w:iCs/>
-        </w:rPr>
-        <w:t xml:space="preserve">add lazy propagation for range updates.</w:t>
-      </w:r>
-    </w:p>
-    <w:bookmarkEnd w:id="52"/>
-    <w:bookmarkStart w:id="53" w:name="module-8b-gate-sebi-rbi-isro-perspective"/>
-    <w:p>
-      <w:pPr>
-        <w:pStyle w:val="Heading2"/>
-      </w:pPr>
-      <w:r>
-        <w:t xml:space="preserve">Module 8b — GATE / SEBI / RBI / ISRO Perspective</w:t>
+          <w:b/>
+          <w:bCs/>
+        </w:rPr>
+        <w:t xml:space="preserve">Deletion:</w:t>
+      </w:r>
+      <w:r>
+        <w:t xml:space="preserve"> </w:t>
+      </w:r>
+      <w:r>
+        <w:t xml:space="preserve">if a node</w:t>
+      </w:r>
+      <w:r>
+        <w:t xml:space="preserve"> </w:t>
+      </w:r>
+      <w:r>
+        <w:rPr>
+          <w:b/>
+          <w:bCs/>
+        </w:rPr>
+        <w:t xml:space="preserve">underflows</w:t>
+      </w:r>
+      <w:r>
+        <w:t xml:space="preserve"> </w:t>
+      </w:r>
+      <w:r>
+        <w:t xml:space="preserve">(&lt; ceil(m/2)-1 keys) it</w:t>
+      </w:r>
+      <w:r>
+        <w:t xml:space="preserve"> </w:t>
+      </w:r>
+      <w:r>
+        <w:rPr>
+          <w:b/>
+          <w:bCs/>
+        </w:rPr>
+        <w:t xml:space="preserve">borrows</w:t>
+      </w:r>
+      <w:r>
+        <w:t xml:space="preserve"> </w:t>
+      </w:r>
+      <w:r>
+        <w:t xml:space="preserve">a</w:t>
+      </w:r>
+      <w:r>
+        <w:t xml:space="preserve"> </w:t>
+      </w:r>
+      <w:r>
+        <w:t xml:space="preserve">key from a sibling, or</w:t>
+      </w:r>
+      <w:r>
+        <w:t xml:space="preserve"> </w:t>
+      </w:r>
+      <w:r>
+        <w:rPr>
+          <w:b/>
+          <w:bCs/>
+        </w:rPr>
+        <w:t xml:space="preserve">merges</w:t>
+      </w:r>
+      <w:r>
+        <w:t xml:space="preserve"> </w:t>
+      </w:r>
+      <w:r>
+        <w:t xml:space="preserve">with a sibling (the mirror of a split).</w:t>
+      </w:r>
+    </w:p>
+    <w:bookmarkStart w:id="57" w:name="X50df87c70073d7ecec5e31953ac579312a5a210"/>
+    <w:p>
+      <w:pPr>
+        <w:pStyle w:val="Heading4"/>
+      </w:pPr>
+      <w:r>
+        <w:t xml:space="preserve">Tiny insertion-split example (order 3: max 2 keys/node)</w:t>
+      </w:r>
+    </w:p>
+    <w:p>
+      <w:pPr>
+        <w:pStyle w:val="SourceCode"/>
+      </w:pPr>
+      <w:r>
+        <w:rPr>
+          <w:rStyle w:val="VerbatimChar"/>
+        </w:rPr>
+        <w:t xml:space="preserve">insert 1,2:   [1,2]                    (leaf now full)</w:t>
+      </w:r>
+      <w:r>
+        <w:br/>
+      </w:r>
+      <w:r>
+        <w:rPr>
+          <w:rStyle w:val="VerbatimChar"/>
+        </w:rPr>
+        <w:t xml:space="preserve">insert 3:     [1,2,3] overflows -&gt; split, push middle (2) up</w:t>
+      </w:r>
+      <w:r>
+        <w:br/>
+      </w:r>
+      <w:r>
+        <w:rPr>
+          <w:rStyle w:val="VerbatimChar"/>
+        </w:rPr>
+        <w:t xml:space="preserve">                 [2]</w:t>
+      </w:r>
+      <w:r>
+        <w:br/>
+      </w:r>
+      <w:r>
+        <w:rPr>
+          <w:rStyle w:val="VerbatimChar"/>
+        </w:rPr>
+        <w:t xml:space="preserve">                /   \</w:t>
+      </w:r>
+      <w:r>
+        <w:br/>
+      </w:r>
+      <w:r>
+        <w:rPr>
+          <w:rStyle w:val="VerbatimChar"/>
+        </w:rPr>
+        <w:t xml:space="preserve">             [1]     [3]</w:t>
+      </w:r>
+    </w:p>
+    <w:bookmarkEnd w:id="57"/>
+    <w:bookmarkEnd w:id="58"/>
+    <w:bookmarkStart w:id="59" w:name="why-leaf-linking-matters-b-range-scans"/>
+    <w:p>
+      <w:pPr>
+        <w:pStyle w:val="Heading3"/>
+      </w:pPr>
+      <w:r>
+        <w:t xml:space="preserve">Why leaf-linking matters (B+ range scans)</w:t>
+      </w:r>
+    </w:p>
+    <w:p>
+      <w:pPr>
+        <w:pStyle w:val="FirstParagraph"/>
+      </w:pPr>
+      <w:r>
+        <w:t xml:space="preserve">In a</w:t>
+      </w:r>
+      <w:r>
+        <w:t xml:space="preserve"> </w:t>
+      </w:r>
+      <w:r>
+        <w:rPr>
+          <w:b/>
+          <w:bCs/>
+        </w:rPr>
+        <w:t xml:space="preserve">B+ tree</w:t>
+      </w:r>
+      <w:r>
+        <w:t xml:space="preserve"> </w:t>
+      </w:r>
+      <w:r>
+        <w:t xml:space="preserve">every key also appears in a</w:t>
+      </w:r>
+      <w:r>
+        <w:t xml:space="preserve"> </w:t>
+      </w:r>
+      <w:r>
+        <w:rPr>
+          <w:b/>
+          <w:bCs/>
+        </w:rPr>
+        <w:t xml:space="preserve">leaf</w:t>
+      </w:r>
+      <w:r>
+        <w:t xml:space="preserve">, and the leaves form a</w:t>
+      </w:r>
+      <w:r>
+        <w:t xml:space="preserve"> </w:t>
+      </w:r>
+      <w:r>
+        <w:rPr>
+          <w:b/>
+          <w:bCs/>
+        </w:rPr>
+        <w:t xml:space="preserve">doubly linked list</w:t>
+      </w:r>
+      <w:r>
+        <w:t xml:space="preserve"> </w:t>
+      </w:r>
+      <w:r>
+        <w:t xml:space="preserve">in sorted order. So a range query like</w:t>
+      </w:r>
+      <w:r>
+        <w:t xml:space="preserve"> </w:t>
+      </w:r>
+      <w:r>
+        <w:rPr>
+          <w:rStyle w:val="VerbatimChar"/>
+        </w:rPr>
+        <w:t xml:space="preserve">WHERE age BETWEEN 20 AND 40</w:t>
+      </w:r>
+      <w:r>
+        <w:t xml:space="preserve"> </w:t>
+      </w:r>
+      <w:r>
+        <w:t xml:space="preserve">does</w:t>
+      </w:r>
+      <w:r>
+        <w:t xml:space="preserve"> </w:t>
+      </w:r>
+      <w:r>
+        <w:rPr>
+          <w:b/>
+          <w:bCs/>
+        </w:rPr>
+        <w:t xml:space="preserve">one</w:t>
+      </w:r>
+      <w:r>
+        <w:t xml:space="preserve"> </w:t>
+      </w:r>
+      <w:r>
+        <w:t xml:space="preserve">search down to the first leaf, then</w:t>
+      </w:r>
+      <w:r>
+        <w:t xml:space="preserve"> </w:t>
+      </w:r>
+      <w:r>
+        <w:t xml:space="preserve">just</w:t>
+      </w:r>
+      <w:r>
+        <w:t xml:space="preserve"> </w:t>
+      </w:r>
+      <w:r>
+        <w:rPr>
+          <w:b/>
+          <w:bCs/>
+        </w:rPr>
+        <w:t xml:space="preserve">walks the linked leaves</w:t>
+      </w:r>
+      <w:r>
+        <w:t xml:space="preserve"> </w:t>
+      </w:r>
+      <w:r>
+        <w:t xml:space="preserve">sequentially — no repeated root-to-leaf trips.</w:t>
+      </w:r>
+      <w:r>
+        <w:t xml:space="preserve"> </w:t>
+      </w:r>
+      <w:r>
+        <w:t xml:space="preserve">A plain B-tree, with data scattered in internal nodes, would need messy in-order</w:t>
+      </w:r>
+      <w:r>
+        <w:t xml:space="preserve"> </w:t>
+      </w:r>
+      <w:r>
+        <w:t xml:space="preserve">traversal instead. This is the core reason databases pick</w:t>
+      </w:r>
+      <w:r>
+        <w:t xml:space="preserve"> </w:t>
+      </w:r>
+      <w:r>
+        <w:rPr>
+          <w:b/>
+          <w:bCs/>
+        </w:rPr>
+        <w:t xml:space="preserve">B+ over B</w:t>
+      </w:r>
+      <w:r>
+        <w:t xml:space="preserve"> </w:t>
+      </w:r>
+      <w:r>
+        <w:t xml:space="preserve">and over</w:t>
+      </w:r>
+      <w:r>
+        <w:t xml:space="preserve"> </w:t>
+      </w:r>
+      <w:r>
+        <w:rPr>
+          <w:b/>
+          <w:bCs/>
+        </w:rPr>
+        <w:t xml:space="preserve">hash indexes</w:t>
+      </w:r>
+      <w:r>
+        <w:t xml:space="preserve"> </w:t>
+      </w:r>
+      <w:r>
+        <w:t xml:space="preserve">(hash indexes give O(1) equality but cannot do ranges at all).</w:t>
+      </w:r>
+    </w:p>
+    <w:p>
+      <w:pPr>
+        <w:pStyle w:val="BlockText"/>
+      </w:pPr>
+      <w:r>
+        <w:rPr>
+          <w:b/>
+          <w:bCs/>
+        </w:rPr>
+        <w:t xml:space="preserve">Memory hook:</w:t>
+      </w:r>
+      <w:r>
+        <w:t xml:space="preserve"> </w:t>
+      </w:r>
+      <w:r>
+        <w:t xml:space="preserve">B+ tree = a</w:t>
+      </w:r>
+      <w:r>
+        <w:t xml:space="preserve"> </w:t>
+      </w:r>
+      <w:r>
+        <w:rPr>
+          <w:b/>
+          <w:bCs/>
+        </w:rPr>
+        <w:t xml:space="preserve">library catalogue</w:t>
+      </w:r>
+      <w:r>
+        <w:t xml:space="preserve">: the index cards (internal</w:t>
+      </w:r>
+      <w:r>
+        <w:t xml:space="preserve"> </w:t>
+      </w:r>
+      <w:r>
+        <w:t xml:space="preserve">nodes) only point you toward the shelves; the actual books (data) sit on the</w:t>
+      </w:r>
+      <w:r>
+        <w:t xml:space="preserve"> </w:t>
+      </w:r>
+      <w:r>
+        <w:t xml:space="preserve">linked shelves (leaves) you can walk along.</w:t>
+      </w:r>
+    </w:p>
+    <w:bookmarkEnd w:id="59"/>
+    <w:bookmarkStart w:id="60" w:name="mcqs-4"/>
+    <w:p>
+      <w:pPr>
+        <w:pStyle w:val="Heading3"/>
+      </w:pPr>
+      <w:r>
+        <w:t xml:space="preserve">MCQs</w:t>
       </w:r>
     </w:p>
     <w:p>
@@ -4205,75 +5877,34 @@
         </w:numPr>
       </w:pPr>
       <w:r>
-        <w:rPr>
-          <w:b/>
-          <w:bCs/>
-        </w:rPr>
-        <w:t xml:space="preserve">GATE favourites:</w:t>
-      </w:r>
-      <w:r>
-        <w:t xml:space="preserve"> </w:t>
-      </w:r>
-      <w:r>
-        <w:t xml:space="preserve">AVL</w:t>
-      </w:r>
-      <w:r>
-        <w:t xml:space="preserve"> </w:t>
-      </w:r>
-      <w:r>
-        <w:rPr>
-          <w:b/>
-          <w:bCs/>
-        </w:rPr>
-        <w:t xml:space="preserve">rotations and balance factors</w:t>
-      </w:r>
-      <w:r>
-        <w:t xml:space="preserve"> </w:t>
-      </w:r>
-      <w:r>
-        <w:t xml:space="preserve">(trace insertions),</w:t>
-      </w:r>
-      <w:r>
-        <w:t xml:space="preserve"> </w:t>
-      </w:r>
-      <w:r>
-        <w:t xml:space="preserve">Red-Black properties,</w:t>
-      </w:r>
-      <w:r>
-        <w:t xml:space="preserve"> </w:t>
-      </w:r>
-      <w:r>
-        <w:rPr>
-          <w:b/>
-          <w:bCs/>
-        </w:rPr>
-        <w:t xml:space="preserve">B/B+ tree order, number of keys/children, and</w:t>
-      </w:r>
-      <w:r>
-        <w:rPr>
-          <w:b/>
-          <w:bCs/>
-        </w:rPr>
-        <w:t xml:space="preserve"> </w:t>
-      </w:r>
-      <w:r>
-        <w:rPr>
-          <w:b/>
-          <w:bCs/>
-        </w:rPr>
-        <w:t xml:space="preserve">insertions/splits</w:t>
-      </w:r>
-      <w:r>
-        <w:t xml:space="preserve"> </w:t>
-      </w:r>
-      <w:r>
-        <w:t xml:space="preserve">(very frequently asked in DBMS too), segment/Fenwick</w:t>
-      </w:r>
-      <w:r>
-        <w:t xml:space="preserve"> </w:t>
-      </w:r>
-      <w:r>
-        <w:t xml:space="preserve">complexity.</w:t>
+        <w:t xml:space="preserve">Why do databases use B+ trees over binary trees? →</w:t>
+      </w:r>
+      <w:r>
+        <w:t xml:space="preserve"> </w:t>
+      </w:r>
+      <w:r>
+        <w:rPr>
+          <w:b/>
+          <w:bCs/>
+        </w:rPr>
+        <w:t xml:space="preserve">wide &amp; shallow → fewer</w:t>
+      </w:r>
+      <w:r>
+        <w:rPr>
+          <w:b/>
+          <w:bCs/>
+        </w:rPr>
+        <w:t xml:space="preserve"> </w:t>
+      </w:r>
+      <w:r>
+        <w:rPr>
+          <w:b/>
+          <w:bCs/>
+        </w:rPr>
+        <w:t xml:space="preserve">disk reads</w:t>
+      </w:r>
+      <w:r>
+        <w:t xml:space="preserve">; linked leaves → fast range scans.</w:t>
       </w:r>
     </w:p>
     <w:p>
@@ -4285,17 +5916,226 @@
         </w:numPr>
       </w:pPr>
       <w:r>
-        <w:rPr>
-          <w:b/>
-          <w:bCs/>
-        </w:rPr>
-        <w:t xml:space="preserve">SEBI/RBI IT + DBMS:</w:t>
-      </w:r>
-      <w:r>
-        <w:t xml:space="preserve"> </w:t>
-      </w:r>
-      <w:r>
-        <w:t xml:space="preserve">B/B+ tree indexing is a core topic — see the DBMS notes.</w:t>
+        <w:t xml:space="preserve">Where is the data in a B+ tree? → only in the</w:t>
+      </w:r>
+      <w:r>
+        <w:t xml:space="preserve"> </w:t>
+      </w:r>
+      <w:r>
+        <w:rPr>
+          <w:b/>
+          <w:bCs/>
+        </w:rPr>
+        <w:t xml:space="preserve">leaves</w:t>
+      </w:r>
+      <w:r>
+        <w:t xml:space="preserve">.</w:t>
+      </w:r>
+    </w:p>
+    <w:p>
+      <w:pPr>
+        <w:pStyle w:val="Compact"/>
+        <w:numPr>
+          <w:ilvl w:val="0"/>
+          <w:numId w:val="1017"/>
+        </w:numPr>
+      </w:pPr>
+      <w:r>
+        <w:t xml:space="preserve">B-tree vs B+ tree key difference? → B+ keeps data</w:t>
+      </w:r>
+      <w:r>
+        <w:t xml:space="preserve"> </w:t>
+      </w:r>
+      <w:r>
+        <w:rPr>
+          <w:b/>
+          <w:bCs/>
+        </w:rPr>
+        <w:t xml:space="preserve">only in leaves</w:t>
+      </w:r>
+      <w:r>
+        <w:t xml:space="preserve"> </w:t>
+      </w:r>
+      <w:r>
+        <w:t xml:space="preserve">and</w:t>
+      </w:r>
+      <w:r>
+        <w:t xml:space="preserve"> </w:t>
+      </w:r>
+      <w:r>
+        <w:rPr>
+          <w:b/>
+          <w:bCs/>
+        </w:rPr>
+        <w:t xml:space="preserve">links</w:t>
+      </w:r>
+      <w:r>
+        <w:t xml:space="preserve"> </w:t>
+      </w:r>
+      <w:r>
+        <w:t xml:space="preserve">them.</w:t>
+      </w:r>
+    </w:p>
+    <w:p>
+      <w:pPr>
+        <w:pStyle w:val="Compact"/>
+        <w:numPr>
+          <w:ilvl w:val="0"/>
+          <w:numId w:val="1017"/>
+        </w:numPr>
+      </w:pPr>
+      <w:r>
+        <w:t xml:space="preserve">Max keys in a B-tree node of order m? →</w:t>
+      </w:r>
+      <w:r>
+        <w:t xml:space="preserve"> </w:t>
+      </w:r>
+      <w:r>
+        <w:rPr>
+          <w:b/>
+          <w:bCs/>
+        </w:rPr>
+        <w:t xml:space="preserve">m − 1</w:t>
+      </w:r>
+      <w:r>
+        <w:t xml:space="preserve"> </w:t>
+      </w:r>
+      <w:r>
+        <w:t xml:space="preserve">(and up to</w:t>
+      </w:r>
+      <w:r>
+        <w:t xml:space="preserve"> </w:t>
+      </w:r>
+      <w:r>
+        <w:rPr>
+          <w:b/>
+          <w:bCs/>
+        </w:rPr>
+        <w:t xml:space="preserve">m</w:t>
+      </w:r>
+      <w:r>
+        <w:t xml:space="preserve"> </w:t>
+      </w:r>
+      <w:r>
+        <w:t xml:space="preserve">children).</w:t>
+      </w:r>
+    </w:p>
+    <w:p>
+      <w:pPr>
+        <w:pStyle w:val="Compact"/>
+        <w:numPr>
+          <w:ilvl w:val="0"/>
+          <w:numId w:val="1017"/>
+        </w:numPr>
+      </w:pPr>
+      <w:r>
+        <w:t xml:space="preserve">How does a B-tree grow taller? → a</w:t>
+      </w:r>
+      <w:r>
+        <w:t xml:space="preserve"> </w:t>
+      </w:r>
+      <w:r>
+        <w:rPr>
+          <w:b/>
+          <w:bCs/>
+        </w:rPr>
+        <w:t xml:space="preserve">root split</w:t>
+      </w:r>
+      <w:r>
+        <w:t xml:space="preserve"> </w:t>
+      </w:r>
+      <w:r>
+        <w:t xml:space="preserve">pushes a middle key up.</w:t>
+      </w:r>
+    </w:p>
+    <w:p>
+      <w:pPr>
+        <w:pStyle w:val="Compact"/>
+        <w:numPr>
+          <w:ilvl w:val="0"/>
+          <w:numId w:val="1017"/>
+        </w:numPr>
+      </w:pPr>
+      <w:r>
+        <w:t xml:space="preserve">Why B+ over a hash index for</w:t>
+      </w:r>
+      <w:r>
+        <w:t xml:space="preserve"> </w:t>
+      </w:r>
+      <w:r>
+        <w:rPr>
+          <w:rStyle w:val="VerbatimChar"/>
+        </w:rPr>
+        <w:t xml:space="preserve">BETWEEN</w:t>
+      </w:r>
+      <w:r>
+        <w:t xml:space="preserve">? → hash gives</w:t>
+      </w:r>
+      <w:r>
+        <w:t xml:space="preserve"> </w:t>
+      </w:r>
+      <w:r>
+        <w:rPr>
+          <w:b/>
+          <w:bCs/>
+        </w:rPr>
+        <w:t xml:space="preserve">no range order</w:t>
+      </w:r>
+      <w:r>
+        <w:t xml:space="preserve">; B+</w:t>
+      </w:r>
+      <w:r>
+        <w:t xml:space="preserve"> </w:t>
+      </w:r>
+      <w:r>
+        <w:t xml:space="preserve">linked leaves scan ranges fast.</w:t>
+      </w:r>
+    </w:p>
+    <w:bookmarkEnd w:id="60"/>
+    <w:bookmarkStart w:id="61" w:name="problems-context"/>
+    <w:p>
+      <w:pPr>
+        <w:pStyle w:val="Heading3"/>
+      </w:pPr>
+      <w:r>
+        <w:t xml:space="preserve">Problems / context</w:t>
+      </w:r>
+    </w:p>
+    <w:p>
+      <w:pPr>
+        <w:pStyle w:val="Compact"/>
+        <w:numPr>
+          <w:ilvl w:val="0"/>
+          <w:numId w:val="1018"/>
+        </w:numPr>
+      </w:pPr>
+      <w:r>
+        <w:t xml:space="preserve">Mostly</w:t>
+      </w:r>
+      <w:r>
+        <w:t xml:space="preserve"> </w:t>
+      </w:r>
+      <w:r>
+        <w:rPr>
+          <w:b/>
+          <w:bCs/>
+        </w:rPr>
+        <w:t xml:space="preserve">DBMS + system design</w:t>
+      </w:r>
+      <w:r>
+        <w:t xml:space="preserve">: index design,</w:t>
+      </w:r>
+      <w:r>
+        <w:t xml:space="preserve"> </w:t>
+      </w:r>
+      <w:r>
+        <w:t xml:space="preserve">“why B+ tree not hash index”</w:t>
+      </w:r>
+      <w:r>
+        <w:t xml:space="preserve"> </w:t>
+      </w:r>
+      <w:r>
+        <w:t xml:space="preserve">(range queries!), page size and branching factor.</w:t>
       </w:r>
     </w:p>
     <w:p>
@@ -4305,34 +6145,1392 @@
         </w:pict>
       </w:r>
     </w:p>
-    <w:p>
-      <w:pPr>
-        <w:pStyle w:val="FirstParagraph"/>
+    <w:bookmarkEnd w:id="61"/>
+    <w:bookmarkEnd w:id="62"/>
+    <w:bookmarkStart w:id="63" w:name="module-8b-concept-review-one-page"/>
+    <w:p>
+      <w:pPr>
+        <w:pStyle w:val="Heading2"/>
+      </w:pPr>
+      <w:r>
+        <w:t xml:space="preserve">Module 8b — Concept Review (one page)</w:t>
+      </w:r>
+    </w:p>
+    <w:p>
+      <w:pPr>
+        <w:pStyle w:val="Compact"/>
+        <w:numPr>
+          <w:ilvl w:val="0"/>
+          <w:numId w:val="1019"/>
+        </w:numPr>
+      </w:pPr>
+      <w:r>
+        <w:rPr>
+          <w:b/>
+          <w:bCs/>
+        </w:rPr>
+        <w:t xml:space="preserve">AVL:</w:t>
+      </w:r>
+      <w:r>
+        <w:t xml:space="preserve"> </w:t>
+      </w:r>
+      <w:r>
+        <w:t xml:space="preserve">strict balance (bf ∈ {−1,0,+1}); 4 rotation cases (LL/RR single,</w:t>
+      </w:r>
+      <w:r>
+        <w:t xml:space="preserve"> </w:t>
+      </w:r>
+      <w:r>
+        <w:t xml:space="preserve">LR/RL double); O(log n), lookup-friendly.</w:t>
+      </w:r>
+    </w:p>
+    <w:p>
+      <w:pPr>
+        <w:pStyle w:val="Compact"/>
+        <w:numPr>
+          <w:ilvl w:val="0"/>
+          <w:numId w:val="1019"/>
+        </w:numPr>
+      </w:pPr>
+      <w:r>
+        <w:rPr>
+          <w:b/>
+          <w:bCs/>
+        </w:rPr>
+        <w:t xml:space="preserve">Red-Black:</w:t>
+      </w:r>
+      <w:r>
+        <w:t xml:space="preserve"> </w:t>
+      </w:r>
+      <w:r>
+        <w:t xml:space="preserve">colour rules (no two reds; equal black-height) → height ≤</w:t>
+      </w:r>
+      <w:r>
+        <w:t xml:space="preserve"> </w:t>
+      </w:r>
+      <w:r>
+        <w:t xml:space="preserve">2·log(n+1); fewer rotations → used by Linux CFS,</w:t>
+      </w:r>
+      <w:r>
+        <w:t xml:space="preserve"> </w:t>
+      </w:r>
+      <w:r>
+        <w:rPr>
+          <w:rStyle w:val="VerbatimChar"/>
+        </w:rPr>
+        <w:t xml:space="preserve">std::map</w:t>
+      </w:r>
+      <w:r>
+        <w:t xml:space="preserve">, Java</w:t>
+      </w:r>
+      <w:r>
+        <w:t xml:space="preserve"> </w:t>
+      </w:r>
+      <w:r>
+        <w:rPr>
+          <w:rStyle w:val="VerbatimChar"/>
+        </w:rPr>
+        <w:t xml:space="preserve">TreeMap</w:t>
+      </w:r>
+      <w:r>
+        <w:t xml:space="preserve">.</w:t>
+      </w:r>
+    </w:p>
+    <w:p>
+      <w:pPr>
+        <w:pStyle w:val="Compact"/>
+        <w:numPr>
+          <w:ilvl w:val="0"/>
+          <w:numId w:val="1019"/>
+        </w:numPr>
+      </w:pPr>
+      <w:r>
+        <w:rPr>
+          <w:b/>
+          <w:bCs/>
+        </w:rPr>
+        <w:t xml:space="preserve">Segment tree:</w:t>
+      </w:r>
+      <w:r>
+        <w:t xml:space="preserve"> </w:t>
+      </w:r>
+      <w:r>
+        <w:t xml:space="preserve">range query</w:t>
+      </w:r>
+      <w:r>
+        <w:t xml:space="preserve"> </w:t>
+      </w:r>
+      <w:r>
+        <w:rPr>
+          <w:b/>
+          <w:bCs/>
+        </w:rPr>
+        <w:t xml:space="preserve">and</w:t>
+      </w:r>
+      <w:r>
+        <w:t xml:space="preserve"> </w:t>
+      </w:r>
+      <w:r>
+        <w:t xml:space="preserve">update in O(log n); lazy propagation for</w:t>
+      </w:r>
+      <w:r>
+        <w:t xml:space="preserve"> </w:t>
+      </w:r>
+      <w:r>
+        <w:t xml:space="preserve">range updates; general (sum/min/max).</w:t>
+      </w:r>
+    </w:p>
+    <w:p>
+      <w:pPr>
+        <w:pStyle w:val="Compact"/>
+        <w:numPr>
+          <w:ilvl w:val="0"/>
+          <w:numId w:val="1019"/>
+        </w:numPr>
+      </w:pPr>
+      <w:r>
+        <w:rPr>
+          <w:b/>
+          <w:bCs/>
+        </w:rPr>
+        <w:t xml:space="preserve">Fenwick/BIT:</w:t>
+      </w:r>
+      <w:r>
+        <w:t xml:space="preserve"> </w:t>
+      </w:r>
+      <w:r>
+        <w:t xml:space="preserve">compact prefix-sum + point update O(log n) via</w:t>
+      </w:r>
+      <w:r>
+        <w:t xml:space="preserve"> </w:t>
+      </w:r>
+      <w:r>
+        <w:rPr>
+          <w:rStyle w:val="VerbatimChar"/>
+        </w:rPr>
+        <w:t xml:space="preserve">i &amp; (-i)</w:t>
+      </w:r>
+      <w:r>
+        <w:t xml:space="preserve">;</w:t>
+      </w:r>
+      <w:r>
+        <w:t xml:space="preserve"> </w:t>
+      </w:r>
+      <w:r>
+        <w:t xml:space="preserve">best for sums.</w:t>
+      </w:r>
+    </w:p>
+    <w:p>
+      <w:pPr>
+        <w:pStyle w:val="Compact"/>
+        <w:numPr>
+          <w:ilvl w:val="0"/>
+          <w:numId w:val="1019"/>
+        </w:numPr>
+      </w:pPr>
+      <w:r>
+        <w:rPr>
+          <w:b/>
+          <w:bCs/>
+        </w:rPr>
+        <w:t xml:space="preserve">B/B+ trees:</w:t>
+      </w:r>
+      <w:r>
+        <w:t xml:space="preserve"> </w:t>
+      </w:r>
+      <w:r>
+        <w:t xml:space="preserve">wide, shallow, disk-friendly; B+ keeps data in</w:t>
+      </w:r>
+      <w:r>
+        <w:t xml:space="preserve"> </w:t>
+      </w:r>
+      <w:r>
+        <w:rPr>
+          <w:b/>
+          <w:bCs/>
+        </w:rPr>
+        <w:t xml:space="preserve">linked</w:t>
+      </w:r>
+      <w:r>
+        <w:rPr>
+          <w:b/>
+          <w:bCs/>
+        </w:rPr>
+        <w:t xml:space="preserve"> </w:t>
+      </w:r>
+      <w:r>
+        <w:rPr>
+          <w:b/>
+          <w:bCs/>
+        </w:rPr>
+        <w:t xml:space="preserve">leaves</w:t>
+      </w:r>
+      <w:r>
+        <w:t xml:space="preserve"> </w:t>
+      </w:r>
+      <w:r>
+        <w:t xml:space="preserve">→ database indexes (MySQL/Postgres).</w:t>
+      </w:r>
+    </w:p>
+    <w:p>
+      <w:pPr>
+        <w:pStyle w:val="Compact"/>
+        <w:numPr>
+          <w:ilvl w:val="0"/>
+          <w:numId w:val="1019"/>
+        </w:numPr>
+      </w:pPr>
+      <w:r>
+        <w:rPr>
+          <w:b/>
+          <w:bCs/>
+        </w:rPr>
+        <w:t xml:space="preserve">Tool choice:</w:t>
+      </w:r>
+      <w:r>
+        <w:t xml:space="preserve"> </w:t>
+      </w:r>
+      <w:r>
+        <w:t xml:space="preserve">no updates → prefix sum; sum + updates → Fenwick; min/max +</w:t>
+      </w:r>
+      <w:r>
+        <w:t xml:space="preserve"> </w:t>
+      </w:r>
+      <w:r>
+        <w:t xml:space="preserve">updates → segment tree; on-disk ordered data → B+ tree.</w:t>
+      </w:r>
+    </w:p>
+    <w:bookmarkEnd w:id="63"/>
+    <w:bookmarkStart w:id="64" w:name="module-8b-flash-cards"/>
+    <w:p>
+      <w:pPr>
+        <w:pStyle w:val="Heading2"/>
+      </w:pPr>
+      <w:r>
+        <w:t xml:space="preserve">Module 8b — Flash Cards</w:t>
+      </w:r>
+    </w:p>
+    <w:p>
+      <w:pPr>
+        <w:pStyle w:val="Compact"/>
+        <w:numPr>
+          <w:ilvl w:val="0"/>
+          <w:numId w:val="1020"/>
+        </w:numPr>
+      </w:pPr>
+      <w:r>
+        <w:t xml:space="preserve">Q: AVL balance factor range?</w:t>
+      </w:r>
+      <w:r>
+        <w:t xml:space="preserve"> </w:t>
+      </w:r>
+      <w:r>
+        <w:rPr>
+          <w:b/>
+          <w:bCs/>
+        </w:rPr>
+        <w:t xml:space="preserve">A: {−1, 0, +1}.</w:t>
+      </w:r>
+    </w:p>
+    <w:p>
+      <w:pPr>
+        <w:pStyle w:val="Compact"/>
+        <w:numPr>
+          <w:ilvl w:val="0"/>
+          <w:numId w:val="1020"/>
+        </w:numPr>
+      </w:pPr>
+      <w:r>
+        <w:t xml:space="preserve">Q: LR imbalance fix?</w:t>
+      </w:r>
+      <w:r>
+        <w:t xml:space="preserve"> </w:t>
+      </w:r>
+      <w:r>
+        <w:rPr>
+          <w:b/>
+          <w:bCs/>
+        </w:rPr>
+        <w:t xml:space="preserve">A: double rotation (left then right).</w:t>
+      </w:r>
+    </w:p>
+    <w:p>
+      <w:pPr>
+        <w:pStyle w:val="Compact"/>
+        <w:numPr>
+          <w:ilvl w:val="0"/>
+          <w:numId w:val="1020"/>
+        </w:numPr>
+      </w:pPr>
+      <w:r>
+        <w:t xml:space="preserve">Q: Red node’s children?</w:t>
+      </w:r>
+      <w:r>
+        <w:t xml:space="preserve"> </w:t>
+      </w:r>
+      <w:r>
+        <w:rPr>
+          <w:b/>
+          <w:bCs/>
+        </w:rPr>
+        <w:t xml:space="preserve">A: must be black (no two reds).</w:t>
+      </w:r>
+    </w:p>
+    <w:p>
+      <w:pPr>
+        <w:pStyle w:val="Compact"/>
+        <w:numPr>
+          <w:ilvl w:val="0"/>
+          <w:numId w:val="1020"/>
+        </w:numPr>
+      </w:pPr>
+      <w:r>
+        <w:t xml:space="preserve">Q: Red-Black real uses?</w:t>
+      </w:r>
+      <w:r>
+        <w:t xml:space="preserve"> </w:t>
+      </w:r>
+      <w:r>
+        <w:rPr>
+          <w:b/>
+          <w:bCs/>
+        </w:rPr>
+        <w:t xml:space="preserve">A: Linux CFS, std::map, Java TreeMap.</w:t>
+      </w:r>
+    </w:p>
+    <w:p>
+      <w:pPr>
+        <w:pStyle w:val="Compact"/>
+        <w:numPr>
+          <w:ilvl w:val="0"/>
+          <w:numId w:val="1020"/>
+        </w:numPr>
+      </w:pPr>
+      <w:r>
+        <w:t xml:space="preserve">Q: Segment tree query/update?</w:t>
+      </w:r>
+      <w:r>
+        <w:t xml:space="preserve"> </w:t>
+      </w:r>
+      <w:r>
+        <w:rPr>
+          <w:b/>
+          <w:bCs/>
+        </w:rPr>
+        <w:t xml:space="preserve">A: O(log n) (lazy → range updates).</w:t>
+      </w:r>
+    </w:p>
+    <w:p>
+      <w:pPr>
+        <w:pStyle w:val="Compact"/>
+        <w:numPr>
+          <w:ilvl w:val="0"/>
+          <w:numId w:val="1020"/>
+        </w:numPr>
+      </w:pPr>
+      <w:r>
+        <w:t xml:space="preserve">Q: Fenwick lowest-set-bit op?</w:t>
+      </w:r>
+      <w:r>
+        <w:t xml:space="preserve"> </w:t>
+      </w:r>
+      <w:r>
+        <w:rPr>
+          <w:b/>
+          <w:bCs/>
+        </w:rPr>
+        <w:t xml:space="preserve">A: i &amp; (-i).</w:t>
+      </w:r>
+    </w:p>
+    <w:p>
+      <w:pPr>
+        <w:pStyle w:val="Compact"/>
+        <w:numPr>
+          <w:ilvl w:val="0"/>
+          <w:numId w:val="1020"/>
+        </w:numPr>
+      </w:pPr>
+      <w:r>
+        <w:t xml:space="preserve">Q: Where is B+ tree data?</w:t>
+      </w:r>
+      <w:r>
+        <w:t xml:space="preserve"> </w:t>
+      </w:r>
+      <w:r>
+        <w:rPr>
+          <w:b/>
+          <w:bCs/>
+        </w:rPr>
+        <w:t xml:space="preserve">A: only in linked leaves.</w:t>
+      </w:r>
+    </w:p>
+    <w:p>
+      <w:pPr>
+        <w:pStyle w:val="Compact"/>
+        <w:numPr>
+          <w:ilvl w:val="0"/>
+          <w:numId w:val="1020"/>
+        </w:numPr>
+      </w:pPr>
+      <w:r>
+        <w:t xml:space="preserve">Q: Why is a Red-Black tree O(log n)?</w:t>
+      </w:r>
+      <w:r>
+        <w:t xml:space="preserve"> </w:t>
+      </w:r>
+      <w:r>
+        <w:rPr>
+          <w:b/>
+          <w:bCs/>
+        </w:rPr>
+        <w:t xml:space="preserve">A: longest path ≤ 2× shortest (no</w:t>
+      </w:r>
+      <w:r>
+        <w:rPr>
+          <w:b/>
+          <w:bCs/>
+        </w:rPr>
+        <w:t xml:space="preserve"> </w:t>
+      </w:r>
+      <w:r>
+        <w:rPr>
+          <w:b/>
+          <w:bCs/>
+        </w:rPr>
+        <w:t xml:space="preserve">red-red + equal black-height).</w:t>
+      </w:r>
+    </w:p>
+    <w:p>
+      <w:pPr>
+        <w:pStyle w:val="Compact"/>
+        <w:numPr>
+          <w:ilvl w:val="0"/>
+          <w:numId w:val="1020"/>
+        </w:numPr>
+      </w:pPr>
+      <w:r>
+        <w:t xml:space="preserve">Q: Value on top after any AVL rotation?</w:t>
+      </w:r>
+      <w:r>
+        <w:t xml:space="preserve"> </w:t>
+      </w:r>
+      <w:r>
+        <w:rPr>
+          <w:b/>
+          <w:bCs/>
+        </w:rPr>
+        <w:t xml:space="preserve">A: the middle of the three.</w:t>
+      </w:r>
+    </w:p>
+    <w:p>
+      <w:pPr>
+        <w:pStyle w:val="Compact"/>
+        <w:numPr>
+          <w:ilvl w:val="0"/>
+          <w:numId w:val="1020"/>
+        </w:numPr>
+      </w:pPr>
+      <w:r>
+        <w:t xml:space="preserve">Q: Rotations to fix one AVL insert?</w:t>
+      </w:r>
+      <w:r>
+        <w:t xml:space="preserve"> </w:t>
+      </w:r>
+      <w:r>
+        <w:rPr>
+          <w:b/>
+          <w:bCs/>
+        </w:rPr>
+        <w:t xml:space="preserve">A: at most one (single or double).</w:t>
+      </w:r>
+    </w:p>
+    <w:p>
+      <w:pPr>
+        <w:pStyle w:val="Compact"/>
+        <w:numPr>
+          <w:ilvl w:val="0"/>
+          <w:numId w:val="1020"/>
+        </w:numPr>
+      </w:pPr>
+      <w:r>
+        <w:t xml:space="preserve">Q: What is lazy propagation?</w:t>
+      </w:r>
+      <w:r>
+        <w:t xml:space="preserve"> </w:t>
+      </w:r>
+      <w:r>
+        <w:rPr>
+          <w:b/>
+          <w:bCs/>
+        </w:rPr>
+        <w:t xml:space="preserve">A: park a range update high, push down only</w:t>
+      </w:r>
+      <w:r>
+        <w:rPr>
+          <w:b/>
+          <w:bCs/>
+        </w:rPr>
+        <w:t xml:space="preserve"> </w:t>
+      </w:r>
+      <w:r>
+        <w:rPr>
+          <w:b/>
+          <w:bCs/>
+        </w:rPr>
+        <w:t xml:space="preserve">when someone visits below.</w:t>
+      </w:r>
+    </w:p>
+    <w:p>
+      <w:pPr>
+        <w:pStyle w:val="Compact"/>
+        <w:numPr>
+          <w:ilvl w:val="0"/>
+          <w:numId w:val="1020"/>
+        </w:numPr>
+      </w:pPr>
+      <w:r>
+        <w:t xml:space="preserve">Q: Segment tree array size?</w:t>
+      </w:r>
+      <w:r>
+        <w:t xml:space="preserve"> </w:t>
+      </w:r>
+      <w:r>
+        <w:rPr>
+          <w:b/>
+          <w:bCs/>
+        </w:rPr>
+        <w:t xml:space="preserve">A: about 4n.</w:t>
+      </w:r>
+    </w:p>
+    <w:p>
+      <w:pPr>
+        <w:pStyle w:val="Compact"/>
+        <w:numPr>
+          <w:ilvl w:val="0"/>
+          <w:numId w:val="1020"/>
+        </w:numPr>
+      </w:pPr>
+      <w:r>
+        <w:t xml:space="preserve">Q: Fenwick — query vs update bit direction?</w:t>
+      </w:r>
+      <w:r>
+        <w:t xml:space="preserve"> </w:t>
+      </w:r>
+      <w:r>
+        <w:rPr>
+          <w:b/>
+          <w:bCs/>
+        </w:rPr>
+        <w:t xml:space="preserve">A: query subtracts, update adds</w:t>
+      </w:r>
+      <w:r>
+        <w:rPr>
+          <w:b/>
+          <w:bCs/>
+        </w:rPr>
+        <w:t xml:space="preserve"> </w:t>
+      </w:r>
+      <w:r>
+        <w:rPr>
+          <w:b/>
+          <w:bCs/>
+        </w:rPr>
+        <w:t xml:space="preserve">the lowest set bit.</w:t>
+      </w:r>
+    </w:p>
+    <w:p>
+      <w:pPr>
+        <w:pStyle w:val="Compact"/>
+        <w:numPr>
+          <w:ilvl w:val="0"/>
+          <w:numId w:val="1020"/>
+        </w:numPr>
+      </w:pPr>
+      <w:r>
+        <w:t xml:space="preserve">Q: Max keys in an order-m B-tree node?</w:t>
+      </w:r>
+      <w:r>
+        <w:t xml:space="preserve"> </w:t>
+      </w:r>
+      <w:r>
+        <w:rPr>
+          <w:b/>
+          <w:bCs/>
+        </w:rPr>
+        <w:t xml:space="preserve">A: m − 1.</w:t>
+      </w:r>
+    </w:p>
+    <w:p>
+      <w:pPr>
+        <w:pStyle w:val="Compact"/>
+        <w:numPr>
+          <w:ilvl w:val="0"/>
+          <w:numId w:val="1020"/>
+        </w:numPr>
+      </w:pPr>
+      <w:r>
+        <w:t xml:space="preserve">Q: How does a B-tree grow taller?</w:t>
+      </w:r>
+      <w:r>
+        <w:t xml:space="preserve"> </w:t>
+      </w:r>
+      <w:r>
+        <w:rPr>
+          <w:b/>
+          <w:bCs/>
+        </w:rPr>
+        <w:t xml:space="preserve">A: a root split pushes a key up.</w:t>
+      </w:r>
+    </w:p>
+    <w:bookmarkEnd w:id="64"/>
+    <w:bookmarkStart w:id="65" w:name="module-8b-pattern-recognition"/>
+    <w:p>
+      <w:pPr>
+        <w:pStyle w:val="Heading2"/>
+      </w:pPr>
+      <w:r>
+        <w:t xml:space="preserve">Module 8b — Pattern Recognition</w:t>
+      </w:r>
+    </w:p>
+    <w:p>
+      <w:pPr>
+        <w:pStyle w:val="Compact"/>
+        <w:numPr>
+          <w:ilvl w:val="0"/>
+          <w:numId w:val="1021"/>
+        </w:numPr>
+      </w:pPr>
+      <w:r>
+        <w:t xml:space="preserve">“Ordered set with guaranteed fast ops”</w:t>
+      </w:r>
+      <w:r>
+        <w:t xml:space="preserve"> </w:t>
+      </w:r>
+      <w:r>
+        <w:t xml:space="preserve">→</w:t>
+      </w:r>
+      <w:r>
+        <w:t xml:space="preserve"> </w:t>
+      </w:r>
+      <w:r>
+        <w:rPr>
+          <w:b/>
+          <w:bCs/>
+        </w:rPr>
+        <w:t xml:space="preserve">balanced BST (AVL / Red-Black)</w:t>
+      </w:r>
+      <w:r>
+        <w:t xml:space="preserve">.</w:t>
+      </w:r>
+    </w:p>
+    <w:p>
+      <w:pPr>
+        <w:pStyle w:val="Compact"/>
+        <w:numPr>
+          <w:ilvl w:val="0"/>
+          <w:numId w:val="1021"/>
+        </w:numPr>
+      </w:pPr>
+      <w:r>
+        <w:t xml:space="preserve">“Range sum, no updates”</w:t>
+      </w:r>
+      <w:r>
+        <w:t xml:space="preserve"> </w:t>
+      </w:r>
+      <w:r>
+        <w:t xml:space="preserve">→</w:t>
+      </w:r>
+      <w:r>
+        <w:t xml:space="preserve"> </w:t>
+      </w:r>
+      <w:r>
+        <w:rPr>
+          <w:b/>
+          <w:bCs/>
+        </w:rPr>
+        <w:t xml:space="preserve">prefix sum</w:t>
+      </w:r>
+      <w:r>
+        <w:t xml:space="preserve">;</w:t>
+      </w:r>
+      <w:r>
+        <w:t xml:space="preserve"> </w:t>
+      </w:r>
+      <w:r>
+        <w:t xml:space="preserve">“+ point updates”</w:t>
+      </w:r>
+      <w:r>
+        <w:t xml:space="preserve"> </w:t>
+      </w:r>
+      <w:r>
+        <w:t xml:space="preserve">→</w:t>
+      </w:r>
+      <w:r>
+        <w:t xml:space="preserve"> </w:t>
+      </w:r>
+      <w:r>
+        <w:rPr>
+          <w:b/>
+          <w:bCs/>
+        </w:rPr>
+        <w:t xml:space="preserve">Fenwick</w:t>
+      </w:r>
+      <w:r>
+        <w:t xml:space="preserve">.</w:t>
+      </w:r>
+    </w:p>
+    <w:p>
+      <w:pPr>
+        <w:pStyle w:val="Compact"/>
+        <w:numPr>
+          <w:ilvl w:val="0"/>
+          <w:numId w:val="1021"/>
+        </w:numPr>
+      </w:pPr>
+      <w:r>
+        <w:t xml:space="preserve">“Range min/max/gcd with updates”</w:t>
+      </w:r>
+      <w:r>
+        <w:t xml:space="preserve"> </w:t>
+      </w:r>
+      <w:r>
+        <w:t xml:space="preserve">→</w:t>
+      </w:r>
+      <w:r>
+        <w:t xml:space="preserve"> </w:t>
+      </w:r>
+      <w:r>
+        <w:rPr>
+          <w:b/>
+          <w:bCs/>
+        </w:rPr>
+        <w:t xml:space="preserve">segment tree</w:t>
+      </w:r>
+      <w:r>
+        <w:t xml:space="preserve"> </w:t>
+      </w:r>
+      <w:r>
+        <w:t xml:space="preserve">(+ lazy for range updates).</w:t>
+      </w:r>
+    </w:p>
+    <w:p>
+      <w:pPr>
+        <w:pStyle w:val="Compact"/>
+        <w:numPr>
+          <w:ilvl w:val="0"/>
+          <w:numId w:val="1021"/>
+        </w:numPr>
+      </w:pPr>
+      <w:r>
+        <w:t xml:space="preserve">“Billions of records on disk / database index / range scan”</w:t>
+      </w:r>
+      <w:r>
+        <w:t xml:space="preserve"> </w:t>
+      </w:r>
+      <w:r>
+        <w:t xml:space="preserve">→</w:t>
+      </w:r>
+      <w:r>
+        <w:t xml:space="preserve"> </w:t>
+      </w:r>
+      <w:r>
+        <w:rPr>
+          <w:b/>
+          <w:bCs/>
+        </w:rPr>
+        <w:t xml:space="preserve">B+ tree</w:t>
+      </w:r>
+      <w:r>
+        <w:t xml:space="preserve">.</w:t>
+      </w:r>
+    </w:p>
+    <w:p>
+      <w:pPr>
+        <w:pStyle w:val="Compact"/>
+        <w:numPr>
+          <w:ilvl w:val="0"/>
+          <w:numId w:val="1021"/>
+        </w:numPr>
+      </w:pPr>
+      <w:r>
+        <w:t xml:space="preserve">“Add a value to a whole range, many times”</w:t>
+      </w:r>
+      <w:r>
+        <w:t xml:space="preserve"> </w:t>
+      </w:r>
+      <w:r>
+        <w:t xml:space="preserve">→</w:t>
+      </w:r>
+      <w:r>
+        <w:t xml:space="preserve"> </w:t>
+      </w:r>
+      <w:r>
+        <w:rPr>
+          <w:b/>
+          <w:bCs/>
+        </w:rPr>
+        <w:t xml:space="preserve">segment tree + lazy</w:t>
+      </w:r>
+      <w:r>
+        <w:rPr>
+          <w:b/>
+          <w:bCs/>
+        </w:rPr>
+        <w:t xml:space="preserve"> </w:t>
+      </w:r>
+      <w:r>
+        <w:rPr>
+          <w:b/>
+          <w:bCs/>
+        </w:rPr>
+        <w:t xml:space="preserve">propagation</w:t>
+      </w:r>
+      <w:r>
+        <w:t xml:space="preserve">.</w:t>
+      </w:r>
+    </w:p>
+    <w:p>
+      <w:pPr>
+        <w:pStyle w:val="Compact"/>
+        <w:numPr>
+          <w:ilvl w:val="0"/>
+          <w:numId w:val="1021"/>
+        </w:numPr>
+      </w:pPr>
+      <w:r>
+        <w:t xml:space="preserve">“Lookup-heavy, few updates, want the shortest tree”</w:t>
+      </w:r>
+      <w:r>
+        <w:t xml:space="preserve"> </w:t>
+      </w:r>
+      <w:r>
+        <w:t xml:space="preserve">→</w:t>
+      </w:r>
+      <w:r>
+        <w:t xml:space="preserve"> </w:t>
+      </w:r>
+      <w:r>
+        <w:rPr>
+          <w:b/>
+          <w:bCs/>
+        </w:rPr>
+        <w:t xml:space="preserve">AVL</w:t>
+      </w:r>
+      <w:r>
+        <w:t xml:space="preserve"> </w:t>
+      </w:r>
+      <w:r>
+        <w:t xml:space="preserve">(strict balance).</w:t>
+      </w:r>
+    </w:p>
+    <w:p>
+      <w:pPr>
+        <w:pStyle w:val="Compact"/>
+        <w:numPr>
+          <w:ilvl w:val="0"/>
+          <w:numId w:val="1021"/>
+        </w:numPr>
+      </w:pPr>
+      <w:r>
+        <w:t xml:space="preserve">“Insert/delete-heavy general-purpose ordered map”</w:t>
+      </w:r>
+      <w:r>
+        <w:t xml:space="preserve"> </w:t>
+      </w:r>
+      <w:r>
+        <w:t xml:space="preserve">→</w:t>
+      </w:r>
+      <w:r>
+        <w:t xml:space="preserve"> </w:t>
+      </w:r>
+      <w:r>
+        <w:rPr>
+          <w:b/>
+          <w:bCs/>
+        </w:rPr>
+        <w:t xml:space="preserve">Red-Black</w:t>
+      </w:r>
+      <w:r>
+        <w:t xml:space="preserve"> </w:t>
+      </w:r>
+      <w:r>
+        <w:t xml:space="preserve">(fewer</w:t>
+      </w:r>
+      <w:r>
+        <w:t xml:space="preserve"> </w:t>
+      </w:r>
+      <w:r>
+        <w:t xml:space="preserve">rotations).</w:t>
+      </w:r>
+    </w:p>
+    <w:p>
+      <w:pPr>
+        <w:pStyle w:val="Compact"/>
+        <w:numPr>
+          <w:ilvl w:val="0"/>
+          <w:numId w:val="1021"/>
+        </w:numPr>
+      </w:pPr>
+      <w:r>
+        <w:t xml:space="preserve">“Prefix sums with point updates, minimal code”</w:t>
+      </w:r>
+      <w:r>
+        <w:t xml:space="preserve"> </w:t>
+      </w:r>
+      <w:r>
+        <w:t xml:space="preserve">→</w:t>
+      </w:r>
+      <w:r>
+        <w:t xml:space="preserve"> </w:t>
+      </w:r>
+      <w:r>
+        <w:rPr>
+          <w:b/>
+          <w:bCs/>
+        </w:rPr>
+        <w:t xml:space="preserve">Fenwick / BIT</w:t>
+      </w:r>
+      <w:r>
+        <w:t xml:space="preserve">.</w:t>
+      </w:r>
+    </w:p>
+    <w:bookmarkEnd w:id="65"/>
+    <w:bookmarkStart w:id="66" w:name="X9c723b3807213e06a1b0d9a3e4a3f54d21b2f87"/>
+    <w:p>
+      <w:pPr>
+        <w:pStyle w:val="Heading2"/>
+      </w:pPr>
+      <w:r>
+        <w:t xml:space="preserve">Module 8b — Interview Questions (with follow-ups)</w:t>
+      </w:r>
+    </w:p>
+    <w:p>
+      <w:pPr>
+        <w:pStyle w:val="Compact"/>
+        <w:numPr>
+          <w:ilvl w:val="0"/>
+          <w:numId w:val="1022"/>
+        </w:numPr>
       </w:pPr>
       <w:r>
         <w:rPr>
           <w:i/>
           <w:iCs/>
         </w:rPr>
-        <w:t xml:space="preserve">End of Module 8b. Next: Module 9 — Heaps (binary heap deep-dive, heapsort,</w:t>
+        <w:t xml:space="preserve">Why does a BST need balancing?</w:t>
+      </w:r>
+      <w:r>
+        <w:t xml:space="preserve"> </w:t>
+      </w:r>
+      <w:r>
+        <w:t xml:space="preserve">FU:</w:t>
+      </w:r>
+      <w:r>
+        <w:t xml:space="preserve"> </w:t>
       </w:r>
       <w:r>
         <w:rPr>
           <w:i/>
           <w:iCs/>
         </w:rPr>
-        <w:t xml:space="preserve"> </w:t>
-      </w:r>
+        <w:t xml:space="preserve">AVL vs Red-Black trade-offs.</w:t>
+      </w:r>
+    </w:p>
+    <w:p>
+      <w:pPr>
+        <w:pStyle w:val="Compact"/>
+        <w:numPr>
+          <w:ilvl w:val="0"/>
+          <w:numId w:val="1022"/>
+        </w:numPr>
+      </w:pPr>
       <w:r>
         <w:rPr>
           <w:i/>
           <w:iCs/>
         </w:rPr>
+        <w:t xml:space="preserve">Design a structure for range-sum with updates.</w:t>
+      </w:r>
+      <w:r>
+        <w:t xml:space="preserve"> </w:t>
+      </w:r>
+      <w:r>
+        <w:t xml:space="preserve">FU:</w:t>
+      </w:r>
+      <w:r>
+        <w:t xml:space="preserve"> </w:t>
+      </w:r>
+      <w:r>
+        <w:rPr>
+          <w:i/>
+          <w:iCs/>
+        </w:rPr>
+        <w:t xml:space="preserve">Fenwick vs segment</w:t>
+      </w:r>
+      <w:r>
+        <w:rPr>
+          <w:i/>
+          <w:iCs/>
+        </w:rPr>
+        <w:t xml:space="preserve"> </w:t>
+      </w:r>
+      <w:r>
+        <w:rPr>
+          <w:i/>
+          <w:iCs/>
+        </w:rPr>
+        <w:t xml:space="preserve">tree.</w:t>
+      </w:r>
+    </w:p>
+    <w:p>
+      <w:pPr>
+        <w:pStyle w:val="Compact"/>
+        <w:numPr>
+          <w:ilvl w:val="0"/>
+          <w:numId w:val="1022"/>
+        </w:numPr>
+      </w:pPr>
+      <w:r>
+        <w:rPr>
+          <w:i/>
+          <w:iCs/>
+        </w:rPr>
+        <w:t xml:space="preserve">Why do databases use B+ trees, not hash indexes?</w:t>
+      </w:r>
+      <w:r>
+        <w:t xml:space="preserve"> </w:t>
+      </w:r>
+      <w:r>
+        <w:t xml:space="preserve">FU:</w:t>
+      </w:r>
+      <w:r>
+        <w:t xml:space="preserve"> </w:t>
+      </w:r>
+      <w:r>
+        <w:rPr>
+          <w:i/>
+          <w:iCs/>
+        </w:rPr>
+        <w:t xml:space="preserve">range queries.</w:t>
+      </w:r>
+    </w:p>
+    <w:p>
+      <w:pPr>
+        <w:pStyle w:val="Compact"/>
+        <w:numPr>
+          <w:ilvl w:val="0"/>
+          <w:numId w:val="1022"/>
+        </w:numPr>
+      </w:pPr>
+      <w:r>
+        <w:rPr>
+          <w:i/>
+          <w:iCs/>
+        </w:rPr>
+        <w:t xml:space="preserve">Implement a segment tree.</w:t>
+      </w:r>
+      <w:r>
+        <w:t xml:space="preserve"> </w:t>
+      </w:r>
+      <w:r>
+        <w:t xml:space="preserve">FU:</w:t>
+      </w:r>
+      <w:r>
+        <w:t xml:space="preserve"> </w:t>
+      </w:r>
+      <w:r>
+        <w:rPr>
+          <w:i/>
+          <w:iCs/>
+        </w:rPr>
+        <w:t xml:space="preserve">add lazy propagation for range updates.</w:t>
+      </w:r>
+    </w:p>
+    <w:p>
+      <w:pPr>
+        <w:pStyle w:val="Compact"/>
+        <w:numPr>
+          <w:ilvl w:val="0"/>
+          <w:numId w:val="1022"/>
+        </w:numPr>
+      </w:pPr>
+      <w:r>
+        <w:rPr>
+          <w:i/>
+          <w:iCs/>
+        </w:rPr>
+        <w:t xml:space="preserve">Trace an AVL insert that triggers an LR rotation.</w:t>
+      </w:r>
+      <w:r>
+        <w:t xml:space="preserve"> </w:t>
+      </w:r>
+      <w:r>
+        <w:t xml:space="preserve">FU:</w:t>
+      </w:r>
+      <w:r>
+        <w:t xml:space="preserve"> </w:t>
+      </w:r>
+      <w:r>
+        <w:rPr>
+          <w:i/>
+          <w:iCs/>
+        </w:rPr>
+        <w:t xml:space="preserve">why two rotations,</w:t>
+      </w:r>
+      <w:r>
+        <w:rPr>
+          <w:i/>
+          <w:iCs/>
+        </w:rPr>
+        <w:t xml:space="preserve"> </w:t>
+      </w:r>
+      <w:r>
+        <w:rPr>
+          <w:i/>
+          <w:iCs/>
+        </w:rPr>
+        <w:t xml:space="preserve">not one?</w:t>
+      </w:r>
+    </w:p>
+    <w:p>
+      <w:pPr>
+        <w:pStyle w:val="Compact"/>
+        <w:numPr>
+          <w:ilvl w:val="0"/>
+          <w:numId w:val="1022"/>
+        </w:numPr>
+      </w:pPr>
+      <w:r>
+        <w:rPr>
+          <w:i/>
+          <w:iCs/>
+        </w:rPr>
+        <w:t xml:space="preserve">Explain why a Red-Black tree stays O(log n).</w:t>
+      </w:r>
+      <w:r>
+        <w:t xml:space="preserve"> </w:t>
+      </w:r>
+      <w:r>
+        <w:t xml:space="preserve">FU:</w:t>
+      </w:r>
+      <w:r>
+        <w:t xml:space="preserve"> </w:t>
+      </w:r>
+      <w:r>
+        <w:rPr>
+          <w:i/>
+          <w:iCs/>
+        </w:rPr>
+        <w:t xml:space="preserve">black-height and the</w:t>
+      </w:r>
+      <w:r>
+        <w:rPr>
+          <w:i/>
+          <w:iCs/>
+        </w:rPr>
+        <w:t xml:space="preserve"> </w:t>
+      </w:r>
+      <w:r>
+        <w:rPr>
+          <w:i/>
+          <w:iCs/>
+        </w:rPr>
+        <w:t xml:space="preserve">no-red-red rule.</w:t>
+      </w:r>
+    </w:p>
+    <w:p>
+      <w:pPr>
+        <w:pStyle w:val="Compact"/>
+        <w:numPr>
+          <w:ilvl w:val="0"/>
+          <w:numId w:val="1022"/>
+        </w:numPr>
+      </w:pPr>
+      <w:r>
+        <w:rPr>
+          <w:i/>
+          <w:iCs/>
+        </w:rPr>
+        <w:t xml:space="preserve">Walk through a B-tree insertion that splits the root.</w:t>
+      </w:r>
+      <w:r>
+        <w:t xml:space="preserve"> </w:t>
+      </w:r>
+      <w:r>
+        <w:t xml:space="preserve">FU:</w:t>
+      </w:r>
+      <w:r>
+        <w:t xml:space="preserve"> </w:t>
+      </w:r>
+      <w:r>
+        <w:rPr>
+          <w:i/>
+          <w:iCs/>
+        </w:rPr>
+        <w:t xml:space="preserve">how does the tree</w:t>
+      </w:r>
+      <w:r>
+        <w:rPr>
+          <w:i/>
+          <w:iCs/>
+        </w:rPr>
+        <w:t xml:space="preserve"> </w:t>
+      </w:r>
+      <w:r>
+        <w:rPr>
+          <w:i/>
+          <w:iCs/>
+        </w:rPr>
+        <w:t xml:space="preserve">grow taller?</w:t>
+      </w:r>
+    </w:p>
+    <w:bookmarkEnd w:id="66"/>
+    <w:bookmarkStart w:id="67" w:name="module-8b-gate-sebi-rbi-isro-perspective"/>
+    <w:p>
+      <w:pPr>
+        <w:pStyle w:val="Heading2"/>
+      </w:pPr>
+      <w:r>
+        <w:t xml:space="preserve">Module 8b — GATE / SEBI / RBI / ISRO Perspective</w:t>
+      </w:r>
+    </w:p>
+    <w:p>
+      <w:pPr>
+        <w:pStyle w:val="Compact"/>
+        <w:numPr>
+          <w:ilvl w:val="0"/>
+          <w:numId w:val="1023"/>
+        </w:numPr>
+      </w:pPr>
+      <w:r>
+        <w:rPr>
+          <w:b/>
+          <w:bCs/>
+        </w:rPr>
+        <w:t xml:space="preserve">GATE favourites:</w:t>
+      </w:r>
+      <w:r>
+        <w:t xml:space="preserve"> </w:t>
+      </w:r>
+      <w:r>
+        <w:t xml:space="preserve">AVL</w:t>
+      </w:r>
+      <w:r>
+        <w:t xml:space="preserve"> </w:t>
+      </w:r>
+      <w:r>
+        <w:rPr>
+          <w:b/>
+          <w:bCs/>
+        </w:rPr>
+        <w:t xml:space="preserve">rotations and balance factors</w:t>
+      </w:r>
+      <w:r>
+        <w:t xml:space="preserve"> </w:t>
+      </w:r>
+      <w:r>
+        <w:t xml:space="preserve">(trace insertions),</w:t>
+      </w:r>
+      <w:r>
+        <w:t xml:space="preserve"> </w:t>
+      </w:r>
+      <w:r>
+        <w:t xml:space="preserve">Red-Black properties,</w:t>
+      </w:r>
+      <w:r>
+        <w:t xml:space="preserve"> </w:t>
+      </w:r>
+      <w:r>
+        <w:rPr>
+          <w:b/>
+          <w:bCs/>
+        </w:rPr>
+        <w:t xml:space="preserve">B/B+ tree order, number of keys/children, and</w:t>
+      </w:r>
+      <w:r>
+        <w:rPr>
+          <w:b/>
+          <w:bCs/>
+        </w:rPr>
+        <w:t xml:space="preserve"> </w:t>
+      </w:r>
+      <w:r>
+        <w:rPr>
+          <w:b/>
+          <w:bCs/>
+        </w:rPr>
+        <w:t xml:space="preserve">insertions/splits</w:t>
+      </w:r>
+      <w:r>
+        <w:t xml:space="preserve"> </w:t>
+      </w:r>
+      <w:r>
+        <w:t xml:space="preserve">(very frequently asked in DBMS too), segment/Fenwick</w:t>
+      </w:r>
+      <w:r>
+        <w:t xml:space="preserve"> </w:t>
+      </w:r>
+      <w:r>
+        <w:t xml:space="preserve">complexity.</w:t>
+      </w:r>
+    </w:p>
+    <w:p>
+      <w:pPr>
+        <w:pStyle w:val="Compact"/>
+        <w:numPr>
+          <w:ilvl w:val="0"/>
+          <w:numId w:val="1023"/>
+        </w:numPr>
+      </w:pPr>
+      <w:r>
+        <w:rPr>
+          <w:b/>
+          <w:bCs/>
+        </w:rPr>
+        <w:t xml:space="preserve">SEBI/RBI IT + DBMS:</w:t>
+      </w:r>
+      <w:r>
+        <w:t xml:space="preserve"> </w:t>
+      </w:r>
+      <w:r>
+        <w:t xml:space="preserve">B/B+ tree indexing is a core topic — see the DBMS notes.</w:t>
+      </w:r>
+    </w:p>
+    <w:p>
+      <w:r>
+        <w:pict>
+          <v:rect style="width:0;height:1.5pt" o:hralign="center" o:hrstd="t" o:hr="t"/>
+        </w:pict>
+      </w:r>
+    </w:p>
+    <w:p>
+      <w:pPr>
+        <w:pStyle w:val="FirstParagraph"/>
+      </w:pPr>
+      <w:r>
+        <w:rPr>
+          <w:i/>
+          <w:iCs/>
+        </w:rPr>
+        <w:t xml:space="preserve">End of Module 8b. Next: Module 9 — Heaps (binary heap deep-dive, heapsort,</w:t>
+      </w:r>
+      <w:r>
+        <w:rPr>
+          <w:i/>
+          <w:iCs/>
+        </w:rPr>
+        <w:t xml:space="preserve"> </w:t>
+      </w:r>
+      <w:r>
+        <w:rPr>
+          <w:i/>
+          <w:iCs/>
+        </w:rPr>
         <w:t xml:space="preserve">Fibonacci/pairing heaps, applications) — with visuals.</w:t>
       </w:r>
     </w:p>
-    <w:bookmarkEnd w:id="53"/>
-    <w:bookmarkEnd w:id="54"/>
+    <w:bookmarkEnd w:id="67"/>
+    <w:bookmarkEnd w:id="68"/>
     <w:sectPr>
       <w:footnotePr>
         <w:numRestart w:val="eachSect"/>
@@ -4443,6 +7641,109 @@
       </w:pPr>
     </w:lvl>
   </w:abstractNum>
+  <w:abstractNum w:abstractNumId="991">
+    <w:nsid w:val="0000A991"/>
+    <w:multiLevelType w:val="multilevel"/>
+    <w:lvl w:ilvl="0">
+      <w:numFmt w:val="bullet"/>
+      <w:lvlText w:val=""/>
+      <w:lvlJc w:val="left"/>
+      <w:pPr>
+        <w:ind w:left="720" w:hanging="360"/>
+      </w:pPr>
+      <w:rPr>
+        <w:rFonts w:ascii="Symbol" w:hAnsi="Symbol" w:cs="Symbol" w:hint="default"/>
+      </w:rPr>
+    </w:lvl>
+    <w:lvl w:ilvl="1">
+      <w:numFmt w:val="bullet"/>
+      <w:lvlText w:val="o"/>
+      <w:lvlJc w:val="left"/>
+      <w:pPr>
+        <w:ind w:left="1440" w:hanging="360"/>
+      </w:pPr>
+      <w:rPr>
+        <w:rFonts w:ascii="Courier New" w:hAnsi="Courier New" w:cs="Courier New" w:hint="default"/>
+      </w:rPr>
+    </w:lvl>
+    <w:lvl w:ilvl="2">
+      <w:numFmt w:val="bullet"/>
+      <w:lvlText w:val=""/>
+      <w:lvlJc w:val="left"/>
+      <w:pPr>
+        <w:ind w:left="2160" w:hanging="360"/>
+      </w:pPr>
+      <w:rPr>
+        <w:rFonts w:ascii="Wingdings" w:hAnsi="Wingdings" w:cs="Wingdings" w:hint="default"/>
+      </w:rPr>
+    </w:lvl>
+    <w:lvl w:ilvl="3">
+      <w:numFmt w:val="bullet"/>
+      <w:lvlText w:val=""/>
+      <w:lvlJc w:val="left"/>
+      <w:pPr>
+        <w:ind w:left="2880" w:hanging="360"/>
+      </w:pPr>
+      <w:rPr>
+        <w:rFonts w:ascii="Symbol" w:hAnsi="Symbol" w:cs="Symbol" w:hint="default"/>
+      </w:rPr>
+    </w:lvl>
+    <w:lvl w:ilvl="4">
+      <w:numFmt w:val="bullet"/>
+      <w:lvlText w:val="o"/>
+      <w:lvlJc w:val="left"/>
+      <w:pPr>
+        <w:ind w:left="3600" w:hanging="360"/>
+      </w:pPr>
+      <w:rPr>
+        <w:rFonts w:ascii="Courier New" w:hAnsi="Courier New" w:cs="Courier New" w:hint="default"/>
+      </w:rPr>
+    </w:lvl>
+    <w:lvl w:ilvl="5">
+      <w:numFmt w:val="bullet"/>
+      <w:lvlText w:val=""/>
+      <w:lvlJc w:val="left"/>
+      <w:pPr>
+        <w:ind w:left="4320" w:hanging="360"/>
+      </w:pPr>
+      <w:rPr>
+        <w:rFonts w:ascii="Wingdings" w:hAnsi="Wingdings" w:cs="Wingdings" w:hint="default"/>
+      </w:rPr>
+    </w:lvl>
+    <w:lvl w:ilvl="6">
+      <w:numFmt w:val="bullet"/>
+      <w:lvlText w:val=""/>
+      <w:lvlJc w:val="left"/>
+      <w:pPr>
+        <w:ind w:left="5040" w:hanging="360"/>
+      </w:pPr>
+      <w:rPr>
+        <w:rFonts w:ascii="Symbol" w:hAnsi="Symbol" w:cs="Symbol" w:hint="default"/>
+      </w:rPr>
+    </w:lvl>
+    <w:lvl w:ilvl="7">
+      <w:numFmt w:val="bullet"/>
+      <w:lvlText w:val="o"/>
+      <w:lvlJc w:val="left"/>
+      <w:pPr>
+        <w:ind w:left="5760" w:hanging="360"/>
+      </w:pPr>
+      <w:rPr>
+        <w:rFonts w:ascii="Courier New" w:hAnsi="Courier New" w:cs="Courier New" w:hint="default"/>
+      </w:rPr>
+    </w:lvl>
+    <w:lvl w:ilvl="8">
+      <w:numFmt w:val="bullet"/>
+      <w:lvlText w:val=""/>
+      <w:lvlJc w:val="left"/>
+      <w:pPr>
+        <w:ind w:left="6480" w:hanging="360"/>
+      </w:pPr>
+      <w:rPr>
+        <w:rFonts w:ascii="Wingdings" w:hAnsi="Wingdings" w:cs="Wingdings" w:hint="default"/>
+      </w:rPr>
+    </w:lvl>
+  </w:abstractNum>
   <w:abstractNum w:abstractNumId="99411">
     <w:nsid w:val="00A99411"/>
     <w:multiLevelType w:val="multilevel"/>
@@ -4528,171 +7829,14 @@
       </w:pPr>
     </w:lvl>
   </w:abstractNum>
-  <w:abstractNum w:abstractNumId="991">
-    <w:nsid w:val="0000A991"/>
-    <w:multiLevelType w:val="multilevel"/>
-    <w:lvl w:ilvl="0">
-      <w:numFmt w:val="bullet"/>
-      <w:lvlText w:val=""/>
-      <w:lvlJc w:val="left"/>
-      <w:pPr>
-        <w:ind w:left="720" w:hanging="360"/>
-      </w:pPr>
-      <w:rPr>
-        <w:rFonts w:ascii="Symbol" w:hAnsi="Symbol" w:cs="Symbol" w:hint="default"/>
-      </w:rPr>
-    </w:lvl>
-    <w:lvl w:ilvl="1">
-      <w:numFmt w:val="bullet"/>
-      <w:lvlText w:val="o"/>
-      <w:lvlJc w:val="left"/>
-      <w:pPr>
-        <w:ind w:left="1440" w:hanging="360"/>
-      </w:pPr>
-      <w:rPr>
-        <w:rFonts w:ascii="Courier New" w:hAnsi="Courier New" w:cs="Courier New" w:hint="default"/>
-      </w:rPr>
-    </w:lvl>
-    <w:lvl w:ilvl="2">
-      <w:numFmt w:val="bullet"/>
-      <w:lvlText w:val=""/>
-      <w:lvlJc w:val="left"/>
-      <w:pPr>
-        <w:ind w:left="2160" w:hanging="360"/>
-      </w:pPr>
-      <w:rPr>
-        <w:rFonts w:ascii="Wingdings" w:hAnsi="Wingdings" w:cs="Wingdings" w:hint="default"/>
-      </w:rPr>
-    </w:lvl>
-    <w:lvl w:ilvl="3">
-      <w:numFmt w:val="bullet"/>
-      <w:lvlText w:val=""/>
-      <w:lvlJc w:val="left"/>
-      <w:pPr>
-        <w:ind w:left="2880" w:hanging="360"/>
-      </w:pPr>
-      <w:rPr>
-        <w:rFonts w:ascii="Symbol" w:hAnsi="Symbol" w:cs="Symbol" w:hint="default"/>
-      </w:rPr>
-    </w:lvl>
-    <w:lvl w:ilvl="4">
-      <w:numFmt w:val="bullet"/>
-      <w:lvlText w:val="o"/>
-      <w:lvlJc w:val="left"/>
-      <w:pPr>
-        <w:ind w:left="3600" w:hanging="360"/>
-      </w:pPr>
-      <w:rPr>
-        <w:rFonts w:ascii="Courier New" w:hAnsi="Courier New" w:cs="Courier New" w:hint="default"/>
-      </w:rPr>
-    </w:lvl>
-    <w:lvl w:ilvl="5">
-      <w:numFmt w:val="bullet"/>
-      <w:lvlText w:val=""/>
-      <w:lvlJc w:val="left"/>
-      <w:pPr>
-        <w:ind w:left="4320" w:hanging="360"/>
-      </w:pPr>
-      <w:rPr>
-        <w:rFonts w:ascii="Wingdings" w:hAnsi="Wingdings" w:cs="Wingdings" w:hint="default"/>
-      </w:rPr>
-    </w:lvl>
-    <w:lvl w:ilvl="6">
-      <w:numFmt w:val="bullet"/>
-      <w:lvlText w:val=""/>
-      <w:lvlJc w:val="left"/>
-      <w:pPr>
-        <w:ind w:left="5040" w:hanging="360"/>
-      </w:pPr>
-      <w:rPr>
-        <w:rFonts w:ascii="Symbol" w:hAnsi="Symbol" w:cs="Symbol" w:hint="default"/>
-      </w:rPr>
-    </w:lvl>
-    <w:lvl w:ilvl="7">
-      <w:numFmt w:val="bullet"/>
-      <w:lvlText w:val="o"/>
-      <w:lvlJc w:val="left"/>
-      <w:pPr>
-        <w:ind w:left="5760" w:hanging="360"/>
-      </w:pPr>
-      <w:rPr>
-        <w:rFonts w:ascii="Courier New" w:hAnsi="Courier New" w:cs="Courier New" w:hint="default"/>
-      </w:rPr>
-    </w:lvl>
-    <w:lvl w:ilvl="8">
-      <w:numFmt w:val="bullet"/>
-      <w:lvlText w:val=""/>
-      <w:lvlJc w:val="left"/>
-      <w:pPr>
-        <w:ind w:left="6480" w:hanging="360"/>
-      </w:pPr>
-      <w:rPr>
-        <w:rFonts w:ascii="Wingdings" w:hAnsi="Wingdings" w:cs="Wingdings" w:hint="default"/>
-      </w:rPr>
-    </w:lvl>
-  </w:abstractNum>
   <w:num w:numId="1000">
     <w:abstractNumId w:val="990"/>
   </w:num>
   <w:num w:numId="1001">
-    <w:abstractNumId w:val="99411"/>
-    <w:lvlOverride w:ilvl="0">
-      <w:startOverride w:val="1"/>
-    </w:lvlOverride>
-    <w:lvlOverride w:ilvl="1">
-      <w:startOverride w:val="1"/>
-    </w:lvlOverride>
-    <w:lvlOverride w:ilvl="2">
-      <w:startOverride w:val="1"/>
-    </w:lvlOverride>
-    <w:lvlOverride w:ilvl="3">
-      <w:startOverride w:val="1"/>
-    </w:lvlOverride>
-    <w:lvlOverride w:ilvl="4">
-      <w:startOverride w:val="1"/>
-    </w:lvlOverride>
-    <w:lvlOverride w:ilvl="5">
-      <w:startOverride w:val="1"/>
-    </w:lvlOverride>
-    <w:lvlOverride w:ilvl="6">
-      <w:startOverride w:val="1"/>
-    </w:lvlOverride>
-    <w:lvlOverride w:ilvl="7">
-      <w:startOverride w:val="1"/>
-    </w:lvlOverride>
-    <w:lvlOverride w:ilvl="8">
-      <w:startOverride w:val="1"/>
-    </w:lvlOverride>
+    <w:abstractNumId w:val="991"/>
   </w:num>
   <w:num w:numId="1002">
-    <w:abstractNumId w:val="99411"/>
-    <w:lvlOverride w:ilvl="0">
-      <w:startOverride w:val="1"/>
-    </w:lvlOverride>
-    <w:lvlOverride w:ilvl="1">
-      <w:startOverride w:val="1"/>
-    </w:lvlOverride>
-    <w:lvlOverride w:ilvl="2">
-      <w:startOverride w:val="1"/>
-    </w:lvlOverride>
-    <w:lvlOverride w:ilvl="3">
-      <w:startOverride w:val="1"/>
-    </w:lvlOverride>
-    <w:lvlOverride w:ilvl="4">
-      <w:startOverride w:val="1"/>
-    </w:lvlOverride>
-    <w:lvlOverride w:ilvl="5">
-      <w:startOverride w:val="1"/>
-    </w:lvlOverride>
-    <w:lvlOverride w:ilvl="6">
-      <w:startOverride w:val="1"/>
-    </w:lvlOverride>
-    <w:lvlOverride w:ilvl="7">
-      <w:startOverride w:val="1"/>
-    </w:lvlOverride>
-    <w:lvlOverride w:ilvl="8">
-      <w:startOverride w:val="1"/>
-    </w:lvlOverride>
+    <w:abstractNumId w:val="991"/>
   </w:num>
   <w:num w:numId="1003">
     <w:abstractNumId w:val="99411"/>
@@ -4725,9 +7869,6 @@
     </w:lvlOverride>
   </w:num>
   <w:num w:numId="1004">
-    <w:abstractNumId w:val="991"/>
-  </w:num>
-  <w:num w:numId="1005">
     <w:abstractNumId w:val="99411"/>
     <w:lvlOverride w:ilvl="0">
       <w:startOverride w:val="1"/>
@@ -4757,13 +7898,13 @@
       <w:startOverride w:val="1"/>
     </w:lvlOverride>
   </w:num>
+  <w:num w:numId="1005">
+    <w:abstractNumId w:val="991"/>
+  </w:num>
   <w:num w:numId="1006">
     <w:abstractNumId w:val="991"/>
   </w:num>
   <w:num w:numId="1007">
-    <w:abstractNumId w:val="991"/>
-  </w:num>
-  <w:num w:numId="1008">
     <w:abstractNumId w:val="99411"/>
     <w:lvlOverride w:ilvl="0">
       <w:startOverride w:val="1"/>
@@ -4793,13 +7934,10 @@
       <w:startOverride w:val="1"/>
     </w:lvlOverride>
   </w:num>
-  <w:num w:numId="1009">
+  <w:num w:numId="1008">
     <w:abstractNumId w:val="991"/>
   </w:num>
-  <w:num w:numId="1010">
-    <w:abstractNumId w:val="991"/>
-  </w:num>
-  <w:num w:numId="1011">
+  <w:num w:numId="1009">
     <w:abstractNumId w:val="99411"/>
     <w:lvlOverride w:ilvl="0">
       <w:startOverride w:val="1"/>
@@ -4829,19 +7967,16 @@
       <w:startOverride w:val="1"/>
     </w:lvlOverride>
   </w:num>
+  <w:num w:numId="1010">
+    <w:abstractNumId w:val="991"/>
+  </w:num>
+  <w:num w:numId="1011">
+    <w:abstractNumId w:val="991"/>
+  </w:num>
   <w:num w:numId="1012">
     <w:abstractNumId w:val="991"/>
   </w:num>
   <w:num w:numId="1013">
-    <w:abstractNumId w:val="991"/>
-  </w:num>
-  <w:num w:numId="1014">
-    <w:abstractNumId w:val="991"/>
-  </w:num>
-  <w:num w:numId="1015">
-    <w:abstractNumId w:val="991"/>
-  </w:num>
-  <w:num w:numId="1016">
     <w:abstractNumId w:val="99411"/>
     <w:lvlOverride w:ilvl="0">
       <w:startOverride w:val="1"/>
@@ -4871,7 +8006,88 @@
       <w:startOverride w:val="1"/>
     </w:lvlOverride>
   </w:num>
+  <w:num w:numId="1014">
+    <w:abstractNumId w:val="991"/>
+  </w:num>
+  <w:num w:numId="1015">
+    <w:abstractNumId w:val="991"/>
+  </w:num>
+  <w:num w:numId="1016">
+    <w:abstractNumId w:val="991"/>
+  </w:num>
   <w:num w:numId="1017">
+    <w:abstractNumId w:val="99411"/>
+    <w:lvlOverride w:ilvl="0">
+      <w:startOverride w:val="1"/>
+    </w:lvlOverride>
+    <w:lvlOverride w:ilvl="1">
+      <w:startOverride w:val="1"/>
+    </w:lvlOverride>
+    <w:lvlOverride w:ilvl="2">
+      <w:startOverride w:val="1"/>
+    </w:lvlOverride>
+    <w:lvlOverride w:ilvl="3">
+      <w:startOverride w:val="1"/>
+    </w:lvlOverride>
+    <w:lvlOverride w:ilvl="4">
+      <w:startOverride w:val="1"/>
+    </w:lvlOverride>
+    <w:lvlOverride w:ilvl="5">
+      <w:startOverride w:val="1"/>
+    </w:lvlOverride>
+    <w:lvlOverride w:ilvl="6">
+      <w:startOverride w:val="1"/>
+    </w:lvlOverride>
+    <w:lvlOverride w:ilvl="7">
+      <w:startOverride w:val="1"/>
+    </w:lvlOverride>
+    <w:lvlOverride w:ilvl="8">
+      <w:startOverride w:val="1"/>
+    </w:lvlOverride>
+  </w:num>
+  <w:num w:numId="1018">
+    <w:abstractNumId w:val="991"/>
+  </w:num>
+  <w:num w:numId="1019">
+    <w:abstractNumId w:val="991"/>
+  </w:num>
+  <w:num w:numId="1020">
+    <w:abstractNumId w:val="991"/>
+  </w:num>
+  <w:num w:numId="1021">
+    <w:abstractNumId w:val="991"/>
+  </w:num>
+  <w:num w:numId="1022">
+    <w:abstractNumId w:val="99411"/>
+    <w:lvlOverride w:ilvl="0">
+      <w:startOverride w:val="1"/>
+    </w:lvlOverride>
+    <w:lvlOverride w:ilvl="1">
+      <w:startOverride w:val="1"/>
+    </w:lvlOverride>
+    <w:lvlOverride w:ilvl="2">
+      <w:startOverride w:val="1"/>
+    </w:lvlOverride>
+    <w:lvlOverride w:ilvl="3">
+      <w:startOverride w:val="1"/>
+    </w:lvlOverride>
+    <w:lvlOverride w:ilvl="4">
+      <w:startOverride w:val="1"/>
+    </w:lvlOverride>
+    <w:lvlOverride w:ilvl="5">
+      <w:startOverride w:val="1"/>
+    </w:lvlOverride>
+    <w:lvlOverride w:ilvl="6">
+      <w:startOverride w:val="1"/>
+    </w:lvlOverride>
+    <w:lvlOverride w:ilvl="7">
+      <w:startOverride w:val="1"/>
+    </w:lvlOverride>
+    <w:lvlOverride w:ilvl="8">
+      <w:startOverride w:val="1"/>
+    </w:lvlOverride>
+  </w:num>
+  <w:num w:numId="1023">
     <w:abstractNumId w:val="991"/>
   </w:num>
 </w:numbering>

--- a/SITP/DSA-Notes/M08b_Trees_Balanced_Range.docx
+++ b/SITP/DSA-Notes/M08b_Trees_Balanced_Range.docx
@@ -8629,24 +8629,34 @@
   <w:style w:default="1" w:styleId="Table" w:type="table">
     <w:name w:val="Table"/>
     <w:basedOn w:val="TableNormal"/>
-    <w:semiHidden/>
-    <w:unhideWhenUsed/>
     <w:qFormat/>
     <w:tblPr>
       <w:tblInd w:type="dxa" w:w="0"/>
+      <w:tblBorders>
+        <w:top w:color="808080" w:space="0" w:sz="4" w:val="single"/>
+        <w:left w:color="808080" w:space="0" w:sz="4" w:val="single"/>
+        <w:bottom w:color="808080" w:space="0" w:sz="4" w:val="single"/>
+        <w:right w:color="808080" w:space="0" w:sz="4" w:val="single"/>
+        <w:insideH w:color="BFBFBF" w:space="0" w:sz="4" w:val="single"/>
+        <w:insideV w:color="BFBFBF" w:space="0" w:sz="4" w:val="single"/>
+      </w:tblBorders>
       <w:tblCellMar>
-        <w:top w:type="dxa" w:w="0"/>
+        <w:top w:type="dxa" w:w="40"/>
         <w:left w:type="dxa" w:w="108"/>
-        <w:bottom w:type="dxa" w:w="0"/>
+        <w:bottom w:type="dxa" w:w="40"/>
         <w:right w:type="dxa" w:w="108"/>
       </w:tblCellMar>
     </w:tblPr>
     <w:tblStylePr w:type="firstRow">
+      <w:rPr>
+        <w:b/>
+      </w:rPr>
       <w:tcPr>
+        <w:shd w:color="auto" w:fill="DDEBF7" w:val="clear"/>
         <w:tcBorders>
-          <w:bottom w:val="single"/>
+          <w:bottom w:color="1F4E78" w:space="0" w:sz="8" w:val="single"/>
         </w:tcBorders>
-        <w:vAlign w:val="bottom"/>
+        <w:vAlign w:val="center"/>
       </w:tcPr>
     </w:tblStylePr>
   </w:style>
